--- a/entrega-templates/manuais/PCMD-W1-Manual-Gestao-Ativos.docx
+++ b/entrega-templates/manuais/PCMD-W1-Manual-Gestao-Ativos.docx
@@ -12,7 +12,7 @@
     </w:p>
     <w:p>
       <w:pPr>
-        <w:spacing w:before="120"/>
+        <w:spacing w:before="80" w:after="200"/>
       </w:pPr>
       <w:r>
         <w:rPr>
@@ -444,34 +444,14 @@
     </w:tbl>
     <w:p>
       <w:pPr>
-        <w:spacing w:after="40"/>
-      </w:pPr>
-    </w:p>
-    <w:p>
-      <w:pPr>
-        <w:pStyle w:val="DestaquePCMD"/>
-        <w:pBdr>
-          <w:left w:val="single" w:sz="24" w:space="8" w:color="B85C00"/>
-        </w:pBdr>
-        <w:shd w:val="clear" w:color="auto" w:fill="FFF4C2"/>
+        <w:spacing w:before="80"/>
       </w:pPr>
       <w:r>
         <w:rPr>
-          <w:b/>
-          <w:color w:val="B85C00"/>
+          <w:color w:val="8C96A0"/>
+          <w:sz w:val="16"/>
         </w:rPr>
-        <w:t xml:space="preserve">AVISO  </w:t>
-      </w:r>
-      <w:r>
-        <w:t>O material apoia a organização do PCM e não substitui a avaliação de profissional habilitado nem o texto oficial das normas. As periodicidades são base genérica e devem ser confirmadas com o manual do fabricante.</w:t>
-      </w:r>
-    </w:p>
-    <w:p>
-      <w:pPr>
-        <w:pStyle w:val="NotaPCMD"/>
-      </w:pPr>
-      <w:r>
-        <w:t>Aprovador: preencher somente após aprovação efetiva. Este modelo não registra nem presume aprovação. Modelo PCM Direto 1.0.0 (23/10/2026) · Thiago Oliveira Lima · pcmdireto@gmail.com · Licença MIT.</w:t>
+        <w:t>Modelo PCM Direto 1.0.0 · Thiago Oliveira Lima · pcmdireto@gmail.com · Licença MIT</w:t>
       </w:r>
     </w:p>
     <w:p>
@@ -496,108 +476,11 @@
         <w:t xml:space="preserve"> cadastra, identifica, classifica e mantém o histórico dos seus ativos de manutenção, com os registros do PCM Direto e os modelos PCMD.</w:t>
       </w:r>
     </w:p>
-    <w:tbl>
-      <w:tblPr>
-        <w:tblStyle w:val="TableGrid"/>
-        <w:tblW w:type="auto" w:w="0"/>
-        <w:jc w:val="center"/>
-        <w:tblLayout w:type="fixed"/>
-        <w:tblLook w:firstColumn="1" w:firstRow="1" w:lastColumn="0" w:lastRow="0" w:noHBand="0" w:noVBand="1" w:val="04A0"/>
-        <w:tblLayout w:type="fixed"/>
-        <w:tblBorders>
-          <w:top w:val="single" w:sz="8" w:space="0" w:color="0B3D63"/>
-          <w:left w:val="nil"/>
-          <w:bottom w:val="single" w:sz="8" w:space="0" w:color="0B3D63"/>
-          <w:right w:val="nil"/>
-          <w:insideH w:val="single" w:sz="4" w:space="0" w:color="D5DDE5"/>
-          <w:insideV w:val="nil"/>
-        </w:tblBorders>
-        <w:tblCellMar>
-          <w:top w:w="45" w:type="dxa"/>
-          <w:bottom w:w="45" w:type="dxa"/>
-          <w:left w:w="85" w:type="dxa"/>
-          <w:right w:w="85" w:type="dxa"/>
-        </w:tblCellMar>
-      </w:tblPr>
-      <w:tblGrid>
-        <w:gridCol w:w="4819"/>
-        <w:gridCol w:w="4819"/>
-      </w:tblGrid>
-      <w:tr>
-        <w:trPr>
-          <w:tblHeader w:val="true"/>
-          <w:cantSplit/>
-        </w:trPr>
-        <w:tc>
-          <w:tcPr>
-            <w:tcW w:type="dxa" w:w="4819"/>
-            <w:shd w:val="clear" w:color="auto" w:fill="0B3D63"/>
-          </w:tcPr>
-          <w:p>
-            <w:pPr>
-              <w:pStyle w:val="TabelaPCMD"/>
-            </w:pPr>
-            <w:r>
-              <w:rPr>
-                <w:b/>
-                <w:color w:val="FFFFFF"/>
-              </w:rPr>
-              <w:t>Dentro do escopo</w:t>
-            </w:r>
-          </w:p>
-        </w:tc>
-        <w:tc>
-          <w:tcPr>
-            <w:tcW w:type="dxa" w:w="4819"/>
-            <w:shd w:val="clear" w:color="auto" w:fill="0B3D63"/>
-          </w:tcPr>
-          <w:p>
-            <w:pPr>
-              <w:pStyle w:val="TabelaPCMD"/>
-            </w:pPr>
-            <w:r>
-              <w:rPr>
-                <w:b/>
-                <w:color w:val="FFFFFF"/>
-              </w:rPr>
-              <w:t>Fora do escopo</w:t>
-            </w:r>
-          </w:p>
-        </w:tc>
-      </w:tr>
-      <w:tr>
-        <w:trPr>
-          <w:cantSplit/>
-        </w:trPr>
-        <w:tc>
-          <w:tcPr>
-            <w:tcW w:type="dxa" w:w="4819"/>
-          </w:tcPr>
-          <w:p>
-            <w:pPr>
-              <w:pStyle w:val="TabelaPCMD"/>
-            </w:pPr>
-            <w:r>
-              <w:t>Cadastro e hierarquia, IDs e TAGs, setores, criticidade, responsáveis, histórico, requisitos e controle documental.</w:t>
-            </w:r>
-          </w:p>
-        </w:tc>
-        <w:tc>
-          <w:tcPr>
-            <w:tcW w:type="dxa" w:w="4819"/>
-          </w:tcPr>
-          <w:p>
-            <w:pPr>
-              <w:pStyle w:val="TabelaPCMD"/>
-            </w:pPr>
-            <w:r>
-              <w:t>Procedimentos de execução, indicadores sem regra aprovada e qualquer declaração de conformidade legal.</w:t>
-            </w:r>
-          </w:p>
-        </w:tc>
-      </w:tr>
-    </w:tbl>
-    <w:p/>
+    <w:p>
+      <w:r>
+        <w:t>Inclui cadastro e hierarquia, IDs e TAGs, setores, criticidade, responsáveis, histórico, requisitos e controle documental. Não inclui procedimentos de execução, indicadores sem regra aprovada nem declaração de conformidade legal.</w:t>
+      </w:r>
+    </w:p>
     <w:p>
       <w:pPr>
         <w:pStyle w:val="Heading1"/>
@@ -2560,17 +2443,10 @@
       <w:pPr>
         <w:pStyle w:val="DestaquePCMD"/>
         <w:pBdr>
-          <w:left w:val="single" w:sz="24" w:space="8" w:color="7A0019"/>
+          <w:left w:val="single" w:sz="18" w:space="8" w:color="0B3D63"/>
         </w:pBdr>
-        <w:shd w:val="clear" w:color="auto" w:fill="FBE7EA"/>
+        <w:shd w:val="clear" w:color="auto" w:fill="F4F7FA"/>
       </w:pPr>
-      <w:r>
-        <w:rPr>
-          <w:b/>
-          <w:color w:val="7A0019"/>
-        </w:rPr>
-        <w:t xml:space="preserve">IMPORTANTE  </w:t>
-      </w:r>
       <w:r>
         <w:t>A classe não altera frequências, tarefas nem proteções de segurança. Mudanças no plano são decisão registrada do profissional responsável.</w:t>
       </w:r>
@@ -2859,17 +2735,10 @@
       <w:pPr>
         <w:pStyle w:val="DestaquePCMD"/>
         <w:pBdr>
-          <w:left w:val="single" w:sz="24" w:space="8" w:color="0B3D63"/>
+          <w:left w:val="single" w:sz="18" w:space="8" w:color="0B3D63"/>
         </w:pBdr>
         <w:shd w:val="clear" w:color="auto" w:fill="F4F7FA"/>
       </w:pPr>
-      <w:r>
-        <w:rPr>
-          <w:b/>
-          <w:color w:val="0B3D63"/>
-        </w:rPr>
-        <w:t xml:space="preserve">REGRA  </w:t>
-      </w:r>
       <w:r>
         <w:t>Cada referência começa Não verificado. Verificado exige fonte oficial HTTPS, versão e data; registra a conferência do responsável e não certifica conformidade. Não cite número de norma sem essas informações.</w:t>
       </w:r>
@@ -3444,17 +3313,10 @@
       <w:pPr>
         <w:pStyle w:val="DestaquePCMD"/>
         <w:pBdr>
-          <w:left w:val="single" w:sz="24" w:space="8" w:color="0B3D63"/>
+          <w:left w:val="single" w:sz="18" w:space="8" w:color="0B3D63"/>
         </w:pBdr>
         <w:shd w:val="clear" w:color="auto" w:fill="F4F7FA"/>
       </w:pPr>
-      <w:r>
-        <w:rPr>
-          <w:b/>
-          <w:color w:val="0B3D63"/>
-        </w:rPr>
-        <w:t xml:space="preserve">CATÁLOGO  </w:t>
-      </w:r>
       <w:r>
         <w:t>Ao usar um modelo do catálogo colaborativo, cria-se um ativo local; não há sincronização automática. Pessoas, organização, falhas e execuções são locais e não devem ser publicadas. Este manual e as planilhas não consultam a internet nem enviam dados.</w:t>
       </w:r>
@@ -5338,7 +5200,7 @@
       <w:spacing w:before="280" w:after="80"/>
       <w:outlineLvl w:val="0"/>
       <w:pBdr>
-        <w:bottom w:val="single" w:sz="8" w:space="3" w:color="B85C00"/>
+        <w:bottom w:val="single" w:sz="6" w:space="3" w:color="D5DDE5"/>
       </w:pBdr>
     </w:pPr>
     <w:rPr>
@@ -5369,7 +5231,7 @@
       <w:rFonts w:ascii="Arial" w:hAnsi="Arial" w:cs="Arial" w:eastAsia="Arial"/>
       <w:b/>
       <w:bCs/>
-      <w:color w:val="B85C00"/>
+      <w:color w:val="0B3D63"/>
       <w:sz w:val="22"/>
       <w:szCs w:val="26"/>
     </w:rPr>
@@ -5628,22 +5490,18 @@
       <w:keepNext/>
       <w:pBdr>
         <w:bottom w:val="single" w:sz="8" w:space="4" w:color="4F81BD" w:themeColor="accent1"/>
-        <w:top w:val="single" w:sz="24" w:space="10" w:color="0B3D63"/>
-        <w:left w:val="single" w:sz="24" w:space="10" w:color="0B3D63"/>
-        <w:bottom w:val="single" w:sz="24" w:space="10" w:color="0B3D63"/>
-        <w:right w:val="single" w:sz="24" w:space="10" w:color="0B3D63"/>
+        <w:bottom w:val="single" w:sz="12" w:space="4" w:color="0B3D63"/>
       </w:pBdr>
-      <w:spacing w:after="0" w:line="240" w:lineRule="auto" w:before="160"/>
+      <w:spacing w:after="40" w:line="240" w:lineRule="auto" w:before="160"/>
       <w:contextualSpacing/>
-      <w:shd w:val="clear" w:color="auto" w:fill="0B3D63"/>
     </w:pPr>
     <w:rPr>
       <w:rFonts w:ascii="Arial" w:hAnsi="Arial" w:cs="Arial" w:eastAsia="Arial"/>
       <w:b/>
-      <w:color w:val="FFFFFF"/>
+      <w:color w:val="0B3D63"/>
       <w:spacing w:val="5"/>
       <w:kern w:val="28"/>
-      <w:sz w:val="44"/>
+      <w:sz w:val="40"/>
       <w:szCs w:val="52"/>
     </w:rPr>
   </w:style>

--- a/entrega-templates/manuais/PCMD-W1-Manual-Gestao-Ativos.docx
+++ b/entrega-templates/manuais/PCMD-W1-Manual-Gestao-Ativos.docx
@@ -4,462 +4,10 @@
   <w:body>
     <w:p>
       <w:pPr>
-        <w:pStyle w:val="Title"/>
-      </w:pPr>
-      <w:r>
-        <w:t>Manual de Gestão de Ativos</w:t>
-      </w:r>
-    </w:p>
-    <w:p>
-      <w:pPr>
-        <w:spacing w:before="80" w:after="200"/>
-      </w:pPr>
-      <w:r>
-        <w:rPr>
-          <w:b/>
-          <w:color w:val="B85C00"/>
-        </w:rPr>
-        <w:t xml:space="preserve">PCMD-W1  ·  </w:t>
-      </w:r>
-      <w:r>
-        <w:rPr>
-          <w:color w:val="5B6875"/>
-        </w:rPr>
-        <w:t>Como cadastrar, identificar, classificar e preservar o histórico dos ativos.</w:t>
-      </w:r>
-    </w:p>
-    <w:tbl>
-      <w:tblPr>
-        <w:tblW w:type="auto" w:w="0"/>
-        <w:jc w:val="center"/>
-        <w:tblLayout w:type="fixed"/>
-        <w:tblLook w:firstColumn="1" w:firstRow="1" w:lastColumn="0" w:lastRow="0" w:noHBand="0" w:noVBand="1" w:val="04A0"/>
-        <w:tblLayout w:type="fixed"/>
-        <w:tblBorders>
-          <w:top w:val="single" w:sz="8" w:space="0" w:color="D5DDE5"/>
-          <w:left w:val="nil"/>
-          <w:bottom w:val="single" w:sz="8" w:space="0" w:color="D5DDE5"/>
-          <w:right w:val="nil"/>
-          <w:insideH w:val="single" w:sz="4" w:space="0" w:color="D5DDE5"/>
-          <w:insideV w:val="nil"/>
-        </w:tblBorders>
-        <w:tblCellMar>
-          <w:top w:w="45" w:type="dxa"/>
-          <w:bottom w:w="45" w:type="dxa"/>
-          <w:left w:w="85" w:type="dxa"/>
-          <w:right w:w="85" w:type="dxa"/>
-        </w:tblCellMar>
-      </w:tblPr>
-      <w:tblGrid>
-        <w:gridCol w:w="1701"/>
-        <w:gridCol w:w="3118"/>
-        <w:gridCol w:w="1701"/>
-        <w:gridCol w:w="3118"/>
-      </w:tblGrid>
-      <w:tr>
-        <w:trPr>
-          <w:cantSplit/>
-        </w:trPr>
-        <w:tc>
-          <w:tcPr>
-            <w:tcW w:type="dxa" w:w="1701"/>
-            <w:shd w:val="clear" w:color="auto" w:fill="EEF3F8"/>
-          </w:tcPr>
-          <w:p>
-            <w:pPr>
-              <w:pStyle w:val="TabelaPCMD"/>
-            </w:pPr>
-            <w:r>
-              <w:rPr>
-                <w:b/>
-                <w:color w:val="5B6875"/>
-                <w:sz w:val="16"/>
-              </w:rPr>
-              <w:t>Organização</w:t>
-            </w:r>
-          </w:p>
-        </w:tc>
-        <w:tc>
-          <w:tcPr>
-            <w:tcW w:type="dxa" w:w="3118"/>
-          </w:tcPr>
-          <w:p>
-            <w:pPr>
-              <w:pStyle w:val="TabelaPCMD"/>
-            </w:pPr>
-            <w:r>
-              <w:rPr>
-                <w:rStyle w:val="MarcadorPCMD"/>
-                <w:b/>
-              </w:rPr>
-              <w:t>{{organizacao.nome}}</w:t>
-            </w:r>
-          </w:p>
-        </w:tc>
-        <w:tc>
-          <w:tcPr>
-            <w:tcW w:type="dxa" w:w="1701"/>
-            <w:shd w:val="clear" w:color="auto" w:fill="EEF3F8"/>
-          </w:tcPr>
-          <w:p>
-            <w:pPr>
-              <w:pStyle w:val="TabelaPCMD"/>
-            </w:pPr>
-            <w:r>
-              <w:rPr>
-                <w:b/>
-                <w:color w:val="5B6875"/>
-                <w:sz w:val="16"/>
-              </w:rPr>
-              <w:t>Referencial</w:t>
-            </w:r>
-          </w:p>
-        </w:tc>
-        <w:tc>
-          <w:tcPr>
-            <w:tcW w:type="dxa" w:w="3118"/>
-          </w:tcPr>
-          <w:p>
-            <w:pPr>
-              <w:pStyle w:val="TabelaPCMD"/>
-            </w:pPr>
-            <w:r>
-              <w:rPr>
-                <w:rStyle w:val="MarcadorPCMD"/>
-                <w:b/>
-              </w:rPr>
-              <w:t>{{organizacao.referencial}}</w:t>
-            </w:r>
-          </w:p>
-        </w:tc>
-      </w:tr>
-      <w:tr>
-        <w:trPr>
-          <w:cantSplit/>
-        </w:trPr>
-        <w:tc>
-          <w:tcPr>
-            <w:tcW w:type="dxa" w:w="1701"/>
-            <w:shd w:val="clear" w:color="auto" w:fill="EEF3F8"/>
-          </w:tcPr>
-          <w:p>
-            <w:pPr>
-              <w:pStyle w:val="TabelaPCMD"/>
-            </w:pPr>
-            <w:r>
-              <w:rPr>
-                <w:b/>
-                <w:color w:val="5B6875"/>
-                <w:sz w:val="16"/>
-              </w:rPr>
-              <w:t>Revisão</w:t>
-            </w:r>
-          </w:p>
-        </w:tc>
-        <w:tc>
-          <w:tcPr>
-            <w:tcW w:type="dxa" w:w="3118"/>
-          </w:tcPr>
-          <w:p>
-            <w:pPr>
-              <w:pStyle w:val="TabelaPCMD"/>
-            </w:pPr>
-            <w:r>
-              <w:rPr>
-                <w:rStyle w:val="MarcadorPCMD"/>
-                <w:b/>
-              </w:rPr>
-              <w:t>{{documento.revisao}}</w:t>
-            </w:r>
-          </w:p>
-        </w:tc>
-        <w:tc>
-          <w:tcPr>
-            <w:tcW w:type="dxa" w:w="1701"/>
-            <w:shd w:val="clear" w:color="auto" w:fill="EEF3F8"/>
-          </w:tcPr>
-          <w:p>
-            <w:pPr>
-              <w:pStyle w:val="TabelaPCMD"/>
-            </w:pPr>
-            <w:r>
-              <w:rPr>
-                <w:b/>
-                <w:color w:val="5B6875"/>
-                <w:sz w:val="16"/>
-              </w:rPr>
-              <w:t>Data da revisão</w:t>
-            </w:r>
-          </w:p>
-        </w:tc>
-        <w:tc>
-          <w:tcPr>
-            <w:tcW w:type="dxa" w:w="3118"/>
-          </w:tcPr>
-          <w:p>
-            <w:pPr>
-              <w:pStyle w:val="TabelaPCMD"/>
-            </w:pPr>
-            <w:r>
-              <w:rPr>
-                <w:rStyle w:val="MarcadorPCMD"/>
-                <w:b/>
-              </w:rPr>
-              <w:t>{{documento.data}}</w:t>
-            </w:r>
-          </w:p>
-        </w:tc>
-      </w:tr>
-      <w:tr>
-        <w:trPr>
-          <w:cantSplit/>
-        </w:trPr>
-        <w:tc>
-          <w:tcPr>
-            <w:tcW w:type="dxa" w:w="1701"/>
-            <w:shd w:val="clear" w:color="auto" w:fill="EEF3F8"/>
-          </w:tcPr>
-          <w:p>
-            <w:pPr>
-              <w:pStyle w:val="TabelaPCMD"/>
-            </w:pPr>
-            <w:r>
-              <w:rPr>
-                <w:b/>
-                <w:color w:val="5B6875"/>
-                <w:sz w:val="16"/>
-              </w:rPr>
-              <w:t>Elaborador</w:t>
-            </w:r>
-          </w:p>
-        </w:tc>
-        <w:tc>
-          <w:tcPr>
-            <w:tcW w:type="dxa" w:w="3118"/>
-          </w:tcPr>
-          <w:p>
-            <w:pPr>
-              <w:pStyle w:val="TabelaPCMD"/>
-            </w:pPr>
-            <w:r>
-              <w:rPr>
-                <w:rStyle w:val="MarcadorPCMD"/>
-                <w:b/>
-              </w:rPr>
-              <w:t>{{documento.elaborador}}</w:t>
-            </w:r>
-          </w:p>
-        </w:tc>
-        <w:tc>
-          <w:tcPr>
-            <w:tcW w:type="dxa" w:w="1701"/>
-            <w:shd w:val="clear" w:color="auto" w:fill="EEF3F8"/>
-          </w:tcPr>
-          <w:p>
-            <w:pPr>
-              <w:pStyle w:val="TabelaPCMD"/>
-            </w:pPr>
-            <w:r>
-              <w:rPr>
-                <w:b/>
-                <w:color w:val="5B6875"/>
-                <w:sz w:val="16"/>
-              </w:rPr>
-              <w:t>Aprovador</w:t>
-            </w:r>
-          </w:p>
-        </w:tc>
-        <w:tc>
-          <w:tcPr>
-            <w:tcW w:type="dxa" w:w="3118"/>
-          </w:tcPr>
-          <w:p>
-            <w:pPr>
-              <w:pStyle w:val="TabelaPCMD"/>
-            </w:pPr>
-            <w:r>
-              <w:rPr>
-                <w:rStyle w:val="MarcadorPCMD"/>
-                <w:b/>
-              </w:rPr>
-              <w:t>{{documento.aprovador}}</w:t>
-            </w:r>
-          </w:p>
-        </w:tc>
-      </w:tr>
-      <w:tr>
-        <w:trPr>
-          <w:cantSplit/>
-        </w:trPr>
-        <w:tc>
-          <w:tcPr>
-            <w:tcW w:type="dxa" w:w="1701"/>
-            <w:shd w:val="clear" w:color="auto" w:fill="EEF3F8"/>
-          </w:tcPr>
-          <w:p>
-            <w:pPr>
-              <w:pStyle w:val="TabelaPCMD"/>
-            </w:pPr>
-            <w:r>
-              <w:rPr>
-                <w:b/>
-                <w:color w:val="5B6875"/>
-                <w:sz w:val="16"/>
-              </w:rPr>
-              <w:t>Próxima revisão</w:t>
-            </w:r>
-          </w:p>
-        </w:tc>
-        <w:tc>
-          <w:tcPr>
-            <w:tcW w:type="dxa" w:w="3118"/>
-          </w:tcPr>
-          <w:p>
-            <w:pPr>
-              <w:pStyle w:val="TabelaPCMD"/>
-            </w:pPr>
-            <w:r>
-              <w:rPr>
-                <w:rStyle w:val="MarcadorPCMD"/>
-                <w:b/>
-              </w:rPr>
-              <w:t>{{documento.proxima_revisao}}</w:t>
-            </w:r>
-          </w:p>
-        </w:tc>
-        <w:tc>
-          <w:tcPr>
-            <w:tcW w:type="dxa" w:w="1701"/>
-            <w:shd w:val="clear" w:color="auto" w:fill="EEF3F8"/>
-          </w:tcPr>
-          <w:p>
-            <w:pPr>
-              <w:pStyle w:val="TabelaPCMD"/>
-            </w:pPr>
-            <w:r>
-              <w:rPr>
-                <w:b/>
-                <w:color w:val="5B6875"/>
-                <w:sz w:val="16"/>
-              </w:rPr>
-              <w:t>Situação</w:t>
-            </w:r>
-          </w:p>
-        </w:tc>
-        <w:tc>
-          <w:tcPr>
-            <w:tcW w:type="dxa" w:w="3118"/>
-          </w:tcPr>
-          <w:p>
-            <w:pPr>
-              <w:pStyle w:val="TabelaPCMD"/>
-            </w:pPr>
-            <w:r>
-              <w:rPr>
-                <w:rStyle w:val="MarcadorPCMD"/>
-                <w:b/>
-              </w:rPr>
-              <w:t>{{documento.situacao}}</w:t>
-            </w:r>
-          </w:p>
-        </w:tc>
-      </w:tr>
-      <w:tr>
-        <w:trPr>
-          <w:cantSplit/>
-        </w:trPr>
-        <w:tc>
-          <w:tcPr>
-            <w:tcW w:type="dxa" w:w="1701"/>
-            <w:shd w:val="clear" w:color="auto" w:fill="EEF3F8"/>
-          </w:tcPr>
-          <w:p>
-            <w:pPr>
-              <w:pStyle w:val="TabelaPCMD"/>
-            </w:pPr>
-            <w:r>
-              <w:rPr>
-                <w:b/>
-                <w:color w:val="5B6875"/>
-                <w:sz w:val="16"/>
-              </w:rPr>
-              <w:t>Origem dos dados</w:t>
-            </w:r>
-          </w:p>
-        </w:tc>
-        <w:tc>
-          <w:tcPr>
-            <w:tcW w:type="dxa" w:w="3118"/>
-          </w:tcPr>
-          <w:p>
-            <w:pPr>
-              <w:pStyle w:val="TabelaPCMD"/>
-            </w:pPr>
-            <w:r>
-              <w:rPr>
-                <w:rStyle w:val="MarcadorPCMD"/>
-                <w:b/>
-              </w:rPr>
-              <w:t>{{origem.dados}}</w:t>
-            </w:r>
-          </w:p>
-        </w:tc>
-        <w:tc>
-          <w:tcPr>
-            <w:tcW w:type="dxa" w:w="1701"/>
-            <w:shd w:val="clear" w:color="auto" w:fill="EEF3F8"/>
-          </w:tcPr>
-          <w:p>
-            <w:pPr>
-              <w:pStyle w:val="TabelaPCMD"/>
-            </w:pPr>
-            <w:r>
-              <w:rPr>
-                <w:b/>
-                <w:color w:val="5B6875"/>
-                <w:sz w:val="16"/>
-              </w:rPr>
-              <w:t>Data de emissão</w:t>
-            </w:r>
-          </w:p>
-        </w:tc>
-        <w:tc>
-          <w:tcPr>
-            <w:tcW w:type="dxa" w:w="3118"/>
-          </w:tcPr>
-          <w:p>
-            <w:pPr>
-              <w:pStyle w:val="TabelaPCMD"/>
-            </w:pPr>
-            <w:r>
-              <w:rPr>
-                <w:rStyle w:val="MarcadorPCMD"/>
-                <w:b/>
-              </w:rPr>
-              <w:t>{{emissao.data}}</w:t>
-            </w:r>
-          </w:p>
-        </w:tc>
-      </w:tr>
-    </w:tbl>
-    <w:p>
-      <w:pPr>
-        <w:spacing w:before="80"/>
-      </w:pPr>
-      <w:r>
-        <w:rPr>
-          <w:color w:val="8C96A0"/>
-          <w:sz w:val="16"/>
-        </w:rPr>
-        <w:t>Modelo PCM Direto 1.0.0 · Thiago Oliveira Lima · pcmdireto@gmail.com · Licença MIT</w:t>
-      </w:r>
-    </w:p>
-    <w:p>
-      <w:pPr>
         <w:pStyle w:val="Heading1"/>
       </w:pPr>
       <w:r>
-        <w:t>1. Objetivo e escopo</w:t>
+        <w:t>1.  OBJETIVO</w:t>
       </w:r>
     </w:p>
     <w:p>
@@ -477,2244 +25,16 @@
       </w:r>
     </w:p>
     <w:p>
-      <w:r>
-        <w:t>Inclui cadastro e hierarquia, IDs e TAGs, setores, criticidade, responsáveis, histórico, requisitos e controle documental. Não inclui procedimentos de execução, indicadores sem regra aprovada nem declaração de conformidade legal.</w:t>
-      </w:r>
-    </w:p>
-    <w:p>
       <w:pPr>
         <w:pStyle w:val="Heading1"/>
       </w:pPr>
       <w:r>
-        <w:t>2. Termos</w:t>
-      </w:r>
-    </w:p>
-    <w:tbl>
-      <w:tblPr>
-        <w:tblStyle w:val="TableGrid"/>
-        <w:tblW w:type="auto" w:w="0"/>
-        <w:jc w:val="center"/>
-        <w:tblLayout w:type="fixed"/>
-        <w:tblLook w:firstColumn="1" w:firstRow="1" w:lastColumn="0" w:lastRow="0" w:noHBand="0" w:noVBand="1" w:val="04A0"/>
-        <w:tblLayout w:type="fixed"/>
-        <w:tblBorders>
-          <w:top w:val="single" w:sz="8" w:space="0" w:color="0B3D63"/>
-          <w:left w:val="nil"/>
-          <w:bottom w:val="single" w:sz="8" w:space="0" w:color="0B3D63"/>
-          <w:right w:val="nil"/>
-          <w:insideH w:val="single" w:sz="4" w:space="0" w:color="D5DDE5"/>
-          <w:insideV w:val="nil"/>
-        </w:tblBorders>
-        <w:tblCellMar>
-          <w:top w:w="45" w:type="dxa"/>
-          <w:bottom w:w="45" w:type="dxa"/>
-          <w:left w:w="85" w:type="dxa"/>
-          <w:right w:w="85" w:type="dxa"/>
-        </w:tblCellMar>
-      </w:tblPr>
-      <w:tblGrid>
-        <w:gridCol w:w="2551"/>
-        <w:gridCol w:w="7087"/>
-      </w:tblGrid>
-      <w:tr>
-        <w:trPr>
-          <w:tblHeader w:val="true"/>
-          <w:cantSplit/>
-        </w:trPr>
-        <w:tc>
-          <w:tcPr>
-            <w:tcW w:type="dxa" w:w="2551"/>
-            <w:shd w:val="clear" w:color="auto" w:fill="0B3D63"/>
-          </w:tcPr>
-          <w:p>
-            <w:pPr>
-              <w:pStyle w:val="TabelaPCMD"/>
-            </w:pPr>
-            <w:r>
-              <w:rPr>
-                <w:b/>
-                <w:color w:val="FFFFFF"/>
-              </w:rPr>
-              <w:t>Termo</w:t>
-            </w:r>
-          </w:p>
-        </w:tc>
-        <w:tc>
-          <w:tcPr>
-            <w:tcW w:type="dxa" w:w="7087"/>
-            <w:shd w:val="clear" w:color="auto" w:fill="0B3D63"/>
-          </w:tcPr>
-          <w:p>
-            <w:pPr>
-              <w:pStyle w:val="TabelaPCMD"/>
-            </w:pPr>
-            <w:r>
-              <w:rPr>
-                <w:b/>
-                <w:color w:val="FFFFFF"/>
-              </w:rPr>
-              <w:t>Definição</w:t>
-            </w:r>
-          </w:p>
-        </w:tc>
-      </w:tr>
-      <w:tr>
-        <w:trPr>
-          <w:cantSplit/>
-        </w:trPr>
-        <w:tc>
-          <w:tcPr>
-            <w:tcW w:type="dxa" w:w="2551"/>
-          </w:tcPr>
-          <w:p>
-            <w:pPr>
-              <w:pStyle w:val="TabelaPCMD"/>
-            </w:pPr>
-            <w:r>
-              <w:rPr>
-                <w:b/>
-                <w:color w:val="0B3D63"/>
-              </w:rPr>
-              <w:t>Ativo local</w:t>
-            </w:r>
-          </w:p>
-        </w:tc>
-        <w:tc>
-          <w:tcPr>
-            <w:tcW w:type="dxa" w:w="7087"/>
-          </w:tcPr>
-          <w:p>
-            <w:pPr>
-              <w:pStyle w:val="TabelaPCMD"/>
-            </w:pPr>
-            <w:r>
-              <w:t>Equipamento efetivo da organização, com ID técnico, setor, TAG, plano, criticidade e histórico.</w:t>
-            </w:r>
-          </w:p>
-        </w:tc>
-      </w:tr>
-      <w:tr>
-        <w:trPr>
-          <w:cantSplit/>
-        </w:trPr>
-        <w:tc>
-          <w:tcPr>
-            <w:tcW w:type="dxa" w:w="2551"/>
-            <w:shd w:val="clear" w:color="auto" w:fill="F4F7FA"/>
-          </w:tcPr>
-          <w:p>
-            <w:pPr>
-              <w:pStyle w:val="TabelaPCMD"/>
-            </w:pPr>
-            <w:r>
-              <w:rPr>
-                <w:b/>
-                <w:color w:val="0B3D63"/>
-              </w:rPr>
-              <w:t>Modelo de máquina compartilhado</w:t>
-            </w:r>
-          </w:p>
-        </w:tc>
-        <w:tc>
-          <w:tcPr>
-            <w:tcW w:type="dxa" w:w="7087"/>
-            <w:shd w:val="clear" w:color="auto" w:fill="F4F7FA"/>
-          </w:tcPr>
-          <w:p>
-            <w:pPr>
-              <w:pStyle w:val="TabelaPCMD"/>
-            </w:pPr>
-            <w:r>
-              <w:t>Referência reutilizável do catálogo público do PCM Direto, sujeita a revisão. Usá-lo cria um cadastro local, sem sincronização automática.</w:t>
-            </w:r>
-          </w:p>
-        </w:tc>
-      </w:tr>
-      <w:tr>
-        <w:trPr>
-          <w:cantSplit/>
-        </w:trPr>
-        <w:tc>
-          <w:tcPr>
-            <w:tcW w:type="dxa" w:w="2551"/>
-          </w:tcPr>
-          <w:p>
-            <w:pPr>
-              <w:pStyle w:val="TabelaPCMD"/>
-            </w:pPr>
-            <w:r>
-              <w:rPr>
-                <w:b/>
-                <w:color w:val="0B3D63"/>
-              </w:rPr>
-              <w:t>Template documental</w:t>
-            </w:r>
-          </w:p>
-        </w:tc>
-        <w:tc>
-          <w:tcPr>
-            <w:tcW w:type="dxa" w:w="7087"/>
-          </w:tcPr>
-          <w:p>
-            <w:pPr>
-              <w:pStyle w:val="TabelaPCMD"/>
-            </w:pPr>
-            <w:r>
-              <w:t>Arquivo Excel/Word preenchido com dados locais, como este manual. Não consulta o catálogo nem envia dados.</w:t>
-            </w:r>
-          </w:p>
-        </w:tc>
-      </w:tr>
-      <w:tr>
-        <w:trPr>
-          <w:cantSplit/>
-        </w:trPr>
-        <w:tc>
-          <w:tcPr>
-            <w:tcW w:type="dxa" w:w="2551"/>
-            <w:shd w:val="clear" w:color="auto" w:fill="F4F7FA"/>
-          </w:tcPr>
-          <w:p>
-            <w:pPr>
-              <w:pStyle w:val="TabelaPCMD"/>
-            </w:pPr>
-            <w:r>
-              <w:rPr>
-                <w:b/>
-                <w:color w:val="0B3D63"/>
-              </w:rPr>
-              <w:t>ID técnico</w:t>
-            </w:r>
-          </w:p>
-        </w:tc>
-        <w:tc>
-          <w:tcPr>
-            <w:tcW w:type="dxa" w:w="7087"/>
-            <w:shd w:val="clear" w:color="auto" w:fill="F4F7FA"/>
-          </w:tcPr>
-          <w:p>
-            <w:pPr>
-              <w:pStyle w:val="TabelaPCMD"/>
-            </w:pPr>
-            <w:r>
-              <w:t>Identificador estável de ativo, tarefa, pessoa, execução ou falha. Não é substituído por TAG, nome ou número de linha.</w:t>
-            </w:r>
-          </w:p>
-        </w:tc>
-      </w:tr>
-      <w:tr>
-        <w:trPr>
-          <w:cantSplit/>
-        </w:trPr>
-        <w:tc>
-          <w:tcPr>
-            <w:tcW w:type="dxa" w:w="2551"/>
-          </w:tcPr>
-          <w:p>
-            <w:pPr>
-              <w:pStyle w:val="TabelaPCMD"/>
-            </w:pPr>
-            <w:r>
-              <w:rPr>
-                <w:b/>
-                <w:color w:val="0B3D63"/>
-              </w:rPr>
-              <w:t>TAG</w:t>
-            </w:r>
-          </w:p>
-        </w:tc>
-        <w:tc>
-          <w:tcPr>
-            <w:tcW w:type="dxa" w:w="7087"/>
-          </w:tcPr>
-          <w:p>
-            <w:pPr>
-              <w:pStyle w:val="TabelaPCMD"/>
-            </w:pPr>
-            <w:r>
-              <w:t>Rótulo legível do ativo no formato SETOR-SIGLA-NNN (ex.: UTL-CMP-001).</w:t>
-            </w:r>
-          </w:p>
-        </w:tc>
-      </w:tr>
-      <w:tr>
-        <w:trPr>
-          <w:cantSplit/>
-        </w:trPr>
-        <w:tc>
-          <w:tcPr>
-            <w:tcW w:type="dxa" w:w="2551"/>
-            <w:shd w:val="clear" w:color="auto" w:fill="F4F7FA"/>
-          </w:tcPr>
-          <w:p>
-            <w:pPr>
-              <w:pStyle w:val="TabelaPCMD"/>
-            </w:pPr>
-            <w:r>
-              <w:rPr>
-                <w:b/>
-                <w:color w:val="0B3D63"/>
-              </w:rPr>
-              <w:t>Tarefa de segurança</w:t>
-            </w:r>
-          </w:p>
-        </w:tc>
-        <w:tc>
-          <w:tcPr>
-            <w:tcW w:type="dxa" w:w="7087"/>
-            <w:shd w:val="clear" w:color="auto" w:fill="F4F7FA"/>
-          </w:tcPr>
-          <w:p>
-            <w:pPr>
-              <w:pStyle w:val="TabelaPCMD"/>
-            </w:pPr>
-            <w:r>
-              <w:t>Tarefa que não pode ser retirada do plano nem ter a frequência reduzida em relação à referência.</w:t>
-            </w:r>
-          </w:p>
-        </w:tc>
-      </w:tr>
-      <w:tr>
-        <w:trPr>
-          <w:cantSplit/>
-        </w:trPr>
-        <w:tc>
-          <w:tcPr>
-            <w:tcW w:type="dxa" w:w="2551"/>
-          </w:tcPr>
-          <w:p>
-            <w:pPr>
-              <w:pStyle w:val="TabelaPCMD"/>
-            </w:pPr>
-            <w:r>
-              <w:rPr>
-                <w:b/>
-                <w:color w:val="0B3D63"/>
-              </w:rPr>
-              <w:t>Pendente / A definir</w:t>
-            </w:r>
-          </w:p>
-        </w:tc>
-        <w:tc>
-          <w:tcPr>
-            <w:tcW w:type="dxa" w:w="7087"/>
-          </w:tcPr>
-          <w:p>
-            <w:pPr>
-              <w:pStyle w:val="TabelaPCMD"/>
-            </w:pPr>
-            <w:r>
-              <w:t>Pendente: falta informação para concluir. A definir: valor ainda não definido pelo responsável; nunca é presumido.</w:t>
-            </w:r>
-          </w:p>
-        </w:tc>
-      </w:tr>
-    </w:tbl>
-    <w:p/>
-    <w:p>
-      <w:pPr>
-        <w:pStyle w:val="Heading1"/>
-      </w:pPr>
-      <w:r>
-        <w:t>3. Responsabilidades</w:t>
-      </w:r>
-    </w:p>
-    <w:tbl>
-      <w:tblPr>
-        <w:tblStyle w:val="TableGrid"/>
-        <w:tblW w:type="auto" w:w="0"/>
-        <w:jc w:val="center"/>
-        <w:tblLayout w:type="fixed"/>
-        <w:tblLook w:firstColumn="1" w:firstRow="1" w:lastColumn="0" w:lastRow="0" w:noHBand="0" w:noVBand="1" w:val="04A0"/>
-        <w:tblLayout w:type="fixed"/>
-        <w:tblBorders>
-          <w:top w:val="single" w:sz="8" w:space="0" w:color="0B3D63"/>
-          <w:left w:val="nil"/>
-          <w:bottom w:val="single" w:sz="8" w:space="0" w:color="0B3D63"/>
-          <w:right w:val="nil"/>
-          <w:insideH w:val="single" w:sz="4" w:space="0" w:color="D5DDE5"/>
-          <w:insideV w:val="nil"/>
-        </w:tblBorders>
-        <w:tblCellMar>
-          <w:top w:w="45" w:type="dxa"/>
-          <w:bottom w:w="45" w:type="dxa"/>
-          <w:left w:w="85" w:type="dxa"/>
-          <w:right w:w="85" w:type="dxa"/>
-        </w:tblCellMar>
-      </w:tblPr>
-      <w:tblGrid>
-        <w:gridCol w:w="2381"/>
-        <w:gridCol w:w="4989"/>
-        <w:gridCol w:w="2268"/>
-      </w:tblGrid>
-      <w:tr>
-        <w:trPr>
-          <w:tblHeader w:val="true"/>
-          <w:cantSplit/>
-        </w:trPr>
-        <w:tc>
-          <w:tcPr>
-            <w:tcW w:type="dxa" w:w="2381"/>
-            <w:shd w:val="clear" w:color="auto" w:fill="0B3D63"/>
-          </w:tcPr>
-          <w:p>
-            <w:pPr>
-              <w:pStyle w:val="TabelaPCMD"/>
-            </w:pPr>
-            <w:r>
-              <w:rPr>
-                <w:b/>
-                <w:color w:val="FFFFFF"/>
-              </w:rPr>
-              <w:t>Papel</w:t>
-            </w:r>
-          </w:p>
-        </w:tc>
-        <w:tc>
-          <w:tcPr>
-            <w:tcW w:type="dxa" w:w="4989"/>
-            <w:shd w:val="clear" w:color="auto" w:fill="0B3D63"/>
-          </w:tcPr>
-          <w:p>
-            <w:pPr>
-              <w:pStyle w:val="TabelaPCMD"/>
-            </w:pPr>
-            <w:r>
-              <w:rPr>
-                <w:b/>
-                <w:color w:val="FFFFFF"/>
-              </w:rPr>
-              <w:t>Responsabilidade</w:t>
-            </w:r>
-          </w:p>
-        </w:tc>
-        <w:tc>
-          <w:tcPr>
-            <w:tcW w:type="dxa" w:w="2268"/>
-            <w:shd w:val="clear" w:color="auto" w:fill="0B3D63"/>
-          </w:tcPr>
-          <w:p>
-            <w:pPr>
-              <w:pStyle w:val="TabelaPCMD"/>
-            </w:pPr>
-            <w:r>
-              <w:rPr>
-                <w:b/>
-                <w:color w:val="FFFFFF"/>
-              </w:rPr>
-              <w:t>Pessoa</w:t>
-            </w:r>
-          </w:p>
-        </w:tc>
-      </w:tr>
-      <w:tr>
-        <w:trPr>
-          <w:cantSplit/>
-        </w:trPr>
-        <w:tc>
-          <w:tcPr>
-            <w:tcW w:type="dxa" w:w="2381"/>
-          </w:tcPr>
-          <w:p>
-            <w:pPr>
-              <w:pStyle w:val="TabelaPCMD"/>
-            </w:pPr>
-            <w:r>
-              <w:rPr>
-                <w:b/>
-                <w:color w:val="0B3D63"/>
-              </w:rPr>
-              <w:t>Elaborador</w:t>
-            </w:r>
-          </w:p>
-        </w:tc>
-        <w:tc>
-          <w:tcPr>
-            <w:tcW w:type="dxa" w:w="4989"/>
-          </w:tcPr>
-          <w:p>
-            <w:pPr>
-              <w:pStyle w:val="TabelaPCMD"/>
-            </w:pPr>
-            <w:r>
-              <w:t>Prepara e atualiza este manual e os cadastros de referência.</w:t>
-            </w:r>
-          </w:p>
-        </w:tc>
-        <w:tc>
-          <w:tcPr>
-            <w:tcW w:type="dxa" w:w="2268"/>
-          </w:tcPr>
-          <w:p>
-            <w:pPr>
-              <w:pStyle w:val="TabelaPCMD"/>
-            </w:pPr>
-            <w:r>
-              <w:rPr>
-                <w:rStyle w:val="MarcadorPCMD"/>
-              </w:rPr>
-              <w:t>{{documento.elaborador}}</w:t>
-            </w:r>
-          </w:p>
-        </w:tc>
-      </w:tr>
-      <w:tr>
-        <w:trPr>
-          <w:cantSplit/>
-        </w:trPr>
-        <w:tc>
-          <w:tcPr>
-            <w:tcW w:type="dxa" w:w="2381"/>
-            <w:shd w:val="clear" w:color="auto" w:fill="F4F7FA"/>
-          </w:tcPr>
-          <w:p>
-            <w:pPr>
-              <w:pStyle w:val="TabelaPCMD"/>
-            </w:pPr>
-            <w:r>
-              <w:rPr>
-                <w:b/>
-                <w:color w:val="0B3D63"/>
-              </w:rPr>
-              <w:t>Aprovador</w:t>
-            </w:r>
-          </w:p>
-        </w:tc>
-        <w:tc>
-          <w:tcPr>
-            <w:tcW w:type="dxa" w:w="4989"/>
-            <w:shd w:val="clear" w:color="auto" w:fill="F4F7FA"/>
-          </w:tcPr>
-          <w:p>
-            <w:pPr>
-              <w:pStyle w:val="TabelaPCMD"/>
-            </w:pPr>
-            <w:r>
-              <w:t>Aprova o manual revisado. Preenchido só após aprovação efetiva.</w:t>
-            </w:r>
-          </w:p>
-        </w:tc>
-        <w:tc>
-          <w:tcPr>
-            <w:tcW w:type="dxa" w:w="2268"/>
-            <w:shd w:val="clear" w:color="auto" w:fill="F4F7FA"/>
-          </w:tcPr>
-          <w:p>
-            <w:pPr>
-              <w:pStyle w:val="TabelaPCMD"/>
-            </w:pPr>
-            <w:r>
-              <w:rPr>
-                <w:rStyle w:val="MarcadorPCMD"/>
-              </w:rPr>
-              <w:t>{{documento.aprovador}}</w:t>
-            </w:r>
-          </w:p>
-        </w:tc>
-      </w:tr>
-      <w:tr>
-        <w:trPr>
-          <w:cantSplit/>
-        </w:trPr>
-        <w:tc>
-          <w:tcPr>
-            <w:tcW w:type="dxa" w:w="2381"/>
-          </w:tcPr>
-          <w:p>
-            <w:pPr>
-              <w:pStyle w:val="TabelaPCMD"/>
-            </w:pPr>
-            <w:r>
-              <w:rPr>
-                <w:b/>
-                <w:color w:val="0B3D63"/>
-              </w:rPr>
-              <w:t>Responsável pela criticidade</w:t>
-            </w:r>
-          </w:p>
-        </w:tc>
-        <w:tc>
-          <w:tcPr>
-            <w:tcW w:type="dxa" w:w="4989"/>
-          </w:tcPr>
-          <w:p>
-            <w:pPr>
-              <w:pStyle w:val="TabelaPCMD"/>
-            </w:pPr>
-            <w:r>
-              <w:t>Define o significado dos níveis 1, 2 e 3 e confere as notas.</w:t>
-            </w:r>
-          </w:p>
-        </w:tc>
-        <w:tc>
-          <w:tcPr>
-            <w:tcW w:type="dxa" w:w="2268"/>
-          </w:tcPr>
-          <w:p>
-            <w:pPr>
-              <w:pStyle w:val="TabelaPCMD"/>
-            </w:pPr>
-            <w:r>
-              <w:t>A definir</w:t>
-            </w:r>
-          </w:p>
-        </w:tc>
-      </w:tr>
-      <w:tr>
-        <w:trPr>
-          <w:cantSplit/>
-        </w:trPr>
-        <w:tc>
-          <w:tcPr>
-            <w:tcW w:type="dxa" w:w="2381"/>
-            <w:shd w:val="clear" w:color="auto" w:fill="F4F7FA"/>
-          </w:tcPr>
-          <w:p>
-            <w:pPr>
-              <w:pStyle w:val="TabelaPCMD"/>
-            </w:pPr>
-            <w:r>
-              <w:rPr>
-                <w:b/>
-                <w:color w:val="0B3D63"/>
-              </w:rPr>
-              <w:t>Responsável por tarefa</w:t>
-            </w:r>
-          </w:p>
-        </w:tc>
-        <w:tc>
-          <w:tcPr>
-            <w:tcW w:type="dxa" w:w="4989"/>
-            <w:shd w:val="clear" w:color="auto" w:fill="F4F7FA"/>
-          </w:tcPr>
-          <w:p>
-            <w:pPr>
-              <w:pStyle w:val="TabelaPCMD"/>
-            </w:pPr>
-            <w:r>
-              <w:t>Pessoa ligada a cada tarefa pelo ID; renomear a pessoa não quebra o vínculo.</w:t>
-            </w:r>
-          </w:p>
-        </w:tc>
-        <w:tc>
-          <w:tcPr>
-            <w:tcW w:type="dxa" w:w="2268"/>
-            <w:shd w:val="clear" w:color="auto" w:fill="F4F7FA"/>
-          </w:tcPr>
-          <w:p>
-            <w:pPr>
-              <w:pStyle w:val="TabelaPCMD"/>
-            </w:pPr>
-            <w:r>
-              <w:t>Ver PCMD-03</w:t>
-            </w:r>
-          </w:p>
-        </w:tc>
-      </w:tr>
-    </w:tbl>
-    <w:p/>
-    <w:p>
-      <w:pPr>
-        <w:pStyle w:val="NotaPCMD"/>
-        <w:keepNext/>
-      </w:pPr>
-      <w:r>
-        <w:t>Pessoas ativas (PCMD-01, aba Pessoas) · região repetível «pessoas»: repita a linha modelo para cada registro.</w:t>
-      </w:r>
-    </w:p>
-    <w:tbl>
-      <w:tblPr>
-        <w:tblStyle w:val="TableGrid"/>
-        <w:tblW w:type="auto" w:w="0"/>
-        <w:jc w:val="center"/>
-        <w:tblLayout w:type="fixed"/>
-        <w:tblLook w:firstColumn="1" w:firstRow="1" w:lastColumn="0" w:lastRow="0" w:noHBand="0" w:noVBand="1" w:val="04A0"/>
-        <w:tblLayout w:type="fixed"/>
-        <w:tblBorders>
-          <w:top w:val="single" w:sz="8" w:space="0" w:color="0B3D63"/>
-          <w:left w:val="nil"/>
-          <w:bottom w:val="single" w:sz="8" w:space="0" w:color="0B3D63"/>
-          <w:right w:val="nil"/>
-          <w:insideH w:val="single" w:sz="4" w:space="0" w:color="D5DDE5"/>
-          <w:insideV w:val="nil"/>
-        </w:tblBorders>
-        <w:tblCellMar>
-          <w:top w:w="45" w:type="dxa"/>
-          <w:bottom w:w="45" w:type="dxa"/>
-          <w:left w:w="85" w:type="dxa"/>
-          <w:right w:w="85" w:type="dxa"/>
-        </w:tblCellMar>
-      </w:tblPr>
-      <w:tblGrid>
-        <w:gridCol w:w="2268"/>
-        <w:gridCol w:w="2494"/>
-        <w:gridCol w:w="1928"/>
-        <w:gridCol w:w="2948"/>
-      </w:tblGrid>
-      <w:tr>
-        <w:trPr>
-          <w:tblHeader w:val="true"/>
-          <w:cantSplit/>
-        </w:trPr>
-        <w:tc>
-          <w:tcPr>
-            <w:tcW w:type="dxa" w:w="2268"/>
-            <w:shd w:val="clear" w:color="auto" w:fill="0B3D63"/>
-          </w:tcPr>
-          <w:p>
-            <w:pPr>
-              <w:pStyle w:val="TabelaPCMD"/>
-            </w:pPr>
-            <w:r>
-              <w:rPr>
-                <w:b/>
-                <w:color w:val="FFFFFF"/>
-              </w:rPr>
-              <w:t>Nome</w:t>
-            </w:r>
-          </w:p>
-        </w:tc>
-        <w:tc>
-          <w:tcPr>
-            <w:tcW w:type="dxa" w:w="2494"/>
-            <w:shd w:val="clear" w:color="auto" w:fill="0B3D63"/>
-          </w:tcPr>
-          <w:p>
-            <w:pPr>
-              <w:pStyle w:val="TabelaPCMD"/>
-            </w:pPr>
-            <w:r>
-              <w:rPr>
-                <w:b/>
-                <w:color w:val="FFFFFF"/>
-              </w:rPr>
-              <w:t>Função</w:t>
-            </w:r>
-          </w:p>
-        </w:tc>
-        <w:tc>
-          <w:tcPr>
-            <w:tcW w:type="dxa" w:w="1928"/>
-            <w:shd w:val="clear" w:color="auto" w:fill="0B3D63"/>
-          </w:tcPr>
-          <w:p>
-            <w:pPr>
-              <w:pStyle w:val="TabelaPCMD"/>
-            </w:pPr>
-            <w:r>
-              <w:rPr>
-                <w:b/>
-                <w:color w:val="FFFFFF"/>
-              </w:rPr>
-              <w:t>Especialidade</w:t>
-            </w:r>
-          </w:p>
-        </w:tc>
-        <w:tc>
-          <w:tcPr>
-            <w:tcW w:type="dxa" w:w="2948"/>
-            <w:shd w:val="clear" w:color="auto" w:fill="0B3D63"/>
-          </w:tcPr>
-          <w:p>
-            <w:pPr>
-              <w:pStyle w:val="TabelaPCMD"/>
-            </w:pPr>
-            <w:r>
-              <w:rPr>
-                <w:b/>
-                <w:color w:val="FFFFFF"/>
-              </w:rPr>
-              <w:t>Responsabilidade neste manual (manual)</w:t>
-            </w:r>
-          </w:p>
-        </w:tc>
-      </w:tr>
-      <w:tr>
-        <w:trPr>
-          <w:cantSplit/>
-        </w:trPr>
-        <w:tc>
-          <w:tcPr>
-            <w:tcW w:type="dxa" w:w="2268"/>
-          </w:tcPr>
-          <w:p>
-            <w:pPr>
-              <w:pStyle w:val="TabelaPCMD"/>
-            </w:pPr>
-            <w:r>
-              <w:rPr>
-                <w:rStyle w:val="MarcadorPCMD"/>
-              </w:rPr>
-              <w:t>{{pessoa.nome}}</w:t>
-            </w:r>
-          </w:p>
-        </w:tc>
-        <w:tc>
-          <w:tcPr>
-            <w:tcW w:type="dxa" w:w="2494"/>
-          </w:tcPr>
-          <w:p>
-            <w:pPr>
-              <w:pStyle w:val="TabelaPCMD"/>
-            </w:pPr>
-            <w:r>
-              <w:rPr>
-                <w:rStyle w:val="MarcadorPCMD"/>
-              </w:rPr>
-              <w:t>{{pessoa.funcao}}</w:t>
-            </w:r>
-          </w:p>
-        </w:tc>
-        <w:tc>
-          <w:tcPr>
-            <w:tcW w:type="dxa" w:w="1928"/>
-          </w:tcPr>
-          <w:p>
-            <w:pPr>
-              <w:pStyle w:val="TabelaPCMD"/>
-            </w:pPr>
-            <w:r>
-              <w:rPr>
-                <w:rStyle w:val="MarcadorPCMD"/>
-              </w:rPr>
-              <w:t>{{pessoa.especialidade}}</w:t>
-            </w:r>
-          </w:p>
-        </w:tc>
-        <w:tc>
-          <w:tcPr>
-            <w:tcW w:type="dxa" w:w="2948"/>
-          </w:tcPr>
-          <w:p>
-            <w:pPr>
-              <w:pStyle w:val="TabelaPCMD"/>
-            </w:pPr>
-            <w:r>
-              <w:rPr>
-                <w:rStyle w:val="MarcadorPCMD"/>
-              </w:rPr>
-              <w:t>{{pessoa.responsabilidade}}</w:t>
-            </w:r>
-          </w:p>
-        </w:tc>
-      </w:tr>
-    </w:tbl>
-    <w:p/>
-    <w:p>
-      <w:pPr>
-        <w:pStyle w:val="NotaPCMD"/>
-      </w:pPr>
-      <w:r>
-        <w:t>Inclua apenas os dados pessoais necessários. Pessoas inativadas continuam associadas aos registros anteriores.</w:t>
-      </w:r>
-    </w:p>
-    <w:p>
-      <w:pPr>
-        <w:pStyle w:val="Heading1"/>
-      </w:pPr>
-      <w:r>
-        <w:t>4. Cadastro dos ativos</w:t>
+        <w:t>2.  ESCOPO E APLICAÇÃO</w:t>
       </w:r>
     </w:p>
     <w:p>
       <w:r>
-        <w:t>Hierarquia: organização → setor → ativo → tarefas do plano. Cada ativo pertence a um setor e a um tipo de equipamento da biblioteca técnica.</w:t>
-      </w:r>
-    </w:p>
-    <w:p>
-      <w:pPr>
-        <w:pStyle w:val="Heading2"/>
-      </w:pPr>
-      <w:r>
-        <w:t>IDs e TAGs</w:t>
-      </w:r>
-    </w:p>
-    <w:tbl>
-      <w:tblPr>
-        <w:tblStyle w:val="TableGrid"/>
-        <w:tblW w:type="auto" w:w="0"/>
-        <w:jc w:val="center"/>
-        <w:tblLayout w:type="fixed"/>
-        <w:tblLook w:firstColumn="1" w:firstRow="1" w:lastColumn="0" w:lastRow="0" w:noHBand="0" w:noVBand="1" w:val="04A0"/>
-        <w:tblLayout w:type="fixed"/>
-        <w:tblBorders>
-          <w:top w:val="single" w:sz="8" w:space="0" w:color="0B3D63"/>
-          <w:left w:val="nil"/>
-          <w:bottom w:val="single" w:sz="8" w:space="0" w:color="0B3D63"/>
-          <w:right w:val="nil"/>
-          <w:insideH w:val="single" w:sz="4" w:space="0" w:color="D5DDE5"/>
-          <w:insideV w:val="nil"/>
-        </w:tblBorders>
-        <w:tblCellMar>
-          <w:top w:w="45" w:type="dxa"/>
-          <w:bottom w:w="45" w:type="dxa"/>
-          <w:left w:w="85" w:type="dxa"/>
-          <w:right w:w="85" w:type="dxa"/>
-        </w:tblCellMar>
-      </w:tblPr>
-      <w:tblGrid>
-        <w:gridCol w:w="1984"/>
-        <w:gridCol w:w="7654"/>
-      </w:tblGrid>
-      <w:tr>
-        <w:trPr>
-          <w:tblHeader w:val="true"/>
-          <w:cantSplit/>
-        </w:trPr>
-        <w:tc>
-          <w:tcPr>
-            <w:tcW w:type="dxa" w:w="1984"/>
-            <w:shd w:val="clear" w:color="auto" w:fill="0B3D63"/>
-          </w:tcPr>
-          <w:p>
-            <w:pPr>
-              <w:pStyle w:val="TabelaPCMD"/>
-            </w:pPr>
-            <w:r>
-              <w:rPr>
-                <w:b/>
-                <w:color w:val="FFFFFF"/>
-              </w:rPr>
-              <w:t>Item</w:t>
-            </w:r>
-          </w:p>
-        </w:tc>
-        <w:tc>
-          <w:tcPr>
-            <w:tcW w:type="dxa" w:w="7654"/>
-            <w:shd w:val="clear" w:color="auto" w:fill="0B3D63"/>
-          </w:tcPr>
-          <w:p>
-            <w:pPr>
-              <w:pStyle w:val="TabelaPCMD"/>
-            </w:pPr>
-            <w:r>
-              <w:rPr>
-                <w:b/>
-                <w:color w:val="FFFFFF"/>
-              </w:rPr>
-              <w:t>Regra</w:t>
-            </w:r>
-          </w:p>
-        </w:tc>
-      </w:tr>
-      <w:tr>
-        <w:trPr>
-          <w:cantSplit/>
-        </w:trPr>
-        <w:tc>
-          <w:tcPr>
-            <w:tcW w:type="dxa" w:w="1984"/>
-          </w:tcPr>
-          <w:p>
-            <w:pPr>
-              <w:pStyle w:val="TabelaPCMD"/>
-            </w:pPr>
-            <w:r>
-              <w:rPr>
-                <w:b/>
-                <w:color w:val="0B3D63"/>
-              </w:rPr>
-              <w:t>ID técnico</w:t>
-            </w:r>
-          </w:p>
-        </w:tc>
-        <w:tc>
-          <w:tcPr>
-            <w:tcW w:type="dxa" w:w="7654"/>
-          </w:tcPr>
-          <w:p>
-            <w:pPr>
-              <w:pStyle w:val="TabelaPCMD"/>
-            </w:pPr>
-            <w:r>
-              <w:t>Criado no cadastro e estável: não muda quando a descrição ou a TAG mudam.</w:t>
-            </w:r>
-          </w:p>
-        </w:tc>
-      </w:tr>
-      <w:tr>
-        <w:trPr>
-          <w:cantSplit/>
-        </w:trPr>
-        <w:tc>
-          <w:tcPr>
-            <w:tcW w:type="dxa" w:w="1984"/>
-            <w:shd w:val="clear" w:color="auto" w:fill="F4F7FA"/>
-          </w:tcPr>
-          <w:p>
-            <w:pPr>
-              <w:pStyle w:val="TabelaPCMD"/>
-            </w:pPr>
-            <w:r>
-              <w:rPr>
-                <w:b/>
-                <w:color w:val="0B3D63"/>
-              </w:rPr>
-              <w:t>TAG</w:t>
-            </w:r>
-          </w:p>
-        </w:tc>
-        <w:tc>
-          <w:tcPr>
-            <w:tcW w:type="dxa" w:w="7654"/>
-            <w:shd w:val="clear" w:color="auto" w:fill="F4F7FA"/>
-          </w:tcPr>
-          <w:p>
-            <w:pPr>
-              <w:pStyle w:val="TabelaPCMD"/>
-            </w:pPr>
-            <w:r>
-              <w:t>SETOR-SIGLA-NNN: setor (2 a 4 letras ou números), sigla de 3 letras do tipo e número de 3 dígitos.</w:t>
-            </w:r>
-          </w:p>
-        </w:tc>
-      </w:tr>
-      <w:tr>
-        <w:trPr>
-          <w:cantSplit/>
-        </w:trPr>
-        <w:tc>
-          <w:tcPr>
-            <w:tcW w:type="dxa" w:w="1984"/>
-          </w:tcPr>
-          <w:p>
-            <w:pPr>
-              <w:pStyle w:val="TabelaPCMD"/>
-            </w:pPr>
-            <w:r>
-              <w:rPr>
-                <w:b/>
-                <w:color w:val="0B3D63"/>
-              </w:rPr>
-              <w:t>Vínculos</w:t>
-            </w:r>
-          </w:p>
-        </w:tc>
-        <w:tc>
-          <w:tcPr>
-            <w:tcW w:type="dxa" w:w="7654"/>
-          </w:tcPr>
-          <w:p>
-            <w:pPr>
-              <w:pStyle w:val="TabelaPCMD"/>
-            </w:pPr>
-            <w:r>
-              <w:t>Sempre pelo ID. TAG, nome, número de linha ou título não substituem IDs.</w:t>
-            </w:r>
-          </w:p>
-        </w:tc>
-      </w:tr>
-      <w:tr>
-        <w:trPr>
-          <w:cantSplit/>
-        </w:trPr>
-        <w:tc>
-          <w:tcPr>
-            <w:tcW w:type="dxa" w:w="1984"/>
-            <w:shd w:val="clear" w:color="auto" w:fill="F4F7FA"/>
-          </w:tcPr>
-          <w:p>
-            <w:pPr>
-              <w:pStyle w:val="TabelaPCMD"/>
-            </w:pPr>
-            <w:r>
-              <w:rPr>
-                <w:b/>
-                <w:color w:val="0B3D63"/>
-              </w:rPr>
-              <w:t>Histórico</w:t>
-            </w:r>
-          </w:p>
-        </w:tc>
-        <w:tc>
-          <w:tcPr>
-            <w:tcW w:type="dxa" w:w="7654"/>
-            <w:shd w:val="clear" w:color="auto" w:fill="F4F7FA"/>
-          </w:tcPr>
-          <w:p>
-            <w:pPr>
-              <w:pStyle w:val="TabelaPCMD"/>
-            </w:pPr>
-            <w:r>
-              <w:t>Execuções e falhas guardam a TAG e a descrição do momento do registro.</w:t>
-            </w:r>
-          </w:p>
-        </w:tc>
-      </w:tr>
-    </w:tbl>
-    <w:p/>
-    <w:p>
-      <w:pPr>
-        <w:pStyle w:val="Heading2"/>
-      </w:pPr>
-      <w:r>
-        <w:t>Setores</w:t>
-      </w:r>
-    </w:p>
-    <w:p>
-      <w:pPr>
-        <w:pStyle w:val="NotaPCMD"/>
-        <w:keepNext/>
-      </w:pPr>
-      <w:r>
-        <w:t>Setores cadastrados (PCMD-02, aba Setores) · região repetível «setores»: repita a linha modelo para cada registro.</w:t>
-      </w:r>
-    </w:p>
-    <w:tbl>
-      <w:tblPr>
-        <w:tblStyle w:val="TableGrid"/>
-        <w:tblW w:type="auto" w:w="0"/>
-        <w:jc w:val="center"/>
-        <w:tblLayout w:type="fixed"/>
-        <w:tblLook w:firstColumn="1" w:firstRow="1" w:lastColumn="0" w:lastRow="0" w:noHBand="0" w:noVBand="1" w:val="04A0"/>
-        <w:tblLayout w:type="fixed"/>
-        <w:tblBorders>
-          <w:top w:val="single" w:sz="8" w:space="0" w:color="0B3D63"/>
-          <w:left w:val="nil"/>
-          <w:bottom w:val="single" w:sz="8" w:space="0" w:color="0B3D63"/>
-          <w:right w:val="nil"/>
-          <w:insideH w:val="single" w:sz="4" w:space="0" w:color="D5DDE5"/>
-          <w:insideV w:val="nil"/>
-        </w:tblBorders>
-        <w:tblCellMar>
-          <w:top w:w="45" w:type="dxa"/>
-          <w:bottom w:w="45" w:type="dxa"/>
-          <w:left w:w="85" w:type="dxa"/>
-          <w:right w:w="85" w:type="dxa"/>
-        </w:tblCellMar>
-      </w:tblPr>
-      <w:tblGrid>
-        <w:gridCol w:w="1701"/>
-        <w:gridCol w:w="7937"/>
-      </w:tblGrid>
-      <w:tr>
-        <w:trPr>
-          <w:tblHeader w:val="true"/>
-          <w:cantSplit/>
-        </w:trPr>
-        <w:tc>
-          <w:tcPr>
-            <w:tcW w:type="dxa" w:w="1701"/>
-            <w:shd w:val="clear" w:color="auto" w:fill="0B3D63"/>
-          </w:tcPr>
-          <w:p>
-            <w:pPr>
-              <w:pStyle w:val="TabelaPCMD"/>
-            </w:pPr>
-            <w:r>
-              <w:rPr>
-                <w:b/>
-                <w:color w:val="FFFFFF"/>
-              </w:rPr>
-              <w:t>Sigla</w:t>
-            </w:r>
-          </w:p>
-        </w:tc>
-        <w:tc>
-          <w:tcPr>
-            <w:tcW w:type="dxa" w:w="7937"/>
-            <w:shd w:val="clear" w:color="auto" w:fill="0B3D63"/>
-          </w:tcPr>
-          <w:p>
-            <w:pPr>
-              <w:pStyle w:val="TabelaPCMD"/>
-            </w:pPr>
-            <w:r>
-              <w:rPr>
-                <w:b/>
-                <w:color w:val="FFFFFF"/>
-              </w:rPr>
-              <w:t>Descrição (manual)</w:t>
-            </w:r>
-          </w:p>
-        </w:tc>
-      </w:tr>
-      <w:tr>
-        <w:trPr>
-          <w:cantSplit/>
-        </w:trPr>
-        <w:tc>
-          <w:tcPr>
-            <w:tcW w:type="dxa" w:w="1701"/>
-          </w:tcPr>
-          <w:p>
-            <w:pPr>
-              <w:pStyle w:val="TabelaPCMD"/>
-            </w:pPr>
-            <w:r>
-              <w:rPr>
-                <w:rStyle w:val="MarcadorPCMD"/>
-              </w:rPr>
-              <w:t>{{setor.sigla}}</w:t>
-            </w:r>
-          </w:p>
-        </w:tc>
-        <w:tc>
-          <w:tcPr>
-            <w:tcW w:type="dxa" w:w="7937"/>
-          </w:tcPr>
-          <w:p>
-            <w:pPr>
-              <w:pStyle w:val="TabelaPCMD"/>
-            </w:pPr>
-            <w:r>
-              <w:rPr>
-                <w:rStyle w:val="MarcadorPCMD"/>
-              </w:rPr>
-              <w:t>{{setor.descricao}}</w:t>
-            </w:r>
-          </w:p>
-        </w:tc>
-      </w:tr>
-    </w:tbl>
-    <w:p/>
-    <w:p>
-      <w:pPr>
-        <w:pStyle w:val="Heading1"/>
-      </w:pPr>
-      <w:r>
-        <w:t>5. Criticidade</w:t>
-      </w:r>
-    </w:p>
-    <w:p>
-      <w:r>
-        <w:t>Cinco critérios, nesta ordem: Segurança (N1), Qualidade (N2), Produção (N3), Frequência de falha (N4) e Custo/tempo de reparo (N5). Cada nota é um inteiro de 1 a 3; nota ausente é ausência, não zero.</w:t>
-      </w:r>
-    </w:p>
-    <w:p>
-      <w:pPr>
-        <w:pStyle w:val="NotaPCMD"/>
-        <w:keepNext/>
-      </w:pPr>
-      <w:r>
-        <w:t>Regra de classificação, avaliada de cima para baixo (soma de 5 a 15; limites iniciais A = 12 e B = 9)</w:t>
-      </w:r>
-    </w:p>
-    <w:tbl>
-      <w:tblPr>
-        <w:tblStyle w:val="TableGrid"/>
-        <w:tblW w:type="auto" w:w="0"/>
-        <w:jc w:val="center"/>
-        <w:tblLayout w:type="fixed"/>
-        <w:tblLook w:firstColumn="1" w:firstRow="1" w:lastColumn="0" w:lastRow="0" w:noHBand="0" w:noVBand="1" w:val="04A0"/>
-        <w:tblLayout w:type="fixed"/>
-        <w:tblBorders>
-          <w:top w:val="single" w:sz="8" w:space="0" w:color="0B3D63"/>
-          <w:left w:val="nil"/>
-          <w:bottom w:val="single" w:sz="8" w:space="0" w:color="0B3D63"/>
-          <w:right w:val="nil"/>
-          <w:insideH w:val="single" w:sz="4" w:space="0" w:color="D5DDE5"/>
-          <w:insideV w:val="nil"/>
-        </w:tblBorders>
-        <w:tblCellMar>
-          <w:top w:w="45" w:type="dxa"/>
-          <w:bottom w:w="45" w:type="dxa"/>
-          <w:left w:w="85" w:type="dxa"/>
-          <w:right w:w="85" w:type="dxa"/>
-        </w:tblCellMar>
-      </w:tblPr>
-      <w:tblGrid>
-        <w:gridCol w:w="6803"/>
-        <w:gridCol w:w="2835"/>
-      </w:tblGrid>
-      <w:tr>
-        <w:trPr>
-          <w:tblHeader w:val="true"/>
-          <w:cantSplit/>
-        </w:trPr>
-        <w:tc>
-          <w:tcPr>
-            <w:tcW w:type="dxa" w:w="6803"/>
-            <w:shd w:val="clear" w:color="auto" w:fill="0B3D63"/>
-          </w:tcPr>
-          <w:p>
-            <w:pPr>
-              <w:pStyle w:val="TabelaPCMD"/>
-            </w:pPr>
-            <w:r>
-              <w:rPr>
-                <w:b/>
-                <w:color w:val="FFFFFF"/>
-              </w:rPr>
-              <w:t>Situação</w:t>
-            </w:r>
-          </w:p>
-        </w:tc>
-        <w:tc>
-          <w:tcPr>
-            <w:tcW w:type="dxa" w:w="2835"/>
-            <w:shd w:val="clear" w:color="auto" w:fill="0B3D63"/>
-          </w:tcPr>
-          <w:p>
-            <w:pPr>
-              <w:pStyle w:val="TabelaPCMD"/>
-            </w:pPr>
-            <w:r>
-              <w:rPr>
-                <w:b/>
-                <w:color w:val="FFFFFF"/>
-              </w:rPr>
-              <w:t>Classe</w:t>
-            </w:r>
-          </w:p>
-        </w:tc>
-      </w:tr>
-      <w:tr>
-        <w:trPr>
-          <w:cantSplit/>
-        </w:trPr>
-        <w:tc>
-          <w:tcPr>
-            <w:tcW w:type="dxa" w:w="6803"/>
-          </w:tcPr>
-          <w:p>
-            <w:pPr>
-              <w:pStyle w:val="TabelaPCMD"/>
-            </w:pPr>
-            <w:r>
-              <w:rPr>
-                <w:b/>
-                <w:color w:val="0B3D63"/>
-              </w:rPr>
-              <w:t>Alguma nota ausente ou inválida</w:t>
-            </w:r>
-          </w:p>
-        </w:tc>
-        <w:tc>
-          <w:tcPr>
-            <w:tcW w:type="dxa" w:w="2835"/>
-          </w:tcPr>
-          <w:p>
-            <w:pPr>
-              <w:pStyle w:val="TabelaPCMD"/>
-            </w:pPr>
-            <w:r>
-              <w:t>Pendente</w:t>
-            </w:r>
-          </w:p>
-        </w:tc>
-      </w:tr>
-      <w:tr>
-        <w:trPr>
-          <w:cantSplit/>
-        </w:trPr>
-        <w:tc>
-          <w:tcPr>
-            <w:tcW w:type="dxa" w:w="6803"/>
-            <w:shd w:val="clear" w:color="auto" w:fill="F4F7FA"/>
-          </w:tcPr>
-          <w:p>
-            <w:pPr>
-              <w:pStyle w:val="TabelaPCMD"/>
-            </w:pPr>
-            <w:r>
-              <w:rPr>
-                <w:b/>
-                <w:color w:val="0B3D63"/>
-              </w:rPr>
-              <w:t>Segurança = 3</w:t>
-            </w:r>
-          </w:p>
-        </w:tc>
-        <w:tc>
-          <w:tcPr>
-            <w:tcW w:type="dxa" w:w="2835"/>
-            <w:shd w:val="clear" w:color="auto" w:fill="F4F7FA"/>
-          </w:tcPr>
-          <w:p>
-            <w:pPr>
-              <w:pStyle w:val="TabelaPCMD"/>
-            </w:pPr>
-            <w:r>
-              <w:t>A</w:t>
-            </w:r>
-          </w:p>
-        </w:tc>
-      </w:tr>
-      <w:tr>
-        <w:trPr>
-          <w:cantSplit/>
-        </w:trPr>
-        <w:tc>
-          <w:tcPr>
-            <w:tcW w:type="dxa" w:w="6803"/>
-          </w:tcPr>
-          <w:p>
-            <w:pPr>
-              <w:pStyle w:val="TabelaPCMD"/>
-            </w:pPr>
-            <w:r>
-              <w:rPr>
-                <w:b/>
-                <w:color w:val="0B3D63"/>
-              </w:rPr>
-              <w:t>Soma ≥ limite A (</w:t>
-            </w:r>
-            <w:r>
-              <w:rPr>
-                <w:rStyle w:val="MarcadorPCMD"/>
-                <w:b/>
-                <w:color w:val="0B3D63"/>
-              </w:rPr>
-              <w:t>{{criticidade.limite_a}}</w:t>
-            </w:r>
-            <w:r>
-              <w:rPr>
-                <w:b/>
-                <w:color w:val="0B3D63"/>
-              </w:rPr>
-              <w:t>)</w:t>
-            </w:r>
-          </w:p>
-        </w:tc>
-        <w:tc>
-          <w:tcPr>
-            <w:tcW w:type="dxa" w:w="2835"/>
-          </w:tcPr>
-          <w:p>
-            <w:pPr>
-              <w:pStyle w:val="TabelaPCMD"/>
-            </w:pPr>
-            <w:r>
-              <w:t>A</w:t>
-            </w:r>
-          </w:p>
-        </w:tc>
-      </w:tr>
-      <w:tr>
-        <w:trPr>
-          <w:cantSplit/>
-        </w:trPr>
-        <w:tc>
-          <w:tcPr>
-            <w:tcW w:type="dxa" w:w="6803"/>
-            <w:shd w:val="clear" w:color="auto" w:fill="F4F7FA"/>
-          </w:tcPr>
-          <w:p>
-            <w:pPr>
-              <w:pStyle w:val="TabelaPCMD"/>
-            </w:pPr>
-            <w:r>
-              <w:rPr>
-                <w:b/>
-                <w:color w:val="0B3D63"/>
-              </w:rPr>
-              <w:t>Soma ≥ limite B (</w:t>
-            </w:r>
-            <w:r>
-              <w:rPr>
-                <w:rStyle w:val="MarcadorPCMD"/>
-                <w:b/>
-                <w:color w:val="0B3D63"/>
-              </w:rPr>
-              <w:t>{{criticidade.limite_b}}</w:t>
-            </w:r>
-            <w:r>
-              <w:rPr>
-                <w:b/>
-                <w:color w:val="0B3D63"/>
-              </w:rPr>
-              <w:t>)</w:t>
-            </w:r>
-          </w:p>
-        </w:tc>
-        <w:tc>
-          <w:tcPr>
-            <w:tcW w:type="dxa" w:w="2835"/>
-            <w:shd w:val="clear" w:color="auto" w:fill="F4F7FA"/>
-          </w:tcPr>
-          <w:p>
-            <w:pPr>
-              <w:pStyle w:val="TabelaPCMD"/>
-            </w:pPr>
-            <w:r>
-              <w:t>B</w:t>
-            </w:r>
-          </w:p>
-        </w:tc>
-      </w:tr>
-      <w:tr>
-        <w:trPr>
-          <w:cantSplit/>
-        </w:trPr>
-        <w:tc>
-          <w:tcPr>
-            <w:tcW w:type="dxa" w:w="6803"/>
-          </w:tcPr>
-          <w:p>
-            <w:pPr>
-              <w:pStyle w:val="TabelaPCMD"/>
-            </w:pPr>
-            <w:r>
-              <w:rPr>
-                <w:b/>
-                <w:color w:val="0B3D63"/>
-              </w:rPr>
-              <w:t>Demais casos com cinco notas válidas</w:t>
-            </w:r>
-          </w:p>
-        </w:tc>
-        <w:tc>
-          <w:tcPr>
-            <w:tcW w:type="dxa" w:w="2835"/>
-          </w:tcPr>
-          <w:p>
-            <w:pPr>
-              <w:pStyle w:val="TabelaPCMD"/>
-            </w:pPr>
-            <w:r>
-              <w:t>C</w:t>
-            </w:r>
-          </w:p>
-        </w:tc>
-      </w:tr>
-      <w:tr>
-        <w:trPr>
-          <w:cantSplit/>
-        </w:trPr>
-        <w:tc>
-          <w:tcPr>
-            <w:tcW w:type="dxa" w:w="6803"/>
-            <w:shd w:val="clear" w:color="auto" w:fill="F4F7FA"/>
-          </w:tcPr>
-          <w:p>
-            <w:pPr>
-              <w:pStyle w:val="TabelaPCMD"/>
-            </w:pPr>
-            <w:r>
-              <w:rPr>
-                <w:b/>
-                <w:color w:val="0B3D63"/>
-              </w:rPr>
-              <w:t>Limites fora de 5 ≤ B &lt; A ≤ 15 ou não inteiros</w:t>
-            </w:r>
-          </w:p>
-        </w:tc>
-        <w:tc>
-          <w:tcPr>
-            <w:tcW w:type="dxa" w:w="2835"/>
-            <w:shd w:val="clear" w:color="auto" w:fill="F4F7FA"/>
-          </w:tcPr>
-          <w:p>
-            <w:pPr>
-              <w:pStyle w:val="TabelaPCMD"/>
-            </w:pPr>
-            <w:r>
-              <w:t>Pendente</w:t>
-            </w:r>
-          </w:p>
-        </w:tc>
-      </w:tr>
-    </w:tbl>
-    <w:p/>
-    <w:p>
-      <w:pPr>
-        <w:pStyle w:val="NotaPCMD"/>
-        <w:keepNext/>
-      </w:pPr>
-      <w:r>
-        <w:t>Significado dos níveis (definido pelo responsável; o PCM Direto não define)</w:t>
-      </w:r>
-    </w:p>
-    <w:tbl>
-      <w:tblPr>
-        <w:tblStyle w:val="TableGrid"/>
-        <w:tblW w:type="auto" w:w="0"/>
-        <w:jc w:val="center"/>
-        <w:tblLayout w:type="fixed"/>
-        <w:tblLook w:firstColumn="1" w:firstRow="1" w:lastColumn="0" w:lastRow="0" w:noHBand="0" w:noVBand="1" w:val="04A0"/>
-        <w:tblLayout w:type="fixed"/>
-        <w:tblBorders>
-          <w:top w:val="single" w:sz="8" w:space="0" w:color="0B3D63"/>
-          <w:left w:val="nil"/>
-          <w:bottom w:val="single" w:sz="8" w:space="0" w:color="0B3D63"/>
-          <w:right w:val="nil"/>
-          <w:insideH w:val="single" w:sz="4" w:space="0" w:color="D5DDE5"/>
-          <w:insideV w:val="nil"/>
-        </w:tblBorders>
-        <w:tblCellMar>
-          <w:top w:w="45" w:type="dxa"/>
-          <w:bottom w:w="45" w:type="dxa"/>
-          <w:left w:w="85" w:type="dxa"/>
-          <w:right w:w="85" w:type="dxa"/>
-        </w:tblCellMar>
-      </w:tblPr>
-      <w:tblGrid>
-        <w:gridCol w:w="2494"/>
-        <w:gridCol w:w="2381"/>
-        <w:gridCol w:w="2381"/>
-        <w:gridCol w:w="2381"/>
-      </w:tblGrid>
-      <w:tr>
-        <w:trPr>
-          <w:tblHeader w:val="true"/>
-          <w:cantSplit/>
-        </w:trPr>
-        <w:tc>
-          <w:tcPr>
-            <w:tcW w:type="dxa" w:w="2494"/>
-            <w:shd w:val="clear" w:color="auto" w:fill="0B3D63"/>
-          </w:tcPr>
-          <w:p>
-            <w:pPr>
-              <w:pStyle w:val="TabelaPCMD"/>
-            </w:pPr>
-            <w:r>
-              <w:rPr>
-                <w:b/>
-                <w:color w:val="FFFFFF"/>
-              </w:rPr>
-              <w:t>Critério</w:t>
-            </w:r>
-          </w:p>
-        </w:tc>
-        <w:tc>
-          <w:tcPr>
-            <w:tcW w:type="dxa" w:w="2381"/>
-            <w:shd w:val="clear" w:color="auto" w:fill="0B3D63"/>
-          </w:tcPr>
-          <w:p>
-            <w:pPr>
-              <w:pStyle w:val="TabelaPCMD"/>
-            </w:pPr>
-            <w:r>
-              <w:rPr>
-                <w:b/>
-                <w:color w:val="FFFFFF"/>
-              </w:rPr>
-              <w:t>Nível 1</w:t>
-            </w:r>
-          </w:p>
-        </w:tc>
-        <w:tc>
-          <w:tcPr>
-            <w:tcW w:type="dxa" w:w="2381"/>
-            <w:shd w:val="clear" w:color="auto" w:fill="0B3D63"/>
-          </w:tcPr>
-          <w:p>
-            <w:pPr>
-              <w:pStyle w:val="TabelaPCMD"/>
-            </w:pPr>
-            <w:r>
-              <w:rPr>
-                <w:b/>
-                <w:color w:val="FFFFFF"/>
-              </w:rPr>
-              <w:t>Nível 2</w:t>
-            </w:r>
-          </w:p>
-        </w:tc>
-        <w:tc>
-          <w:tcPr>
-            <w:tcW w:type="dxa" w:w="2381"/>
-            <w:shd w:val="clear" w:color="auto" w:fill="0B3D63"/>
-          </w:tcPr>
-          <w:p>
-            <w:pPr>
-              <w:pStyle w:val="TabelaPCMD"/>
-            </w:pPr>
-            <w:r>
-              <w:rPr>
-                <w:b/>
-                <w:color w:val="FFFFFF"/>
-              </w:rPr>
-              <w:t>Nível 3</w:t>
-            </w:r>
-          </w:p>
-        </w:tc>
-      </w:tr>
-      <w:tr>
-        <w:trPr>
-          <w:cantSplit/>
-        </w:trPr>
-        <w:tc>
-          <w:tcPr>
-            <w:tcW w:type="dxa" w:w="2494"/>
-          </w:tcPr>
-          <w:p>
-            <w:pPr>
-              <w:pStyle w:val="TabelaPCMD"/>
-            </w:pPr>
-            <w:r>
-              <w:rPr>
-                <w:b/>
-                <w:color w:val="0B3D63"/>
-              </w:rPr>
-              <w:t>N1 Segurança</w:t>
-            </w:r>
-          </w:p>
-        </w:tc>
-        <w:tc>
-          <w:tcPr>
-            <w:tcW w:type="dxa" w:w="2381"/>
-          </w:tcPr>
-          <w:p>
-            <w:pPr>
-              <w:pStyle w:val="TabelaPCMD"/>
-            </w:pPr>
-            <w:r>
-              <w:t>A definir pelo mantenedor</w:t>
-            </w:r>
-          </w:p>
-        </w:tc>
-        <w:tc>
-          <w:tcPr>
-            <w:tcW w:type="dxa" w:w="2381"/>
-          </w:tcPr>
-          <w:p>
-            <w:pPr>
-              <w:pStyle w:val="TabelaPCMD"/>
-            </w:pPr>
-            <w:r>
-              <w:t>A definir pelo mantenedor</w:t>
-            </w:r>
-          </w:p>
-        </w:tc>
-        <w:tc>
-          <w:tcPr>
-            <w:tcW w:type="dxa" w:w="2381"/>
-          </w:tcPr>
-          <w:p>
-            <w:pPr>
-              <w:pStyle w:val="TabelaPCMD"/>
-            </w:pPr>
-            <w:r>
-              <w:t>A definir pelo mantenedor</w:t>
-            </w:r>
-          </w:p>
-        </w:tc>
-      </w:tr>
-      <w:tr>
-        <w:trPr>
-          <w:cantSplit/>
-        </w:trPr>
-        <w:tc>
-          <w:tcPr>
-            <w:tcW w:type="dxa" w:w="2494"/>
-            <w:shd w:val="clear" w:color="auto" w:fill="F4F7FA"/>
-          </w:tcPr>
-          <w:p>
-            <w:pPr>
-              <w:pStyle w:val="TabelaPCMD"/>
-            </w:pPr>
-            <w:r>
-              <w:rPr>
-                <w:b/>
-                <w:color w:val="0B3D63"/>
-              </w:rPr>
-              <w:t>N2 Qualidade</w:t>
-            </w:r>
-          </w:p>
-        </w:tc>
-        <w:tc>
-          <w:tcPr>
-            <w:tcW w:type="dxa" w:w="2381"/>
-            <w:shd w:val="clear" w:color="auto" w:fill="F4F7FA"/>
-          </w:tcPr>
-          <w:p>
-            <w:pPr>
-              <w:pStyle w:val="TabelaPCMD"/>
-            </w:pPr>
-            <w:r>
-              <w:t>A definir pelo mantenedor</w:t>
-            </w:r>
-          </w:p>
-        </w:tc>
-        <w:tc>
-          <w:tcPr>
-            <w:tcW w:type="dxa" w:w="2381"/>
-            <w:shd w:val="clear" w:color="auto" w:fill="F4F7FA"/>
-          </w:tcPr>
-          <w:p>
-            <w:pPr>
-              <w:pStyle w:val="TabelaPCMD"/>
-            </w:pPr>
-            <w:r>
-              <w:t>A definir pelo mantenedor</w:t>
-            </w:r>
-          </w:p>
-        </w:tc>
-        <w:tc>
-          <w:tcPr>
-            <w:tcW w:type="dxa" w:w="2381"/>
-            <w:shd w:val="clear" w:color="auto" w:fill="F4F7FA"/>
-          </w:tcPr>
-          <w:p>
-            <w:pPr>
-              <w:pStyle w:val="TabelaPCMD"/>
-            </w:pPr>
-            <w:r>
-              <w:t>A definir pelo mantenedor</w:t>
-            </w:r>
-          </w:p>
-        </w:tc>
-      </w:tr>
-      <w:tr>
-        <w:trPr>
-          <w:cantSplit/>
-        </w:trPr>
-        <w:tc>
-          <w:tcPr>
-            <w:tcW w:type="dxa" w:w="2494"/>
-          </w:tcPr>
-          <w:p>
-            <w:pPr>
-              <w:pStyle w:val="TabelaPCMD"/>
-            </w:pPr>
-            <w:r>
-              <w:rPr>
-                <w:b/>
-                <w:color w:val="0B3D63"/>
-              </w:rPr>
-              <w:t>N3 Produção</w:t>
-            </w:r>
-          </w:p>
-        </w:tc>
-        <w:tc>
-          <w:tcPr>
-            <w:tcW w:type="dxa" w:w="2381"/>
-          </w:tcPr>
-          <w:p>
-            <w:pPr>
-              <w:pStyle w:val="TabelaPCMD"/>
-            </w:pPr>
-            <w:r>
-              <w:t>A definir pelo mantenedor</w:t>
-            </w:r>
-          </w:p>
-        </w:tc>
-        <w:tc>
-          <w:tcPr>
-            <w:tcW w:type="dxa" w:w="2381"/>
-          </w:tcPr>
-          <w:p>
-            <w:pPr>
-              <w:pStyle w:val="TabelaPCMD"/>
-            </w:pPr>
-            <w:r>
-              <w:t>A definir pelo mantenedor</w:t>
-            </w:r>
-          </w:p>
-        </w:tc>
-        <w:tc>
-          <w:tcPr>
-            <w:tcW w:type="dxa" w:w="2381"/>
-          </w:tcPr>
-          <w:p>
-            <w:pPr>
-              <w:pStyle w:val="TabelaPCMD"/>
-            </w:pPr>
-            <w:r>
-              <w:t>A definir pelo mantenedor</w:t>
-            </w:r>
-          </w:p>
-        </w:tc>
-      </w:tr>
-      <w:tr>
-        <w:trPr>
-          <w:cantSplit/>
-        </w:trPr>
-        <w:tc>
-          <w:tcPr>
-            <w:tcW w:type="dxa" w:w="2494"/>
-            <w:shd w:val="clear" w:color="auto" w:fill="F4F7FA"/>
-          </w:tcPr>
-          <w:p>
-            <w:pPr>
-              <w:pStyle w:val="TabelaPCMD"/>
-            </w:pPr>
-            <w:r>
-              <w:rPr>
-                <w:b/>
-                <w:color w:val="0B3D63"/>
-              </w:rPr>
-              <w:t>N4 Frequência de falha</w:t>
-            </w:r>
-          </w:p>
-        </w:tc>
-        <w:tc>
-          <w:tcPr>
-            <w:tcW w:type="dxa" w:w="2381"/>
-            <w:shd w:val="clear" w:color="auto" w:fill="F4F7FA"/>
-          </w:tcPr>
-          <w:p>
-            <w:pPr>
-              <w:pStyle w:val="TabelaPCMD"/>
-            </w:pPr>
-            <w:r>
-              <w:t>A definir pelo mantenedor</w:t>
-            </w:r>
-          </w:p>
-        </w:tc>
-        <w:tc>
-          <w:tcPr>
-            <w:tcW w:type="dxa" w:w="2381"/>
-            <w:shd w:val="clear" w:color="auto" w:fill="F4F7FA"/>
-          </w:tcPr>
-          <w:p>
-            <w:pPr>
-              <w:pStyle w:val="TabelaPCMD"/>
-            </w:pPr>
-            <w:r>
-              <w:t>A definir pelo mantenedor</w:t>
-            </w:r>
-          </w:p>
-        </w:tc>
-        <w:tc>
-          <w:tcPr>
-            <w:tcW w:type="dxa" w:w="2381"/>
-            <w:shd w:val="clear" w:color="auto" w:fill="F4F7FA"/>
-          </w:tcPr>
-          <w:p>
-            <w:pPr>
-              <w:pStyle w:val="TabelaPCMD"/>
-            </w:pPr>
-            <w:r>
-              <w:t>A definir pelo mantenedor</w:t>
-            </w:r>
-          </w:p>
-        </w:tc>
-      </w:tr>
-      <w:tr>
-        <w:trPr>
-          <w:cantSplit/>
-        </w:trPr>
-        <w:tc>
-          <w:tcPr>
-            <w:tcW w:type="dxa" w:w="2494"/>
-          </w:tcPr>
-          <w:p>
-            <w:pPr>
-              <w:pStyle w:val="TabelaPCMD"/>
-            </w:pPr>
-            <w:r>
-              <w:rPr>
-                <w:b/>
-                <w:color w:val="0B3D63"/>
-              </w:rPr>
-              <w:t>N5 Custo/tempo de reparo</w:t>
-            </w:r>
-          </w:p>
-        </w:tc>
-        <w:tc>
-          <w:tcPr>
-            <w:tcW w:type="dxa" w:w="2381"/>
-          </w:tcPr>
-          <w:p>
-            <w:pPr>
-              <w:pStyle w:val="TabelaPCMD"/>
-            </w:pPr>
-            <w:r>
-              <w:t>A definir pelo mantenedor</w:t>
-            </w:r>
-          </w:p>
-        </w:tc>
-        <w:tc>
-          <w:tcPr>
-            <w:tcW w:type="dxa" w:w="2381"/>
-          </w:tcPr>
-          <w:p>
-            <w:pPr>
-              <w:pStyle w:val="TabelaPCMD"/>
-            </w:pPr>
-            <w:r>
-              <w:t>A definir pelo mantenedor</w:t>
-            </w:r>
-          </w:p>
-        </w:tc>
-        <w:tc>
-          <w:tcPr>
-            <w:tcW w:type="dxa" w:w="2381"/>
-          </w:tcPr>
-          <w:p>
-            <w:pPr>
-              <w:pStyle w:val="TabelaPCMD"/>
-            </w:pPr>
-            <w:r>
-              <w:t>A definir pelo mantenedor</w:t>
-            </w:r>
-          </w:p>
-        </w:tc>
-      </w:tr>
-    </w:tbl>
-    <w:p/>
-    <w:p>
-      <w:pPr>
-        <w:pStyle w:val="DestaquePCMD"/>
-        <w:pBdr>
-          <w:left w:val="single" w:sz="18" w:space="8" w:color="0B3D63"/>
-        </w:pBdr>
-        <w:shd w:val="clear" w:color="auto" w:fill="F4F7FA"/>
-      </w:pPr>
-      <w:r>
-        <w:t>A classe não altera frequências, tarefas nem proteções de segurança. Mudanças no plano são decisão registrada do profissional responsável.</w:t>
-      </w:r>
-    </w:p>
-    <w:p>
-      <w:pPr>
-        <w:pStyle w:val="Heading1"/>
-      </w:pPr>
-      <w:r>
-        <w:t>6. Histórico</w:t>
-      </w:r>
-    </w:p>
-    <w:tbl>
-      <w:tblPr>
-        <w:tblStyle w:val="TableGrid"/>
-        <w:tblW w:type="auto" w:w="0"/>
-        <w:jc w:val="center"/>
-        <w:tblLayout w:type="fixed"/>
-        <w:tblLook w:firstColumn="1" w:firstRow="1" w:lastColumn="0" w:lastRow="0" w:noHBand="0" w:noVBand="1" w:val="04A0"/>
-        <w:tblLayout w:type="fixed"/>
-        <w:tblBorders>
-          <w:top w:val="single" w:sz="8" w:space="0" w:color="0B3D63"/>
-          <w:left w:val="nil"/>
-          <w:bottom w:val="single" w:sz="8" w:space="0" w:color="0B3D63"/>
-          <w:right w:val="nil"/>
-          <w:insideH w:val="single" w:sz="4" w:space="0" w:color="D5DDE5"/>
-          <w:insideV w:val="nil"/>
-        </w:tblBorders>
-        <w:tblCellMar>
-          <w:top w:w="45" w:type="dxa"/>
-          <w:bottom w:w="45" w:type="dxa"/>
-          <w:left w:w="85" w:type="dxa"/>
-          <w:right w:w="85" w:type="dxa"/>
-        </w:tblCellMar>
-      </w:tblPr>
-      <w:tblGrid>
-        <w:gridCol w:w="3118"/>
-        <w:gridCol w:w="6520"/>
-      </w:tblGrid>
-      <w:tr>
-        <w:trPr>
-          <w:tblHeader w:val="true"/>
-          <w:cantSplit/>
-        </w:trPr>
-        <w:tc>
-          <w:tcPr>
-            <w:tcW w:type="dxa" w:w="3118"/>
-            <w:shd w:val="clear" w:color="auto" w:fill="0B3D63"/>
-          </w:tcPr>
-          <w:p>
-            <w:pPr>
-              <w:pStyle w:val="TabelaPCMD"/>
-            </w:pPr>
-            <w:r>
-              <w:rPr>
-                <w:b/>
-                <w:color w:val="FFFFFF"/>
-              </w:rPr>
-              <w:t>Situação</w:t>
-            </w:r>
-          </w:p>
-        </w:tc>
-        <w:tc>
-          <w:tcPr>
-            <w:tcW w:type="dxa" w:w="6520"/>
-            <w:shd w:val="clear" w:color="auto" w:fill="0B3D63"/>
-          </w:tcPr>
-          <w:p>
-            <w:pPr>
-              <w:pStyle w:val="TabelaPCMD"/>
-            </w:pPr>
-            <w:r>
-              <w:rPr>
-                <w:b/>
-                <w:color w:val="FFFFFF"/>
-              </w:rPr>
-              <w:t>O que acontece</w:t>
-            </w:r>
-          </w:p>
-        </w:tc>
-      </w:tr>
-      <w:tr>
-        <w:trPr>
-          <w:cantSplit/>
-        </w:trPr>
-        <w:tc>
-          <w:tcPr>
-            <w:tcW w:type="dxa" w:w="3118"/>
-          </w:tcPr>
-          <w:p>
-            <w:pPr>
-              <w:pStyle w:val="TabelaPCMD"/>
-            </w:pPr>
-            <w:r>
-              <w:rPr>
-                <w:b/>
-                <w:color w:val="0B3D63"/>
-              </w:rPr>
-              <w:t>Várias realizações da mesma tarefa</w:t>
-            </w:r>
-          </w:p>
-        </w:tc>
-        <w:tc>
-          <w:tcPr>
-            <w:tcW w:type="dxa" w:w="6520"/>
-          </w:tcPr>
-          <w:p>
-            <w:pPr>
-              <w:pStyle w:val="TabelaPCMD"/>
-            </w:pPr>
-            <w:r>
-              <w:t>Cada execução é um registro com ID próprio.</w:t>
-            </w:r>
-          </w:p>
-        </w:tc>
-      </w:tr>
-      <w:tr>
-        <w:trPr>
-          <w:cantSplit/>
-        </w:trPr>
-        <w:tc>
-          <w:tcPr>
-            <w:tcW w:type="dxa" w:w="3118"/>
-            <w:shd w:val="clear" w:color="auto" w:fill="F4F7FA"/>
-          </w:tcPr>
-          <w:p>
-            <w:pPr>
-              <w:pStyle w:val="TabelaPCMD"/>
-            </w:pPr>
-            <w:r>
-              <w:rPr>
-                <w:b/>
-                <w:color w:val="0B3D63"/>
-              </w:rPr>
-              <w:t>Execução cancelada</w:t>
-            </w:r>
-          </w:p>
-        </w:tc>
-        <w:tc>
-          <w:tcPr>
-            <w:tcW w:type="dxa" w:w="6520"/>
-            <w:shd w:val="clear" w:color="auto" w:fill="F4F7FA"/>
-          </w:tcPr>
-          <w:p>
-            <w:pPr>
-              <w:pStyle w:val="TabelaPCMD"/>
-            </w:pPr>
-            <w:r>
-              <w:t>Continua no histórico e sai da contagem do realizado.</w:t>
-            </w:r>
-          </w:p>
-        </w:tc>
-      </w:tr>
-      <w:tr>
-        <w:trPr>
-          <w:cantSplit/>
-        </w:trPr>
-        <w:tc>
-          <w:tcPr>
-            <w:tcW w:type="dxa" w:w="3118"/>
-          </w:tcPr>
-          <w:p>
-            <w:pPr>
-              <w:pStyle w:val="TabelaPCMD"/>
-            </w:pPr>
-            <w:r>
-              <w:rPr>
-                <w:b/>
-                <w:color w:val="0B3D63"/>
-              </w:rPr>
-              <w:t>Marcação antiga migrada</w:t>
-            </w:r>
-          </w:p>
-        </w:tc>
-        <w:tc>
-          <w:tcPr>
-            <w:tcW w:type="dxa" w:w="6520"/>
-          </w:tcPr>
-          <w:p>
-            <w:pPr>
-              <w:pStyle w:val="TabelaPCMD"/>
-            </w:pPr>
-            <w:r>
-              <w:t>Aparece como legado sem vínculo e não multiplica realizações.</w:t>
-            </w:r>
-          </w:p>
-        </w:tc>
-      </w:tr>
-      <w:tr>
-        <w:trPr>
-          <w:cantSplit/>
-        </w:trPr>
-        <w:tc>
-          <w:tcPr>
-            <w:tcW w:type="dxa" w:w="3118"/>
-            <w:shd w:val="clear" w:color="auto" w:fill="F4F7FA"/>
-          </w:tcPr>
-          <w:p>
-            <w:pPr>
-              <w:pStyle w:val="TabelaPCMD"/>
-            </w:pPr>
-            <w:r>
-              <w:rPr>
-                <w:b/>
-                <w:color w:val="0B3D63"/>
-              </w:rPr>
-              <w:t>Ativo removido</w:t>
-            </w:r>
-          </w:p>
-        </w:tc>
-        <w:tc>
-          <w:tcPr>
-            <w:tcW w:type="dxa" w:w="6520"/>
-            <w:shd w:val="clear" w:color="auto" w:fill="F4F7FA"/>
-          </w:tcPr>
-          <w:p>
-            <w:pPr>
-              <w:pStyle w:val="TabelaPCMD"/>
-            </w:pPr>
-            <w:r>
-              <w:t>Execuções e falhas continuam, com TAG e descrição preservadas.</w:t>
-            </w:r>
-          </w:p>
-        </w:tc>
-      </w:tr>
-      <w:tr>
-        <w:trPr>
-          <w:cantSplit/>
-        </w:trPr>
-        <w:tc>
-          <w:tcPr>
-            <w:tcW w:type="dxa" w:w="3118"/>
-          </w:tcPr>
-          <w:p>
-            <w:pPr>
-              <w:pStyle w:val="TabelaPCMD"/>
-            </w:pPr>
-            <w:r>
-              <w:rPr>
-                <w:b/>
-                <w:color w:val="0B3D63"/>
-              </w:rPr>
-              <w:t>Horas de parada vazias</w:t>
-            </w:r>
-          </w:p>
-        </w:tc>
-        <w:tc>
-          <w:tcPr>
-            <w:tcW w:type="dxa" w:w="6520"/>
-          </w:tcPr>
-          <w:p>
-            <w:pPr>
-              <w:pStyle w:val="TabelaPCMD"/>
-            </w:pPr>
-            <w:r>
-              <w:t>Significam não informado; não viram zero.</w:t>
-            </w:r>
-          </w:p>
-        </w:tc>
-      </w:tr>
-    </w:tbl>
-    <w:p/>
-    <w:p>
-      <w:pPr>
-        <w:pStyle w:val="Heading1"/>
-      </w:pPr>
-      <w:r>
-        <w:t>7. Referências e requisitos</w:t>
+        <w:t>Inclui cadastro e hierarquia, IDs e TAGs, setores, criticidade, responsáveis, histórico, requisitos e controle documental. Não inclui procedimentos de execução, indicadores sem regra aprovada nem declaração de conformidade legal.</w:t>
       </w:r>
     </w:p>
     <w:p>
@@ -2735,10 +55,18 @@
       <w:pPr>
         <w:pStyle w:val="DestaquePCMD"/>
         <w:pBdr>
-          <w:left w:val="single" w:sz="18" w:space="8" w:color="0B3D63"/>
+          <w:left w:val="single" w:sz="24" w:space="6" w:color="0B3D63"/>
         </w:pBdr>
-        <w:shd w:val="clear" w:color="auto" w:fill="F4F7FA"/>
+        <w:shd w:val="clear" w:color="auto" w:fill="EEF2F8"/>
       </w:pPr>
+      <w:r>
+        <w:rPr>
+          <w:rFonts w:ascii="Arial Black" w:hAnsi="Arial Black" w:cs="Arial Black"/>
+          <w:color w:val="0B3D63"/>
+          <w:sz w:val="16"/>
+        </w:rPr>
+        <w:t xml:space="preserve">NOTA   </w:t>
+      </w:r>
       <w:r>
         <w:t>Cada referência começa Não verificado. Verificado exige fonte oficial HTTPS, versão e data; registra a conferência do responsável e não certifica conformidade. Não cite número de norma sem essas informações.</w:t>
       </w:r>
@@ -2761,18 +89,18 @@
         <w:tblLook w:firstColumn="1" w:firstRow="1" w:lastColumn="0" w:lastRow="0" w:noHBand="0" w:noVBand="1" w:val="04A0"/>
         <w:tblLayout w:type="fixed"/>
         <w:tblBorders>
-          <w:top w:val="single" w:sz="8" w:space="0" w:color="0B3D63"/>
-          <w:left w:val="nil"/>
-          <w:bottom w:val="single" w:sz="8" w:space="0" w:color="0B3D63"/>
-          <w:right w:val="nil"/>
-          <w:insideH w:val="single" w:sz="4" w:space="0" w:color="D5DDE5"/>
-          <w:insideV w:val="nil"/>
+          <w:top w:val="single" w:sz="4" w:space="0" w:color="D5DCE8"/>
+          <w:left w:val="single" w:sz="4" w:space="0" w:color="D5DCE8"/>
+          <w:bottom w:val="single" w:sz="4" w:space="0" w:color="D5DCE8"/>
+          <w:right w:val="single" w:sz="4" w:space="0" w:color="D5DCE8"/>
+          <w:insideH w:val="single" w:sz="4" w:space="0" w:color="D5DCE8"/>
+          <w:insideV w:val="single" w:sz="4" w:space="0" w:color="D5DCE8"/>
         </w:tblBorders>
         <w:tblCellMar>
-          <w:top w:w="45" w:type="dxa"/>
-          <w:bottom w:w="45" w:type="dxa"/>
-          <w:left w:w="85" w:type="dxa"/>
-          <w:right w:w="85" w:type="dxa"/>
+          <w:top w:w="50" w:type="dxa"/>
+          <w:bottom w:w="50" w:type="dxa"/>
+          <w:left w:w="90" w:type="dxa"/>
+          <w:right w:w="90" w:type="dxa"/>
         </w:tblCellMar>
       </w:tblPr>
       <w:tblGrid>
@@ -2790,16 +118,20 @@
         <w:tc>
           <w:tcPr>
             <w:tcW w:type="dxa" w:w="2948"/>
-            <w:shd w:val="clear" w:color="auto" w:fill="0B3D63"/>
+            <w:shd w:val="clear" w:color="auto" w:fill="DCE6F5"/>
+            <w:tcBorders>
+              <w:bottom w:val="single" w:sz="8" w:space="0" w:color="0B3D63"/>
+            </w:tcBorders>
           </w:tcPr>
           <w:p>
             <w:pPr>
               <w:pStyle w:val="TabelaPCMD"/>
+              <w:jc w:val="center"/>
             </w:pPr>
             <w:r>
               <w:rPr>
                 <w:b/>
-                <w:color w:val="FFFFFF"/>
+                <w:color w:val="0B3D63"/>
               </w:rPr>
               <w:t>Referência</w:t>
             </w:r>
@@ -2808,16 +140,20 @@
         <w:tc>
           <w:tcPr>
             <w:tcW w:type="dxa" w:w="1134"/>
-            <w:shd w:val="clear" w:color="auto" w:fill="0B3D63"/>
+            <w:shd w:val="clear" w:color="auto" w:fill="DCE6F5"/>
+            <w:tcBorders>
+              <w:bottom w:val="single" w:sz="8" w:space="0" w:color="0B3D63"/>
+            </w:tcBorders>
           </w:tcPr>
           <w:p>
             <w:pPr>
               <w:pStyle w:val="TabelaPCMD"/>
+              <w:jc w:val="center"/>
             </w:pPr>
             <w:r>
               <w:rPr>
                 <w:b/>
-                <w:color w:val="FFFFFF"/>
+                <w:color w:val="0B3D63"/>
               </w:rPr>
               <w:t>Versão</w:t>
             </w:r>
@@ -2826,16 +162,20 @@
         <w:tc>
           <w:tcPr>
             <w:tcW w:type="dxa" w:w="1304"/>
-            <w:shd w:val="clear" w:color="auto" w:fill="0B3D63"/>
+            <w:shd w:val="clear" w:color="auto" w:fill="DCE6F5"/>
+            <w:tcBorders>
+              <w:bottom w:val="single" w:sz="8" w:space="0" w:color="0B3D63"/>
+            </w:tcBorders>
           </w:tcPr>
           <w:p>
             <w:pPr>
               <w:pStyle w:val="TabelaPCMD"/>
+              <w:jc w:val="center"/>
             </w:pPr>
             <w:r>
               <w:rPr>
                 <w:b/>
-                <w:color w:val="FFFFFF"/>
+                <w:color w:val="0B3D63"/>
               </w:rPr>
               <w:t>Data</w:t>
             </w:r>
@@ -2844,16 +184,20 @@
         <w:tc>
           <w:tcPr>
             <w:tcW w:type="dxa" w:w="2665"/>
-            <w:shd w:val="clear" w:color="auto" w:fill="0B3D63"/>
+            <w:shd w:val="clear" w:color="auto" w:fill="DCE6F5"/>
+            <w:tcBorders>
+              <w:bottom w:val="single" w:sz="8" w:space="0" w:color="0B3D63"/>
+            </w:tcBorders>
           </w:tcPr>
           <w:p>
             <w:pPr>
               <w:pStyle w:val="TabelaPCMD"/>
+              <w:jc w:val="center"/>
             </w:pPr>
             <w:r>
               <w:rPr>
                 <w:b/>
-                <w:color w:val="FFFFFF"/>
+                <w:color w:val="0B3D63"/>
               </w:rPr>
               <w:t>Fonte (HTTPS)</w:t>
             </w:r>
@@ -2862,16 +206,20 @@
         <w:tc>
           <w:tcPr>
             <w:tcW w:type="dxa" w:w="1587"/>
-            <w:shd w:val="clear" w:color="auto" w:fill="0B3D63"/>
+            <w:shd w:val="clear" w:color="auto" w:fill="DCE6F5"/>
+            <w:tcBorders>
+              <w:bottom w:val="single" w:sz="8" w:space="0" w:color="0B3D63"/>
+            </w:tcBorders>
           </w:tcPr>
           <w:p>
             <w:pPr>
               <w:pStyle w:val="TabelaPCMD"/>
+              <w:jc w:val="center"/>
             </w:pPr>
             <w:r>
               <w:rPr>
                 <w:b/>
-                <w:color w:val="FFFFFF"/>
+                <w:color w:val="0B3D63"/>
               </w:rPr>
               <w:t>Status</w:t>
             </w:r>
@@ -2970,21 +318,7 @@
         <w:pStyle w:val="Heading1"/>
       </w:pPr>
       <w:r>
-        <w:t>8. Controle documental</w:t>
-      </w:r>
-    </w:p>
-    <w:p>
-      <w:r>
-        <w:t xml:space="preserve">Os documentos PCMD ficam na lista mestra (PCMD-01) com revisão, datas, elaborador, aprovador e situação; cada revisão entra no histórico. Próxima revisão deste manual: </w:t>
-      </w:r>
-      <w:r>
-        <w:rPr>
-          <w:rStyle w:val="MarcadorPCMD"/>
-        </w:rPr>
-        <w:t>{{documento.proxima_revisao}}</w:t>
-      </w:r>
-      <w:r>
-        <w:t>.</w:t>
+        <w:t>3.  DEFINIÇÕES E SIGLAS</w:t>
       </w:r>
     </w:p>
     <w:tbl>
@@ -2996,18 +330,1095 @@
         <w:tblLook w:firstColumn="1" w:firstRow="1" w:lastColumn="0" w:lastRow="0" w:noHBand="0" w:noVBand="1" w:val="04A0"/>
         <w:tblLayout w:type="fixed"/>
         <w:tblBorders>
-          <w:top w:val="single" w:sz="8" w:space="0" w:color="0B3D63"/>
-          <w:left w:val="nil"/>
-          <w:bottom w:val="single" w:sz="8" w:space="0" w:color="0B3D63"/>
-          <w:right w:val="nil"/>
-          <w:insideH w:val="single" w:sz="4" w:space="0" w:color="D5DDE5"/>
-          <w:insideV w:val="nil"/>
+          <w:top w:val="single" w:sz="4" w:space="0" w:color="D5DCE8"/>
+          <w:left w:val="single" w:sz="4" w:space="0" w:color="D5DCE8"/>
+          <w:bottom w:val="single" w:sz="4" w:space="0" w:color="D5DCE8"/>
+          <w:right w:val="single" w:sz="4" w:space="0" w:color="D5DCE8"/>
+          <w:insideH w:val="single" w:sz="4" w:space="0" w:color="D5DCE8"/>
+          <w:insideV w:val="single" w:sz="4" w:space="0" w:color="D5DCE8"/>
         </w:tblBorders>
         <w:tblCellMar>
-          <w:top w:w="45" w:type="dxa"/>
-          <w:bottom w:w="45" w:type="dxa"/>
-          <w:left w:w="85" w:type="dxa"/>
-          <w:right w:w="85" w:type="dxa"/>
+          <w:top w:w="50" w:type="dxa"/>
+          <w:bottom w:w="50" w:type="dxa"/>
+          <w:left w:w="90" w:type="dxa"/>
+          <w:right w:w="90" w:type="dxa"/>
+        </w:tblCellMar>
+      </w:tblPr>
+      <w:tblGrid>
+        <w:gridCol w:w="2551"/>
+        <w:gridCol w:w="7087"/>
+      </w:tblGrid>
+      <w:tr>
+        <w:trPr>
+          <w:tblHeader w:val="true"/>
+          <w:cantSplit/>
+        </w:trPr>
+        <w:tc>
+          <w:tcPr>
+            <w:tcW w:type="dxa" w:w="2551"/>
+            <w:shd w:val="clear" w:color="auto" w:fill="DCE6F5"/>
+            <w:tcBorders>
+              <w:bottom w:val="single" w:sz="8" w:space="0" w:color="0B3D63"/>
+            </w:tcBorders>
+          </w:tcPr>
+          <w:p>
+            <w:pPr>
+              <w:pStyle w:val="TabelaPCMD"/>
+              <w:jc w:val="center"/>
+            </w:pPr>
+            <w:r>
+              <w:rPr>
+                <w:b/>
+                <w:color w:val="0B3D63"/>
+              </w:rPr>
+              <w:t>Termo</w:t>
+            </w:r>
+          </w:p>
+        </w:tc>
+        <w:tc>
+          <w:tcPr>
+            <w:tcW w:type="dxa" w:w="7087"/>
+            <w:shd w:val="clear" w:color="auto" w:fill="DCE6F5"/>
+            <w:tcBorders>
+              <w:bottom w:val="single" w:sz="8" w:space="0" w:color="0B3D63"/>
+            </w:tcBorders>
+          </w:tcPr>
+          <w:p>
+            <w:pPr>
+              <w:pStyle w:val="TabelaPCMD"/>
+              <w:jc w:val="center"/>
+            </w:pPr>
+            <w:r>
+              <w:rPr>
+                <w:b/>
+                <w:color w:val="0B3D63"/>
+              </w:rPr>
+              <w:t>Definição</w:t>
+            </w:r>
+          </w:p>
+        </w:tc>
+      </w:tr>
+      <w:tr>
+        <w:trPr>
+          <w:cantSplit/>
+        </w:trPr>
+        <w:tc>
+          <w:tcPr>
+            <w:tcW w:type="dxa" w:w="2551"/>
+          </w:tcPr>
+          <w:p>
+            <w:pPr>
+              <w:pStyle w:val="TabelaPCMD"/>
+            </w:pPr>
+            <w:r>
+              <w:rPr>
+                <w:b/>
+              </w:rPr>
+              <w:t>Ativo local</w:t>
+            </w:r>
+          </w:p>
+        </w:tc>
+        <w:tc>
+          <w:tcPr>
+            <w:tcW w:type="dxa" w:w="7087"/>
+          </w:tcPr>
+          <w:p>
+            <w:pPr>
+              <w:pStyle w:val="TabelaPCMD"/>
+            </w:pPr>
+            <w:r>
+              <w:t>Equipamento efetivo da organização, com ID técnico, setor, TAG, plano, criticidade e histórico.</w:t>
+            </w:r>
+          </w:p>
+        </w:tc>
+      </w:tr>
+      <w:tr>
+        <w:trPr>
+          <w:cantSplit/>
+        </w:trPr>
+        <w:tc>
+          <w:tcPr>
+            <w:tcW w:type="dxa" w:w="2551"/>
+          </w:tcPr>
+          <w:p>
+            <w:pPr>
+              <w:pStyle w:val="TabelaPCMD"/>
+            </w:pPr>
+            <w:r>
+              <w:rPr>
+                <w:b/>
+              </w:rPr>
+              <w:t>Modelo de máquina compartilhado</w:t>
+            </w:r>
+          </w:p>
+        </w:tc>
+        <w:tc>
+          <w:tcPr>
+            <w:tcW w:type="dxa" w:w="7087"/>
+          </w:tcPr>
+          <w:p>
+            <w:pPr>
+              <w:pStyle w:val="TabelaPCMD"/>
+            </w:pPr>
+            <w:r>
+              <w:t>Referência reutilizável do catálogo público do PCM Direto, sujeita a revisão. Usá-lo cria um cadastro local, sem sincronização automática.</w:t>
+            </w:r>
+          </w:p>
+        </w:tc>
+      </w:tr>
+      <w:tr>
+        <w:trPr>
+          <w:cantSplit/>
+        </w:trPr>
+        <w:tc>
+          <w:tcPr>
+            <w:tcW w:type="dxa" w:w="2551"/>
+          </w:tcPr>
+          <w:p>
+            <w:pPr>
+              <w:pStyle w:val="TabelaPCMD"/>
+            </w:pPr>
+            <w:r>
+              <w:rPr>
+                <w:b/>
+              </w:rPr>
+              <w:t>Template documental</w:t>
+            </w:r>
+          </w:p>
+        </w:tc>
+        <w:tc>
+          <w:tcPr>
+            <w:tcW w:type="dxa" w:w="7087"/>
+          </w:tcPr>
+          <w:p>
+            <w:pPr>
+              <w:pStyle w:val="TabelaPCMD"/>
+            </w:pPr>
+            <w:r>
+              <w:t>Arquivo Excel/Word preenchido com dados locais, como este manual. Não consulta o catálogo nem envia dados.</w:t>
+            </w:r>
+          </w:p>
+        </w:tc>
+      </w:tr>
+      <w:tr>
+        <w:trPr>
+          <w:cantSplit/>
+        </w:trPr>
+        <w:tc>
+          <w:tcPr>
+            <w:tcW w:type="dxa" w:w="2551"/>
+          </w:tcPr>
+          <w:p>
+            <w:pPr>
+              <w:pStyle w:val="TabelaPCMD"/>
+            </w:pPr>
+            <w:r>
+              <w:rPr>
+                <w:b/>
+              </w:rPr>
+              <w:t>ID técnico</w:t>
+            </w:r>
+          </w:p>
+        </w:tc>
+        <w:tc>
+          <w:tcPr>
+            <w:tcW w:type="dxa" w:w="7087"/>
+          </w:tcPr>
+          <w:p>
+            <w:pPr>
+              <w:pStyle w:val="TabelaPCMD"/>
+            </w:pPr>
+            <w:r>
+              <w:t>Identificador estável de ativo, tarefa, pessoa, execução ou falha. Não é substituído por TAG, nome ou número de linha.</w:t>
+            </w:r>
+          </w:p>
+        </w:tc>
+      </w:tr>
+      <w:tr>
+        <w:trPr>
+          <w:cantSplit/>
+        </w:trPr>
+        <w:tc>
+          <w:tcPr>
+            <w:tcW w:type="dxa" w:w="2551"/>
+          </w:tcPr>
+          <w:p>
+            <w:pPr>
+              <w:pStyle w:val="TabelaPCMD"/>
+            </w:pPr>
+            <w:r>
+              <w:rPr>
+                <w:b/>
+              </w:rPr>
+              <w:t>TAG</w:t>
+            </w:r>
+          </w:p>
+        </w:tc>
+        <w:tc>
+          <w:tcPr>
+            <w:tcW w:type="dxa" w:w="7087"/>
+          </w:tcPr>
+          <w:p>
+            <w:pPr>
+              <w:pStyle w:val="TabelaPCMD"/>
+            </w:pPr>
+            <w:r>
+              <w:t>Rótulo legível do ativo no formato SETOR-SIGLA-NNN (ex.: UTL-CMP-001).</w:t>
+            </w:r>
+          </w:p>
+        </w:tc>
+      </w:tr>
+      <w:tr>
+        <w:trPr>
+          <w:cantSplit/>
+        </w:trPr>
+        <w:tc>
+          <w:tcPr>
+            <w:tcW w:type="dxa" w:w="2551"/>
+          </w:tcPr>
+          <w:p>
+            <w:pPr>
+              <w:pStyle w:val="TabelaPCMD"/>
+            </w:pPr>
+            <w:r>
+              <w:rPr>
+                <w:b/>
+              </w:rPr>
+              <w:t>Tarefa de segurança</w:t>
+            </w:r>
+          </w:p>
+        </w:tc>
+        <w:tc>
+          <w:tcPr>
+            <w:tcW w:type="dxa" w:w="7087"/>
+          </w:tcPr>
+          <w:p>
+            <w:pPr>
+              <w:pStyle w:val="TabelaPCMD"/>
+            </w:pPr>
+            <w:r>
+              <w:t>Tarefa que não pode ser retirada do plano nem ter a frequência reduzida em relação à referência.</w:t>
+            </w:r>
+          </w:p>
+        </w:tc>
+      </w:tr>
+      <w:tr>
+        <w:trPr>
+          <w:cantSplit/>
+        </w:trPr>
+        <w:tc>
+          <w:tcPr>
+            <w:tcW w:type="dxa" w:w="2551"/>
+          </w:tcPr>
+          <w:p>
+            <w:pPr>
+              <w:pStyle w:val="TabelaPCMD"/>
+            </w:pPr>
+            <w:r>
+              <w:rPr>
+                <w:b/>
+              </w:rPr>
+              <w:t>Pendente / A definir</w:t>
+            </w:r>
+          </w:p>
+        </w:tc>
+        <w:tc>
+          <w:tcPr>
+            <w:tcW w:type="dxa" w:w="7087"/>
+          </w:tcPr>
+          <w:p>
+            <w:pPr>
+              <w:pStyle w:val="TabelaPCMD"/>
+            </w:pPr>
+            <w:r>
+              <w:t>Pendente: falta informação para concluir. A definir: valor ainda não definido pelo responsável; nunca é presumido.</w:t>
+            </w:r>
+          </w:p>
+        </w:tc>
+      </w:tr>
+    </w:tbl>
+    <w:p/>
+    <w:p>
+      <w:pPr>
+        <w:pStyle w:val="Heading1"/>
+      </w:pPr>
+      <w:r>
+        <w:t>4.  RESPONSABILIDADES</w:t>
+      </w:r>
+    </w:p>
+    <w:tbl>
+      <w:tblPr>
+        <w:tblStyle w:val="TableGrid"/>
+        <w:tblW w:type="auto" w:w="0"/>
+        <w:jc w:val="center"/>
+        <w:tblLayout w:type="fixed"/>
+        <w:tblLook w:firstColumn="1" w:firstRow="1" w:lastColumn="0" w:lastRow="0" w:noHBand="0" w:noVBand="1" w:val="04A0"/>
+        <w:tblLayout w:type="fixed"/>
+        <w:tblBorders>
+          <w:top w:val="single" w:sz="4" w:space="0" w:color="D5DCE8"/>
+          <w:left w:val="single" w:sz="4" w:space="0" w:color="D5DCE8"/>
+          <w:bottom w:val="single" w:sz="4" w:space="0" w:color="D5DCE8"/>
+          <w:right w:val="single" w:sz="4" w:space="0" w:color="D5DCE8"/>
+          <w:insideH w:val="single" w:sz="4" w:space="0" w:color="D5DCE8"/>
+          <w:insideV w:val="single" w:sz="4" w:space="0" w:color="D5DCE8"/>
+        </w:tblBorders>
+        <w:tblCellMar>
+          <w:top w:w="50" w:type="dxa"/>
+          <w:bottom w:w="50" w:type="dxa"/>
+          <w:left w:w="90" w:type="dxa"/>
+          <w:right w:w="90" w:type="dxa"/>
+        </w:tblCellMar>
+      </w:tblPr>
+      <w:tblGrid>
+        <w:gridCol w:w="2381"/>
+        <w:gridCol w:w="4989"/>
+        <w:gridCol w:w="2268"/>
+      </w:tblGrid>
+      <w:tr>
+        <w:trPr>
+          <w:tblHeader w:val="true"/>
+          <w:cantSplit/>
+        </w:trPr>
+        <w:tc>
+          <w:tcPr>
+            <w:tcW w:type="dxa" w:w="2381"/>
+            <w:shd w:val="clear" w:color="auto" w:fill="DCE6F5"/>
+            <w:tcBorders>
+              <w:bottom w:val="single" w:sz="8" w:space="0" w:color="0B3D63"/>
+            </w:tcBorders>
+          </w:tcPr>
+          <w:p>
+            <w:pPr>
+              <w:pStyle w:val="TabelaPCMD"/>
+              <w:jc w:val="center"/>
+            </w:pPr>
+            <w:r>
+              <w:rPr>
+                <w:b/>
+                <w:color w:val="0B3D63"/>
+              </w:rPr>
+              <w:t>Papel</w:t>
+            </w:r>
+          </w:p>
+        </w:tc>
+        <w:tc>
+          <w:tcPr>
+            <w:tcW w:type="dxa" w:w="4989"/>
+            <w:shd w:val="clear" w:color="auto" w:fill="DCE6F5"/>
+            <w:tcBorders>
+              <w:bottom w:val="single" w:sz="8" w:space="0" w:color="0B3D63"/>
+            </w:tcBorders>
+          </w:tcPr>
+          <w:p>
+            <w:pPr>
+              <w:pStyle w:val="TabelaPCMD"/>
+              <w:jc w:val="center"/>
+            </w:pPr>
+            <w:r>
+              <w:rPr>
+                <w:b/>
+                <w:color w:val="0B3D63"/>
+              </w:rPr>
+              <w:t>Responsabilidade</w:t>
+            </w:r>
+          </w:p>
+        </w:tc>
+        <w:tc>
+          <w:tcPr>
+            <w:tcW w:type="dxa" w:w="2268"/>
+            <w:shd w:val="clear" w:color="auto" w:fill="DCE6F5"/>
+            <w:tcBorders>
+              <w:bottom w:val="single" w:sz="8" w:space="0" w:color="0B3D63"/>
+            </w:tcBorders>
+          </w:tcPr>
+          <w:p>
+            <w:pPr>
+              <w:pStyle w:val="TabelaPCMD"/>
+              <w:jc w:val="center"/>
+            </w:pPr>
+            <w:r>
+              <w:rPr>
+                <w:b/>
+                <w:color w:val="0B3D63"/>
+              </w:rPr>
+              <w:t>Pessoa</w:t>
+            </w:r>
+          </w:p>
+        </w:tc>
+      </w:tr>
+      <w:tr>
+        <w:trPr>
+          <w:cantSplit/>
+        </w:trPr>
+        <w:tc>
+          <w:tcPr>
+            <w:tcW w:type="dxa" w:w="2381"/>
+          </w:tcPr>
+          <w:p>
+            <w:pPr>
+              <w:pStyle w:val="TabelaPCMD"/>
+            </w:pPr>
+            <w:r>
+              <w:rPr>
+                <w:b/>
+              </w:rPr>
+              <w:t>Elaborador</w:t>
+            </w:r>
+          </w:p>
+        </w:tc>
+        <w:tc>
+          <w:tcPr>
+            <w:tcW w:type="dxa" w:w="4989"/>
+          </w:tcPr>
+          <w:p>
+            <w:pPr>
+              <w:pStyle w:val="TabelaPCMD"/>
+            </w:pPr>
+            <w:r>
+              <w:t>Prepara e atualiza este manual e os cadastros de referência.</w:t>
+            </w:r>
+          </w:p>
+        </w:tc>
+        <w:tc>
+          <w:tcPr>
+            <w:tcW w:type="dxa" w:w="2268"/>
+          </w:tcPr>
+          <w:p>
+            <w:pPr>
+              <w:pStyle w:val="TabelaPCMD"/>
+            </w:pPr>
+            <w:r>
+              <w:rPr>
+                <w:rStyle w:val="MarcadorPCMD"/>
+              </w:rPr>
+              <w:t>{{documento.elaborador}}</w:t>
+            </w:r>
+          </w:p>
+        </w:tc>
+      </w:tr>
+      <w:tr>
+        <w:trPr>
+          <w:cantSplit/>
+        </w:trPr>
+        <w:tc>
+          <w:tcPr>
+            <w:tcW w:type="dxa" w:w="2381"/>
+          </w:tcPr>
+          <w:p>
+            <w:pPr>
+              <w:pStyle w:val="TabelaPCMD"/>
+            </w:pPr>
+            <w:r>
+              <w:rPr>
+                <w:b/>
+              </w:rPr>
+              <w:t>Aprovador</w:t>
+            </w:r>
+          </w:p>
+        </w:tc>
+        <w:tc>
+          <w:tcPr>
+            <w:tcW w:type="dxa" w:w="4989"/>
+          </w:tcPr>
+          <w:p>
+            <w:pPr>
+              <w:pStyle w:val="TabelaPCMD"/>
+            </w:pPr>
+            <w:r>
+              <w:t>Aprova o manual revisado. Preenchido só após aprovação efetiva.</w:t>
+            </w:r>
+          </w:p>
+        </w:tc>
+        <w:tc>
+          <w:tcPr>
+            <w:tcW w:type="dxa" w:w="2268"/>
+          </w:tcPr>
+          <w:p>
+            <w:pPr>
+              <w:pStyle w:val="TabelaPCMD"/>
+            </w:pPr>
+            <w:r>
+              <w:rPr>
+                <w:rStyle w:val="MarcadorPCMD"/>
+              </w:rPr>
+              <w:t>{{documento.aprovador}}</w:t>
+            </w:r>
+          </w:p>
+        </w:tc>
+      </w:tr>
+      <w:tr>
+        <w:trPr>
+          <w:cantSplit/>
+        </w:trPr>
+        <w:tc>
+          <w:tcPr>
+            <w:tcW w:type="dxa" w:w="2381"/>
+          </w:tcPr>
+          <w:p>
+            <w:pPr>
+              <w:pStyle w:val="TabelaPCMD"/>
+            </w:pPr>
+            <w:r>
+              <w:rPr>
+                <w:b/>
+              </w:rPr>
+              <w:t>Responsável pela criticidade</w:t>
+            </w:r>
+          </w:p>
+        </w:tc>
+        <w:tc>
+          <w:tcPr>
+            <w:tcW w:type="dxa" w:w="4989"/>
+          </w:tcPr>
+          <w:p>
+            <w:pPr>
+              <w:pStyle w:val="TabelaPCMD"/>
+            </w:pPr>
+            <w:r>
+              <w:t>Define o significado dos níveis 1, 2 e 3 e confere as notas.</w:t>
+            </w:r>
+          </w:p>
+        </w:tc>
+        <w:tc>
+          <w:tcPr>
+            <w:tcW w:type="dxa" w:w="2268"/>
+          </w:tcPr>
+          <w:p>
+            <w:pPr>
+              <w:pStyle w:val="TabelaPCMD"/>
+            </w:pPr>
+            <w:r>
+              <w:t>A definir</w:t>
+            </w:r>
+          </w:p>
+        </w:tc>
+      </w:tr>
+      <w:tr>
+        <w:trPr>
+          <w:cantSplit/>
+        </w:trPr>
+        <w:tc>
+          <w:tcPr>
+            <w:tcW w:type="dxa" w:w="2381"/>
+          </w:tcPr>
+          <w:p>
+            <w:pPr>
+              <w:pStyle w:val="TabelaPCMD"/>
+            </w:pPr>
+            <w:r>
+              <w:rPr>
+                <w:b/>
+              </w:rPr>
+              <w:t>Responsável por tarefa</w:t>
+            </w:r>
+          </w:p>
+        </w:tc>
+        <w:tc>
+          <w:tcPr>
+            <w:tcW w:type="dxa" w:w="4989"/>
+          </w:tcPr>
+          <w:p>
+            <w:pPr>
+              <w:pStyle w:val="TabelaPCMD"/>
+            </w:pPr>
+            <w:r>
+              <w:t>Pessoa ligada a cada tarefa pelo ID; renomear a pessoa não quebra o vínculo.</w:t>
+            </w:r>
+          </w:p>
+        </w:tc>
+        <w:tc>
+          <w:tcPr>
+            <w:tcW w:type="dxa" w:w="2268"/>
+          </w:tcPr>
+          <w:p>
+            <w:pPr>
+              <w:pStyle w:val="TabelaPCMD"/>
+            </w:pPr>
+            <w:r>
+              <w:t>Ver PCMD-03</w:t>
+            </w:r>
+          </w:p>
+        </w:tc>
+      </w:tr>
+    </w:tbl>
+    <w:p/>
+    <w:p>
+      <w:pPr>
+        <w:pStyle w:val="NotaPCMD"/>
+        <w:keepNext/>
+      </w:pPr>
+      <w:r>
+        <w:t>Pessoas ativas (PCMD-01, aba Pessoas) · região repetível «pessoas»: repita a linha modelo para cada registro.</w:t>
+      </w:r>
+    </w:p>
+    <w:tbl>
+      <w:tblPr>
+        <w:tblStyle w:val="TableGrid"/>
+        <w:tblW w:type="auto" w:w="0"/>
+        <w:jc w:val="center"/>
+        <w:tblLayout w:type="fixed"/>
+        <w:tblLook w:firstColumn="1" w:firstRow="1" w:lastColumn="0" w:lastRow="0" w:noHBand="0" w:noVBand="1" w:val="04A0"/>
+        <w:tblLayout w:type="fixed"/>
+        <w:tblBorders>
+          <w:top w:val="single" w:sz="4" w:space="0" w:color="D5DCE8"/>
+          <w:left w:val="single" w:sz="4" w:space="0" w:color="D5DCE8"/>
+          <w:bottom w:val="single" w:sz="4" w:space="0" w:color="D5DCE8"/>
+          <w:right w:val="single" w:sz="4" w:space="0" w:color="D5DCE8"/>
+          <w:insideH w:val="single" w:sz="4" w:space="0" w:color="D5DCE8"/>
+          <w:insideV w:val="single" w:sz="4" w:space="0" w:color="D5DCE8"/>
+        </w:tblBorders>
+        <w:tblCellMar>
+          <w:top w:w="50" w:type="dxa"/>
+          <w:bottom w:w="50" w:type="dxa"/>
+          <w:left w:w="90" w:type="dxa"/>
+          <w:right w:w="90" w:type="dxa"/>
+        </w:tblCellMar>
+      </w:tblPr>
+      <w:tblGrid>
+        <w:gridCol w:w="2268"/>
+        <w:gridCol w:w="2494"/>
+        <w:gridCol w:w="1928"/>
+        <w:gridCol w:w="2948"/>
+      </w:tblGrid>
+      <w:tr>
+        <w:trPr>
+          <w:tblHeader w:val="true"/>
+          <w:cantSplit/>
+        </w:trPr>
+        <w:tc>
+          <w:tcPr>
+            <w:tcW w:type="dxa" w:w="2268"/>
+            <w:shd w:val="clear" w:color="auto" w:fill="DCE6F5"/>
+            <w:tcBorders>
+              <w:bottom w:val="single" w:sz="8" w:space="0" w:color="0B3D63"/>
+            </w:tcBorders>
+          </w:tcPr>
+          <w:p>
+            <w:pPr>
+              <w:pStyle w:val="TabelaPCMD"/>
+              <w:jc w:val="center"/>
+            </w:pPr>
+            <w:r>
+              <w:rPr>
+                <w:b/>
+                <w:color w:val="0B3D63"/>
+              </w:rPr>
+              <w:t>Nome</w:t>
+            </w:r>
+          </w:p>
+        </w:tc>
+        <w:tc>
+          <w:tcPr>
+            <w:tcW w:type="dxa" w:w="2494"/>
+            <w:shd w:val="clear" w:color="auto" w:fill="DCE6F5"/>
+            <w:tcBorders>
+              <w:bottom w:val="single" w:sz="8" w:space="0" w:color="0B3D63"/>
+            </w:tcBorders>
+          </w:tcPr>
+          <w:p>
+            <w:pPr>
+              <w:pStyle w:val="TabelaPCMD"/>
+              <w:jc w:val="center"/>
+            </w:pPr>
+            <w:r>
+              <w:rPr>
+                <w:b/>
+                <w:color w:val="0B3D63"/>
+              </w:rPr>
+              <w:t>Função</w:t>
+            </w:r>
+          </w:p>
+        </w:tc>
+        <w:tc>
+          <w:tcPr>
+            <w:tcW w:type="dxa" w:w="1928"/>
+            <w:shd w:val="clear" w:color="auto" w:fill="DCE6F5"/>
+            <w:tcBorders>
+              <w:bottom w:val="single" w:sz="8" w:space="0" w:color="0B3D63"/>
+            </w:tcBorders>
+          </w:tcPr>
+          <w:p>
+            <w:pPr>
+              <w:pStyle w:val="TabelaPCMD"/>
+              <w:jc w:val="center"/>
+            </w:pPr>
+            <w:r>
+              <w:rPr>
+                <w:b/>
+                <w:color w:val="0B3D63"/>
+              </w:rPr>
+              <w:t>Especialidade</w:t>
+            </w:r>
+          </w:p>
+        </w:tc>
+        <w:tc>
+          <w:tcPr>
+            <w:tcW w:type="dxa" w:w="2948"/>
+            <w:shd w:val="clear" w:color="auto" w:fill="DCE6F5"/>
+            <w:tcBorders>
+              <w:bottom w:val="single" w:sz="8" w:space="0" w:color="0B3D63"/>
+            </w:tcBorders>
+          </w:tcPr>
+          <w:p>
+            <w:pPr>
+              <w:pStyle w:val="TabelaPCMD"/>
+              <w:jc w:val="center"/>
+            </w:pPr>
+            <w:r>
+              <w:rPr>
+                <w:b/>
+                <w:color w:val="0B3D63"/>
+              </w:rPr>
+              <w:t>Responsabilidade neste manual (manual)</w:t>
+            </w:r>
+          </w:p>
+        </w:tc>
+      </w:tr>
+      <w:tr>
+        <w:trPr>
+          <w:cantSplit/>
+        </w:trPr>
+        <w:tc>
+          <w:tcPr>
+            <w:tcW w:type="dxa" w:w="2268"/>
+          </w:tcPr>
+          <w:p>
+            <w:pPr>
+              <w:pStyle w:val="TabelaPCMD"/>
+            </w:pPr>
+            <w:r>
+              <w:rPr>
+                <w:rStyle w:val="MarcadorPCMD"/>
+              </w:rPr>
+              <w:t>{{pessoa.nome}}</w:t>
+            </w:r>
+          </w:p>
+        </w:tc>
+        <w:tc>
+          <w:tcPr>
+            <w:tcW w:type="dxa" w:w="2494"/>
+          </w:tcPr>
+          <w:p>
+            <w:pPr>
+              <w:pStyle w:val="TabelaPCMD"/>
+            </w:pPr>
+            <w:r>
+              <w:rPr>
+                <w:rStyle w:val="MarcadorPCMD"/>
+              </w:rPr>
+              <w:t>{{pessoa.funcao}}</w:t>
+            </w:r>
+          </w:p>
+        </w:tc>
+        <w:tc>
+          <w:tcPr>
+            <w:tcW w:type="dxa" w:w="1928"/>
+          </w:tcPr>
+          <w:p>
+            <w:pPr>
+              <w:pStyle w:val="TabelaPCMD"/>
+            </w:pPr>
+            <w:r>
+              <w:rPr>
+                <w:rStyle w:val="MarcadorPCMD"/>
+              </w:rPr>
+              <w:t>{{pessoa.especialidade}}</w:t>
+            </w:r>
+          </w:p>
+        </w:tc>
+        <w:tc>
+          <w:tcPr>
+            <w:tcW w:type="dxa" w:w="2948"/>
+          </w:tcPr>
+          <w:p>
+            <w:pPr>
+              <w:pStyle w:val="TabelaPCMD"/>
+            </w:pPr>
+            <w:r>
+              <w:rPr>
+                <w:rStyle w:val="MarcadorPCMD"/>
+              </w:rPr>
+              <w:t>{{pessoa.responsabilidade}}</w:t>
+            </w:r>
+          </w:p>
+        </w:tc>
+      </w:tr>
+    </w:tbl>
+    <w:p/>
+    <w:p>
+      <w:pPr>
+        <w:pStyle w:val="NotaPCMD"/>
+      </w:pPr>
+      <w:r>
+        <w:t>Inclua apenas os dados pessoais necessários. Pessoas inativadas continuam associadas aos registros anteriores.</w:t>
+      </w:r>
+    </w:p>
+    <w:p>
+      <w:pPr>
+        <w:pStyle w:val="Heading1"/>
+      </w:pPr>
+      <w:r>
+        <w:t>5.  DESCRIÇÃO DO PROCEDIMENTO</w:t>
+      </w:r>
+    </w:p>
+    <w:p>
+      <w:pPr>
+        <w:pStyle w:val="Heading2"/>
+      </w:pPr>
+      <w:r>
+        <w:t>5.1  Cadastro, IDs e TAGs</w:t>
+      </w:r>
+    </w:p>
+    <w:p>
+      <w:r>
+        <w:t>Hierarquia: organização → setor → ativo → tarefas do plano. Cada ativo pertence a um setor e a um tipo de equipamento da biblioteca técnica.</w:t>
+      </w:r>
+    </w:p>
+    <w:tbl>
+      <w:tblPr>
+        <w:tblStyle w:val="TableGrid"/>
+        <w:tblW w:type="auto" w:w="0"/>
+        <w:jc w:val="center"/>
+        <w:tblLayout w:type="fixed"/>
+        <w:tblLook w:firstColumn="1" w:firstRow="1" w:lastColumn="0" w:lastRow="0" w:noHBand="0" w:noVBand="1" w:val="04A0"/>
+        <w:tblLayout w:type="fixed"/>
+        <w:tblBorders>
+          <w:top w:val="single" w:sz="4" w:space="0" w:color="D5DCE8"/>
+          <w:left w:val="single" w:sz="4" w:space="0" w:color="D5DCE8"/>
+          <w:bottom w:val="single" w:sz="4" w:space="0" w:color="D5DCE8"/>
+          <w:right w:val="single" w:sz="4" w:space="0" w:color="D5DCE8"/>
+          <w:insideH w:val="single" w:sz="4" w:space="0" w:color="D5DCE8"/>
+          <w:insideV w:val="single" w:sz="4" w:space="0" w:color="D5DCE8"/>
+        </w:tblBorders>
+        <w:tblCellMar>
+          <w:top w:w="50" w:type="dxa"/>
+          <w:bottom w:w="50" w:type="dxa"/>
+          <w:left w:w="90" w:type="dxa"/>
+          <w:right w:w="90" w:type="dxa"/>
+        </w:tblCellMar>
+      </w:tblPr>
+      <w:tblGrid>
+        <w:gridCol w:w="1984"/>
+        <w:gridCol w:w="7654"/>
+      </w:tblGrid>
+      <w:tr>
+        <w:trPr>
+          <w:tblHeader w:val="true"/>
+          <w:cantSplit/>
+        </w:trPr>
+        <w:tc>
+          <w:tcPr>
+            <w:tcW w:type="dxa" w:w="1984"/>
+            <w:shd w:val="clear" w:color="auto" w:fill="DCE6F5"/>
+            <w:tcBorders>
+              <w:bottom w:val="single" w:sz="8" w:space="0" w:color="0B3D63"/>
+            </w:tcBorders>
+          </w:tcPr>
+          <w:p>
+            <w:pPr>
+              <w:pStyle w:val="TabelaPCMD"/>
+              <w:jc w:val="center"/>
+            </w:pPr>
+            <w:r>
+              <w:rPr>
+                <w:b/>
+                <w:color w:val="0B3D63"/>
+              </w:rPr>
+              <w:t>Item</w:t>
+            </w:r>
+          </w:p>
+        </w:tc>
+        <w:tc>
+          <w:tcPr>
+            <w:tcW w:type="dxa" w:w="7654"/>
+            <w:shd w:val="clear" w:color="auto" w:fill="DCE6F5"/>
+            <w:tcBorders>
+              <w:bottom w:val="single" w:sz="8" w:space="0" w:color="0B3D63"/>
+            </w:tcBorders>
+          </w:tcPr>
+          <w:p>
+            <w:pPr>
+              <w:pStyle w:val="TabelaPCMD"/>
+              <w:jc w:val="center"/>
+            </w:pPr>
+            <w:r>
+              <w:rPr>
+                <w:b/>
+                <w:color w:val="0B3D63"/>
+              </w:rPr>
+              <w:t>Regra</w:t>
+            </w:r>
+          </w:p>
+        </w:tc>
+      </w:tr>
+      <w:tr>
+        <w:trPr>
+          <w:cantSplit/>
+        </w:trPr>
+        <w:tc>
+          <w:tcPr>
+            <w:tcW w:type="dxa" w:w="1984"/>
+          </w:tcPr>
+          <w:p>
+            <w:pPr>
+              <w:pStyle w:val="TabelaPCMD"/>
+            </w:pPr>
+            <w:r>
+              <w:rPr>
+                <w:b/>
+              </w:rPr>
+              <w:t>ID técnico</w:t>
+            </w:r>
+          </w:p>
+        </w:tc>
+        <w:tc>
+          <w:tcPr>
+            <w:tcW w:type="dxa" w:w="7654"/>
+          </w:tcPr>
+          <w:p>
+            <w:pPr>
+              <w:pStyle w:val="TabelaPCMD"/>
+            </w:pPr>
+            <w:r>
+              <w:t>Criado no cadastro e estável: não muda quando a descrição ou a TAG mudam.</w:t>
+            </w:r>
+          </w:p>
+        </w:tc>
+      </w:tr>
+      <w:tr>
+        <w:trPr>
+          <w:cantSplit/>
+        </w:trPr>
+        <w:tc>
+          <w:tcPr>
+            <w:tcW w:type="dxa" w:w="1984"/>
+          </w:tcPr>
+          <w:p>
+            <w:pPr>
+              <w:pStyle w:val="TabelaPCMD"/>
+            </w:pPr>
+            <w:r>
+              <w:rPr>
+                <w:b/>
+              </w:rPr>
+              <w:t>TAG</w:t>
+            </w:r>
+          </w:p>
+        </w:tc>
+        <w:tc>
+          <w:tcPr>
+            <w:tcW w:type="dxa" w:w="7654"/>
+          </w:tcPr>
+          <w:p>
+            <w:pPr>
+              <w:pStyle w:val="TabelaPCMD"/>
+            </w:pPr>
+            <w:r>
+              <w:t>SETOR-SIGLA-NNN: setor (2 a 4 letras ou números), sigla de 3 letras do tipo e número de 3 dígitos.</w:t>
+            </w:r>
+          </w:p>
+        </w:tc>
+      </w:tr>
+      <w:tr>
+        <w:trPr>
+          <w:cantSplit/>
+        </w:trPr>
+        <w:tc>
+          <w:tcPr>
+            <w:tcW w:type="dxa" w:w="1984"/>
+          </w:tcPr>
+          <w:p>
+            <w:pPr>
+              <w:pStyle w:val="TabelaPCMD"/>
+            </w:pPr>
+            <w:r>
+              <w:rPr>
+                <w:b/>
+              </w:rPr>
+              <w:t>Vínculos</w:t>
+            </w:r>
+          </w:p>
+        </w:tc>
+        <w:tc>
+          <w:tcPr>
+            <w:tcW w:type="dxa" w:w="7654"/>
+          </w:tcPr>
+          <w:p>
+            <w:pPr>
+              <w:pStyle w:val="TabelaPCMD"/>
+            </w:pPr>
+            <w:r>
+              <w:t>Sempre pelo ID. TAG, nome, número de linha ou título não substituem IDs.</w:t>
+            </w:r>
+          </w:p>
+        </w:tc>
+      </w:tr>
+      <w:tr>
+        <w:trPr>
+          <w:cantSplit/>
+        </w:trPr>
+        <w:tc>
+          <w:tcPr>
+            <w:tcW w:type="dxa" w:w="1984"/>
+          </w:tcPr>
+          <w:p>
+            <w:pPr>
+              <w:pStyle w:val="TabelaPCMD"/>
+            </w:pPr>
+            <w:r>
+              <w:rPr>
+                <w:b/>
+              </w:rPr>
+              <w:t>Histórico</w:t>
+            </w:r>
+          </w:p>
+        </w:tc>
+        <w:tc>
+          <w:tcPr>
+            <w:tcW w:type="dxa" w:w="7654"/>
+          </w:tcPr>
+          <w:p>
+            <w:pPr>
+              <w:pStyle w:val="TabelaPCMD"/>
+            </w:pPr>
+            <w:r>
+              <w:t>Execuções e falhas guardam a TAG e a descrição do momento do registro.</w:t>
+            </w:r>
+          </w:p>
+        </w:tc>
+      </w:tr>
+    </w:tbl>
+    <w:p/>
+    <w:p>
+      <w:pPr>
+        <w:pStyle w:val="NotaPCMD"/>
+        <w:keepNext/>
+      </w:pPr>
+      <w:r>
+        <w:t>Setores cadastrados (PCMD-02, aba Setores) · região repetível «setores»: repita a linha modelo para cada registro.</w:t>
+      </w:r>
+    </w:p>
+    <w:tbl>
+      <w:tblPr>
+        <w:tblStyle w:val="TableGrid"/>
+        <w:tblW w:type="auto" w:w="0"/>
+        <w:jc w:val="center"/>
+        <w:tblLayout w:type="fixed"/>
+        <w:tblLook w:firstColumn="1" w:firstRow="1" w:lastColumn="0" w:lastRow="0" w:noHBand="0" w:noVBand="1" w:val="04A0"/>
+        <w:tblLayout w:type="fixed"/>
+        <w:tblBorders>
+          <w:top w:val="single" w:sz="4" w:space="0" w:color="D5DCE8"/>
+          <w:left w:val="single" w:sz="4" w:space="0" w:color="D5DCE8"/>
+          <w:bottom w:val="single" w:sz="4" w:space="0" w:color="D5DCE8"/>
+          <w:right w:val="single" w:sz="4" w:space="0" w:color="D5DCE8"/>
+          <w:insideH w:val="single" w:sz="4" w:space="0" w:color="D5DCE8"/>
+          <w:insideV w:val="single" w:sz="4" w:space="0" w:color="D5DCE8"/>
+        </w:tblBorders>
+        <w:tblCellMar>
+          <w:top w:w="50" w:type="dxa"/>
+          <w:bottom w:w="50" w:type="dxa"/>
+          <w:left w:w="90" w:type="dxa"/>
+          <w:right w:w="90" w:type="dxa"/>
         </w:tblCellMar>
       </w:tblPr>
       <w:tblGrid>
@@ -3022,7 +1433,193 @@
         <w:tc>
           <w:tcPr>
             <w:tcW w:type="dxa" w:w="1701"/>
-            <w:shd w:val="clear" w:color="auto" w:fill="0B3D63"/>
+            <w:shd w:val="clear" w:color="auto" w:fill="DCE6F5"/>
+            <w:tcBorders>
+              <w:bottom w:val="single" w:sz="8" w:space="0" w:color="0B3D63"/>
+            </w:tcBorders>
+          </w:tcPr>
+          <w:p>
+            <w:pPr>
+              <w:pStyle w:val="TabelaPCMD"/>
+              <w:jc w:val="center"/>
+            </w:pPr>
+            <w:r>
+              <w:rPr>
+                <w:b/>
+                <w:color w:val="0B3D63"/>
+              </w:rPr>
+              <w:t>Sigla</w:t>
+            </w:r>
+          </w:p>
+        </w:tc>
+        <w:tc>
+          <w:tcPr>
+            <w:tcW w:type="dxa" w:w="7937"/>
+            <w:shd w:val="clear" w:color="auto" w:fill="DCE6F5"/>
+            <w:tcBorders>
+              <w:bottom w:val="single" w:sz="8" w:space="0" w:color="0B3D63"/>
+            </w:tcBorders>
+          </w:tcPr>
+          <w:p>
+            <w:pPr>
+              <w:pStyle w:val="TabelaPCMD"/>
+              <w:jc w:val="center"/>
+            </w:pPr>
+            <w:r>
+              <w:rPr>
+                <w:b/>
+                <w:color w:val="0B3D63"/>
+              </w:rPr>
+              <w:t>Descrição (manual)</w:t>
+            </w:r>
+          </w:p>
+        </w:tc>
+      </w:tr>
+      <w:tr>
+        <w:trPr>
+          <w:cantSplit/>
+        </w:trPr>
+        <w:tc>
+          <w:tcPr>
+            <w:tcW w:type="dxa" w:w="1701"/>
+          </w:tcPr>
+          <w:p>
+            <w:pPr>
+              <w:pStyle w:val="TabelaPCMD"/>
+            </w:pPr>
+            <w:r>
+              <w:rPr>
+                <w:rStyle w:val="MarcadorPCMD"/>
+              </w:rPr>
+              <w:t>{{setor.sigla}}</w:t>
+            </w:r>
+          </w:p>
+        </w:tc>
+        <w:tc>
+          <w:tcPr>
+            <w:tcW w:type="dxa" w:w="7937"/>
+          </w:tcPr>
+          <w:p>
+            <w:pPr>
+              <w:pStyle w:val="TabelaPCMD"/>
+            </w:pPr>
+            <w:r>
+              <w:rPr>
+                <w:rStyle w:val="MarcadorPCMD"/>
+              </w:rPr>
+              <w:t>{{setor.descricao}}</w:t>
+            </w:r>
+          </w:p>
+        </w:tc>
+      </w:tr>
+    </w:tbl>
+    <w:p/>
+    <w:p>
+      <w:pPr>
+        <w:pStyle w:val="Heading2"/>
+      </w:pPr>
+      <w:r>
+        <w:t>5.2  Criticidade</w:t>
+      </w:r>
+    </w:p>
+    <w:p>
+      <w:r>
+        <w:t>Cinco critérios, nesta ordem: Segurança (N1), Qualidade (N2), Produção (N3), Frequência de falha (N4) e Custo/tempo de reparo (N5). Cada nota é um inteiro de 1 a 3; nota ausente é ausência, não zero.</w:t>
+      </w:r>
+    </w:p>
+    <w:p>
+      <w:pPr>
+        <w:pStyle w:val="NotaPCMD"/>
+        <w:keepNext/>
+      </w:pPr>
+      <w:r>
+        <w:t>Regra de classificação, avaliada de cima para baixo (soma de 5 a 15; limites iniciais A = 12 e B = 9)</w:t>
+      </w:r>
+    </w:p>
+    <w:tbl>
+      <w:tblPr>
+        <w:tblStyle w:val="TableGrid"/>
+        <w:tblW w:type="auto" w:w="0"/>
+        <w:jc w:val="center"/>
+        <w:tblLayout w:type="fixed"/>
+        <w:tblLook w:firstColumn="1" w:firstRow="1" w:lastColumn="0" w:lastRow="0" w:noHBand="0" w:noVBand="1" w:val="04A0"/>
+        <w:tblLayout w:type="fixed"/>
+        <w:tblBorders>
+          <w:top w:val="single" w:sz="4" w:space="0" w:color="D5DCE8"/>
+          <w:left w:val="single" w:sz="4" w:space="0" w:color="D5DCE8"/>
+          <w:bottom w:val="single" w:sz="4" w:space="0" w:color="D5DCE8"/>
+          <w:right w:val="single" w:sz="4" w:space="0" w:color="D5DCE8"/>
+          <w:insideH w:val="single" w:sz="4" w:space="0" w:color="D5DCE8"/>
+          <w:insideV w:val="single" w:sz="4" w:space="0" w:color="D5DCE8"/>
+        </w:tblBorders>
+        <w:tblCellMar>
+          <w:top w:w="50" w:type="dxa"/>
+          <w:bottom w:w="50" w:type="dxa"/>
+          <w:left w:w="90" w:type="dxa"/>
+          <w:right w:w="90" w:type="dxa"/>
+        </w:tblCellMar>
+      </w:tblPr>
+      <w:tblGrid>
+        <w:gridCol w:w="6803"/>
+        <w:gridCol w:w="2835"/>
+      </w:tblGrid>
+      <w:tr>
+        <w:trPr>
+          <w:tblHeader w:val="true"/>
+          <w:cantSplit/>
+        </w:trPr>
+        <w:tc>
+          <w:tcPr>
+            <w:tcW w:type="dxa" w:w="6803"/>
+            <w:shd w:val="clear" w:color="auto" w:fill="DCE6F5"/>
+            <w:tcBorders>
+              <w:bottom w:val="single" w:sz="8" w:space="0" w:color="0B3D63"/>
+            </w:tcBorders>
+          </w:tcPr>
+          <w:p>
+            <w:pPr>
+              <w:pStyle w:val="TabelaPCMD"/>
+              <w:jc w:val="center"/>
+            </w:pPr>
+            <w:r>
+              <w:rPr>
+                <w:b/>
+                <w:color w:val="0B3D63"/>
+              </w:rPr>
+              <w:t>Situação</w:t>
+            </w:r>
+          </w:p>
+        </w:tc>
+        <w:tc>
+          <w:tcPr>
+            <w:tcW w:type="dxa" w:w="2835"/>
+            <w:shd w:val="clear" w:color="auto" w:fill="DCE6F5"/>
+            <w:tcBorders>
+              <w:bottom w:val="single" w:sz="8" w:space="0" w:color="0B3D63"/>
+            </w:tcBorders>
+          </w:tcPr>
+          <w:p>
+            <w:pPr>
+              <w:pStyle w:val="TabelaPCMD"/>
+              <w:jc w:val="center"/>
+            </w:pPr>
+            <w:r>
+              <w:rPr>
+                <w:b/>
+                <w:color w:val="0B3D63"/>
+              </w:rPr>
+              <w:t>Classe</w:t>
+            </w:r>
+          </w:p>
+        </w:tc>
+      </w:tr>
+      <w:tr>
+        <w:trPr>
+          <w:cantSplit/>
+        </w:trPr>
+        <w:tc>
+          <w:tcPr>
+            <w:tcW w:type="dxa" w:w="6803"/>
           </w:tcPr>
           <w:p>
             <w:pPr>
@@ -3031,7 +1628,996 @@
             <w:r>
               <w:rPr>
                 <w:b/>
-                <w:color w:val="FFFFFF"/>
+              </w:rPr>
+              <w:t>Alguma nota ausente ou inválida</w:t>
+            </w:r>
+          </w:p>
+        </w:tc>
+        <w:tc>
+          <w:tcPr>
+            <w:tcW w:type="dxa" w:w="2835"/>
+          </w:tcPr>
+          <w:p>
+            <w:pPr>
+              <w:pStyle w:val="TabelaPCMD"/>
+            </w:pPr>
+            <w:r>
+              <w:t>Pendente</w:t>
+            </w:r>
+          </w:p>
+        </w:tc>
+      </w:tr>
+      <w:tr>
+        <w:trPr>
+          <w:cantSplit/>
+        </w:trPr>
+        <w:tc>
+          <w:tcPr>
+            <w:tcW w:type="dxa" w:w="6803"/>
+          </w:tcPr>
+          <w:p>
+            <w:pPr>
+              <w:pStyle w:val="TabelaPCMD"/>
+            </w:pPr>
+            <w:r>
+              <w:rPr>
+                <w:b/>
+              </w:rPr>
+              <w:t>Segurança = 3</w:t>
+            </w:r>
+          </w:p>
+        </w:tc>
+        <w:tc>
+          <w:tcPr>
+            <w:tcW w:type="dxa" w:w="2835"/>
+          </w:tcPr>
+          <w:p>
+            <w:pPr>
+              <w:pStyle w:val="TabelaPCMD"/>
+            </w:pPr>
+            <w:r>
+              <w:t>A</w:t>
+            </w:r>
+          </w:p>
+        </w:tc>
+      </w:tr>
+      <w:tr>
+        <w:trPr>
+          <w:cantSplit/>
+        </w:trPr>
+        <w:tc>
+          <w:tcPr>
+            <w:tcW w:type="dxa" w:w="6803"/>
+          </w:tcPr>
+          <w:p>
+            <w:pPr>
+              <w:pStyle w:val="TabelaPCMD"/>
+            </w:pPr>
+            <w:r>
+              <w:rPr>
+                <w:b/>
+              </w:rPr>
+              <w:t>Soma ≥ limite A (</w:t>
+            </w:r>
+            <w:r>
+              <w:rPr>
+                <w:rStyle w:val="MarcadorPCMD"/>
+                <w:b/>
+              </w:rPr>
+              <w:t>{{criticidade.limite_a}}</w:t>
+            </w:r>
+            <w:r>
+              <w:rPr>
+                <w:b/>
+              </w:rPr>
+              <w:t>)</w:t>
+            </w:r>
+          </w:p>
+        </w:tc>
+        <w:tc>
+          <w:tcPr>
+            <w:tcW w:type="dxa" w:w="2835"/>
+          </w:tcPr>
+          <w:p>
+            <w:pPr>
+              <w:pStyle w:val="TabelaPCMD"/>
+            </w:pPr>
+            <w:r>
+              <w:t>A</w:t>
+            </w:r>
+          </w:p>
+        </w:tc>
+      </w:tr>
+      <w:tr>
+        <w:trPr>
+          <w:cantSplit/>
+        </w:trPr>
+        <w:tc>
+          <w:tcPr>
+            <w:tcW w:type="dxa" w:w="6803"/>
+          </w:tcPr>
+          <w:p>
+            <w:pPr>
+              <w:pStyle w:val="TabelaPCMD"/>
+            </w:pPr>
+            <w:r>
+              <w:rPr>
+                <w:b/>
+              </w:rPr>
+              <w:t>Soma ≥ limite B (</w:t>
+            </w:r>
+            <w:r>
+              <w:rPr>
+                <w:rStyle w:val="MarcadorPCMD"/>
+                <w:b/>
+              </w:rPr>
+              <w:t>{{criticidade.limite_b}}</w:t>
+            </w:r>
+            <w:r>
+              <w:rPr>
+                <w:b/>
+              </w:rPr>
+              <w:t>)</w:t>
+            </w:r>
+          </w:p>
+        </w:tc>
+        <w:tc>
+          <w:tcPr>
+            <w:tcW w:type="dxa" w:w="2835"/>
+          </w:tcPr>
+          <w:p>
+            <w:pPr>
+              <w:pStyle w:val="TabelaPCMD"/>
+            </w:pPr>
+            <w:r>
+              <w:t>B</w:t>
+            </w:r>
+          </w:p>
+        </w:tc>
+      </w:tr>
+      <w:tr>
+        <w:trPr>
+          <w:cantSplit/>
+        </w:trPr>
+        <w:tc>
+          <w:tcPr>
+            <w:tcW w:type="dxa" w:w="6803"/>
+          </w:tcPr>
+          <w:p>
+            <w:pPr>
+              <w:pStyle w:val="TabelaPCMD"/>
+            </w:pPr>
+            <w:r>
+              <w:rPr>
+                <w:b/>
+              </w:rPr>
+              <w:t>Demais casos com cinco notas válidas</w:t>
+            </w:r>
+          </w:p>
+        </w:tc>
+        <w:tc>
+          <w:tcPr>
+            <w:tcW w:type="dxa" w:w="2835"/>
+          </w:tcPr>
+          <w:p>
+            <w:pPr>
+              <w:pStyle w:val="TabelaPCMD"/>
+            </w:pPr>
+            <w:r>
+              <w:t>C</w:t>
+            </w:r>
+          </w:p>
+        </w:tc>
+      </w:tr>
+      <w:tr>
+        <w:trPr>
+          <w:cantSplit/>
+        </w:trPr>
+        <w:tc>
+          <w:tcPr>
+            <w:tcW w:type="dxa" w:w="6803"/>
+          </w:tcPr>
+          <w:p>
+            <w:pPr>
+              <w:pStyle w:val="TabelaPCMD"/>
+            </w:pPr>
+            <w:r>
+              <w:rPr>
+                <w:b/>
+              </w:rPr>
+              <w:t>Limites fora de 5 ≤ B &lt; A ≤ 15 ou não inteiros</w:t>
+            </w:r>
+          </w:p>
+        </w:tc>
+        <w:tc>
+          <w:tcPr>
+            <w:tcW w:type="dxa" w:w="2835"/>
+          </w:tcPr>
+          <w:p>
+            <w:pPr>
+              <w:pStyle w:val="TabelaPCMD"/>
+            </w:pPr>
+            <w:r>
+              <w:t>Pendente</w:t>
+            </w:r>
+          </w:p>
+        </w:tc>
+      </w:tr>
+    </w:tbl>
+    <w:p/>
+    <w:p>
+      <w:pPr>
+        <w:pStyle w:val="NotaPCMD"/>
+        <w:keepNext/>
+      </w:pPr>
+      <w:r>
+        <w:t>Significado dos níveis (definido pelo responsável; o PCM Direto não define)</w:t>
+      </w:r>
+    </w:p>
+    <w:tbl>
+      <w:tblPr>
+        <w:tblStyle w:val="TableGrid"/>
+        <w:tblW w:type="auto" w:w="0"/>
+        <w:jc w:val="center"/>
+        <w:tblLayout w:type="fixed"/>
+        <w:tblLook w:firstColumn="1" w:firstRow="1" w:lastColumn="0" w:lastRow="0" w:noHBand="0" w:noVBand="1" w:val="04A0"/>
+        <w:tblLayout w:type="fixed"/>
+        <w:tblBorders>
+          <w:top w:val="single" w:sz="4" w:space="0" w:color="D5DCE8"/>
+          <w:left w:val="single" w:sz="4" w:space="0" w:color="D5DCE8"/>
+          <w:bottom w:val="single" w:sz="4" w:space="0" w:color="D5DCE8"/>
+          <w:right w:val="single" w:sz="4" w:space="0" w:color="D5DCE8"/>
+          <w:insideH w:val="single" w:sz="4" w:space="0" w:color="D5DCE8"/>
+          <w:insideV w:val="single" w:sz="4" w:space="0" w:color="D5DCE8"/>
+        </w:tblBorders>
+        <w:tblCellMar>
+          <w:top w:w="50" w:type="dxa"/>
+          <w:bottom w:w="50" w:type="dxa"/>
+          <w:left w:w="90" w:type="dxa"/>
+          <w:right w:w="90" w:type="dxa"/>
+        </w:tblCellMar>
+      </w:tblPr>
+      <w:tblGrid>
+        <w:gridCol w:w="2494"/>
+        <w:gridCol w:w="2381"/>
+        <w:gridCol w:w="2381"/>
+        <w:gridCol w:w="2381"/>
+      </w:tblGrid>
+      <w:tr>
+        <w:trPr>
+          <w:tblHeader w:val="true"/>
+          <w:cantSplit/>
+        </w:trPr>
+        <w:tc>
+          <w:tcPr>
+            <w:tcW w:type="dxa" w:w="2494"/>
+            <w:shd w:val="clear" w:color="auto" w:fill="DCE6F5"/>
+            <w:tcBorders>
+              <w:bottom w:val="single" w:sz="8" w:space="0" w:color="0B3D63"/>
+            </w:tcBorders>
+          </w:tcPr>
+          <w:p>
+            <w:pPr>
+              <w:pStyle w:val="TabelaPCMD"/>
+              <w:jc w:val="center"/>
+            </w:pPr>
+            <w:r>
+              <w:rPr>
+                <w:b/>
+                <w:color w:val="0B3D63"/>
+              </w:rPr>
+              <w:t>Critério</w:t>
+            </w:r>
+          </w:p>
+        </w:tc>
+        <w:tc>
+          <w:tcPr>
+            <w:tcW w:type="dxa" w:w="2381"/>
+            <w:shd w:val="clear" w:color="auto" w:fill="DCE6F5"/>
+            <w:tcBorders>
+              <w:bottom w:val="single" w:sz="8" w:space="0" w:color="0B3D63"/>
+            </w:tcBorders>
+          </w:tcPr>
+          <w:p>
+            <w:pPr>
+              <w:pStyle w:val="TabelaPCMD"/>
+              <w:jc w:val="center"/>
+            </w:pPr>
+            <w:r>
+              <w:rPr>
+                <w:b/>
+                <w:color w:val="0B3D63"/>
+              </w:rPr>
+              <w:t>Nível 1</w:t>
+            </w:r>
+          </w:p>
+        </w:tc>
+        <w:tc>
+          <w:tcPr>
+            <w:tcW w:type="dxa" w:w="2381"/>
+            <w:shd w:val="clear" w:color="auto" w:fill="DCE6F5"/>
+            <w:tcBorders>
+              <w:bottom w:val="single" w:sz="8" w:space="0" w:color="0B3D63"/>
+            </w:tcBorders>
+          </w:tcPr>
+          <w:p>
+            <w:pPr>
+              <w:pStyle w:val="TabelaPCMD"/>
+              <w:jc w:val="center"/>
+            </w:pPr>
+            <w:r>
+              <w:rPr>
+                <w:b/>
+                <w:color w:val="0B3D63"/>
+              </w:rPr>
+              <w:t>Nível 2</w:t>
+            </w:r>
+          </w:p>
+        </w:tc>
+        <w:tc>
+          <w:tcPr>
+            <w:tcW w:type="dxa" w:w="2381"/>
+            <w:shd w:val="clear" w:color="auto" w:fill="DCE6F5"/>
+            <w:tcBorders>
+              <w:bottom w:val="single" w:sz="8" w:space="0" w:color="0B3D63"/>
+            </w:tcBorders>
+          </w:tcPr>
+          <w:p>
+            <w:pPr>
+              <w:pStyle w:val="TabelaPCMD"/>
+              <w:jc w:val="center"/>
+            </w:pPr>
+            <w:r>
+              <w:rPr>
+                <w:b/>
+                <w:color w:val="0B3D63"/>
+              </w:rPr>
+              <w:t>Nível 3</w:t>
+            </w:r>
+          </w:p>
+        </w:tc>
+      </w:tr>
+      <w:tr>
+        <w:trPr>
+          <w:cantSplit/>
+        </w:trPr>
+        <w:tc>
+          <w:tcPr>
+            <w:tcW w:type="dxa" w:w="2494"/>
+          </w:tcPr>
+          <w:p>
+            <w:pPr>
+              <w:pStyle w:val="TabelaPCMD"/>
+            </w:pPr>
+            <w:r>
+              <w:rPr>
+                <w:b/>
+              </w:rPr>
+              <w:t>N1 Segurança</w:t>
+            </w:r>
+          </w:p>
+        </w:tc>
+        <w:tc>
+          <w:tcPr>
+            <w:tcW w:type="dxa" w:w="2381"/>
+          </w:tcPr>
+          <w:p>
+            <w:pPr>
+              <w:pStyle w:val="TabelaPCMD"/>
+            </w:pPr>
+            <w:r>
+              <w:t>A definir pelo mantenedor</w:t>
+            </w:r>
+          </w:p>
+        </w:tc>
+        <w:tc>
+          <w:tcPr>
+            <w:tcW w:type="dxa" w:w="2381"/>
+          </w:tcPr>
+          <w:p>
+            <w:pPr>
+              <w:pStyle w:val="TabelaPCMD"/>
+            </w:pPr>
+            <w:r>
+              <w:t>A definir pelo mantenedor</w:t>
+            </w:r>
+          </w:p>
+        </w:tc>
+        <w:tc>
+          <w:tcPr>
+            <w:tcW w:type="dxa" w:w="2381"/>
+          </w:tcPr>
+          <w:p>
+            <w:pPr>
+              <w:pStyle w:val="TabelaPCMD"/>
+            </w:pPr>
+            <w:r>
+              <w:t>A definir pelo mantenedor</w:t>
+            </w:r>
+          </w:p>
+        </w:tc>
+      </w:tr>
+      <w:tr>
+        <w:trPr>
+          <w:cantSplit/>
+        </w:trPr>
+        <w:tc>
+          <w:tcPr>
+            <w:tcW w:type="dxa" w:w="2494"/>
+          </w:tcPr>
+          <w:p>
+            <w:pPr>
+              <w:pStyle w:val="TabelaPCMD"/>
+            </w:pPr>
+            <w:r>
+              <w:rPr>
+                <w:b/>
+              </w:rPr>
+              <w:t>N2 Qualidade</w:t>
+            </w:r>
+          </w:p>
+        </w:tc>
+        <w:tc>
+          <w:tcPr>
+            <w:tcW w:type="dxa" w:w="2381"/>
+          </w:tcPr>
+          <w:p>
+            <w:pPr>
+              <w:pStyle w:val="TabelaPCMD"/>
+            </w:pPr>
+            <w:r>
+              <w:t>A definir pelo mantenedor</w:t>
+            </w:r>
+          </w:p>
+        </w:tc>
+        <w:tc>
+          <w:tcPr>
+            <w:tcW w:type="dxa" w:w="2381"/>
+          </w:tcPr>
+          <w:p>
+            <w:pPr>
+              <w:pStyle w:val="TabelaPCMD"/>
+            </w:pPr>
+            <w:r>
+              <w:t>A definir pelo mantenedor</w:t>
+            </w:r>
+          </w:p>
+        </w:tc>
+        <w:tc>
+          <w:tcPr>
+            <w:tcW w:type="dxa" w:w="2381"/>
+          </w:tcPr>
+          <w:p>
+            <w:pPr>
+              <w:pStyle w:val="TabelaPCMD"/>
+            </w:pPr>
+            <w:r>
+              <w:t>A definir pelo mantenedor</w:t>
+            </w:r>
+          </w:p>
+        </w:tc>
+      </w:tr>
+      <w:tr>
+        <w:trPr>
+          <w:cantSplit/>
+        </w:trPr>
+        <w:tc>
+          <w:tcPr>
+            <w:tcW w:type="dxa" w:w="2494"/>
+          </w:tcPr>
+          <w:p>
+            <w:pPr>
+              <w:pStyle w:val="TabelaPCMD"/>
+            </w:pPr>
+            <w:r>
+              <w:rPr>
+                <w:b/>
+              </w:rPr>
+              <w:t>N3 Produção</w:t>
+            </w:r>
+          </w:p>
+        </w:tc>
+        <w:tc>
+          <w:tcPr>
+            <w:tcW w:type="dxa" w:w="2381"/>
+          </w:tcPr>
+          <w:p>
+            <w:pPr>
+              <w:pStyle w:val="TabelaPCMD"/>
+            </w:pPr>
+            <w:r>
+              <w:t>A definir pelo mantenedor</w:t>
+            </w:r>
+          </w:p>
+        </w:tc>
+        <w:tc>
+          <w:tcPr>
+            <w:tcW w:type="dxa" w:w="2381"/>
+          </w:tcPr>
+          <w:p>
+            <w:pPr>
+              <w:pStyle w:val="TabelaPCMD"/>
+            </w:pPr>
+            <w:r>
+              <w:t>A definir pelo mantenedor</w:t>
+            </w:r>
+          </w:p>
+        </w:tc>
+        <w:tc>
+          <w:tcPr>
+            <w:tcW w:type="dxa" w:w="2381"/>
+          </w:tcPr>
+          <w:p>
+            <w:pPr>
+              <w:pStyle w:val="TabelaPCMD"/>
+            </w:pPr>
+            <w:r>
+              <w:t>A definir pelo mantenedor</w:t>
+            </w:r>
+          </w:p>
+        </w:tc>
+      </w:tr>
+      <w:tr>
+        <w:trPr>
+          <w:cantSplit/>
+        </w:trPr>
+        <w:tc>
+          <w:tcPr>
+            <w:tcW w:type="dxa" w:w="2494"/>
+          </w:tcPr>
+          <w:p>
+            <w:pPr>
+              <w:pStyle w:val="TabelaPCMD"/>
+            </w:pPr>
+            <w:r>
+              <w:rPr>
+                <w:b/>
+              </w:rPr>
+              <w:t>N4 Frequência de falha</w:t>
+            </w:r>
+          </w:p>
+        </w:tc>
+        <w:tc>
+          <w:tcPr>
+            <w:tcW w:type="dxa" w:w="2381"/>
+          </w:tcPr>
+          <w:p>
+            <w:pPr>
+              <w:pStyle w:val="TabelaPCMD"/>
+            </w:pPr>
+            <w:r>
+              <w:t>A definir pelo mantenedor</w:t>
+            </w:r>
+          </w:p>
+        </w:tc>
+        <w:tc>
+          <w:tcPr>
+            <w:tcW w:type="dxa" w:w="2381"/>
+          </w:tcPr>
+          <w:p>
+            <w:pPr>
+              <w:pStyle w:val="TabelaPCMD"/>
+            </w:pPr>
+            <w:r>
+              <w:t>A definir pelo mantenedor</w:t>
+            </w:r>
+          </w:p>
+        </w:tc>
+        <w:tc>
+          <w:tcPr>
+            <w:tcW w:type="dxa" w:w="2381"/>
+          </w:tcPr>
+          <w:p>
+            <w:pPr>
+              <w:pStyle w:val="TabelaPCMD"/>
+            </w:pPr>
+            <w:r>
+              <w:t>A definir pelo mantenedor</w:t>
+            </w:r>
+          </w:p>
+        </w:tc>
+      </w:tr>
+      <w:tr>
+        <w:trPr>
+          <w:cantSplit/>
+        </w:trPr>
+        <w:tc>
+          <w:tcPr>
+            <w:tcW w:type="dxa" w:w="2494"/>
+          </w:tcPr>
+          <w:p>
+            <w:pPr>
+              <w:pStyle w:val="TabelaPCMD"/>
+            </w:pPr>
+            <w:r>
+              <w:rPr>
+                <w:b/>
+              </w:rPr>
+              <w:t>N5 Custo/tempo de reparo</w:t>
+            </w:r>
+          </w:p>
+        </w:tc>
+        <w:tc>
+          <w:tcPr>
+            <w:tcW w:type="dxa" w:w="2381"/>
+          </w:tcPr>
+          <w:p>
+            <w:pPr>
+              <w:pStyle w:val="TabelaPCMD"/>
+            </w:pPr>
+            <w:r>
+              <w:t>A definir pelo mantenedor</w:t>
+            </w:r>
+          </w:p>
+        </w:tc>
+        <w:tc>
+          <w:tcPr>
+            <w:tcW w:type="dxa" w:w="2381"/>
+          </w:tcPr>
+          <w:p>
+            <w:pPr>
+              <w:pStyle w:val="TabelaPCMD"/>
+            </w:pPr>
+            <w:r>
+              <w:t>A definir pelo mantenedor</w:t>
+            </w:r>
+          </w:p>
+        </w:tc>
+        <w:tc>
+          <w:tcPr>
+            <w:tcW w:type="dxa" w:w="2381"/>
+          </w:tcPr>
+          <w:p>
+            <w:pPr>
+              <w:pStyle w:val="TabelaPCMD"/>
+            </w:pPr>
+            <w:r>
+              <w:t>A definir pelo mantenedor</w:t>
+            </w:r>
+          </w:p>
+        </w:tc>
+      </w:tr>
+    </w:tbl>
+    <w:p/>
+    <w:p>
+      <w:pPr>
+        <w:pStyle w:val="DestaquePCMD"/>
+        <w:pBdr>
+          <w:left w:val="single" w:sz="24" w:space="6" w:color="0B3D63"/>
+        </w:pBdr>
+        <w:shd w:val="clear" w:color="auto" w:fill="EEF2F8"/>
+      </w:pPr>
+      <w:r>
+        <w:rPr>
+          <w:rFonts w:ascii="Arial Black" w:hAnsi="Arial Black" w:cs="Arial Black"/>
+          <w:color w:val="0B3D63"/>
+          <w:sz w:val="16"/>
+        </w:rPr>
+        <w:t xml:space="preserve">NOTA   </w:t>
+      </w:r>
+      <w:r>
+        <w:t>A classe não altera frequências, tarefas nem proteções de segurança. Mudanças no plano são decisão registrada do profissional responsável.</w:t>
+      </w:r>
+    </w:p>
+    <w:p>
+      <w:pPr>
+        <w:pStyle w:val="Heading2"/>
+      </w:pPr>
+      <w:r>
+        <w:t>5.3  Histórico dos ativos</w:t>
+      </w:r>
+    </w:p>
+    <w:tbl>
+      <w:tblPr>
+        <w:tblStyle w:val="TableGrid"/>
+        <w:tblW w:type="auto" w:w="0"/>
+        <w:jc w:val="center"/>
+        <w:tblLayout w:type="fixed"/>
+        <w:tblLook w:firstColumn="1" w:firstRow="1" w:lastColumn="0" w:lastRow="0" w:noHBand="0" w:noVBand="1" w:val="04A0"/>
+        <w:tblLayout w:type="fixed"/>
+        <w:tblBorders>
+          <w:top w:val="single" w:sz="4" w:space="0" w:color="D5DCE8"/>
+          <w:left w:val="single" w:sz="4" w:space="0" w:color="D5DCE8"/>
+          <w:bottom w:val="single" w:sz="4" w:space="0" w:color="D5DCE8"/>
+          <w:right w:val="single" w:sz="4" w:space="0" w:color="D5DCE8"/>
+          <w:insideH w:val="single" w:sz="4" w:space="0" w:color="D5DCE8"/>
+          <w:insideV w:val="single" w:sz="4" w:space="0" w:color="D5DCE8"/>
+        </w:tblBorders>
+        <w:tblCellMar>
+          <w:top w:w="50" w:type="dxa"/>
+          <w:bottom w:w="50" w:type="dxa"/>
+          <w:left w:w="90" w:type="dxa"/>
+          <w:right w:w="90" w:type="dxa"/>
+        </w:tblCellMar>
+      </w:tblPr>
+      <w:tblGrid>
+        <w:gridCol w:w="3118"/>
+        <w:gridCol w:w="6520"/>
+      </w:tblGrid>
+      <w:tr>
+        <w:trPr>
+          <w:tblHeader w:val="true"/>
+          <w:cantSplit/>
+        </w:trPr>
+        <w:tc>
+          <w:tcPr>
+            <w:tcW w:type="dxa" w:w="3118"/>
+            <w:shd w:val="clear" w:color="auto" w:fill="DCE6F5"/>
+            <w:tcBorders>
+              <w:bottom w:val="single" w:sz="8" w:space="0" w:color="0B3D63"/>
+            </w:tcBorders>
+          </w:tcPr>
+          <w:p>
+            <w:pPr>
+              <w:pStyle w:val="TabelaPCMD"/>
+              <w:jc w:val="center"/>
+            </w:pPr>
+            <w:r>
+              <w:rPr>
+                <w:b/>
+                <w:color w:val="0B3D63"/>
+              </w:rPr>
+              <w:t>Situação</w:t>
+            </w:r>
+          </w:p>
+        </w:tc>
+        <w:tc>
+          <w:tcPr>
+            <w:tcW w:type="dxa" w:w="6520"/>
+            <w:shd w:val="clear" w:color="auto" w:fill="DCE6F5"/>
+            <w:tcBorders>
+              <w:bottom w:val="single" w:sz="8" w:space="0" w:color="0B3D63"/>
+            </w:tcBorders>
+          </w:tcPr>
+          <w:p>
+            <w:pPr>
+              <w:pStyle w:val="TabelaPCMD"/>
+              <w:jc w:val="center"/>
+            </w:pPr>
+            <w:r>
+              <w:rPr>
+                <w:b/>
+                <w:color w:val="0B3D63"/>
+              </w:rPr>
+              <w:t>O que acontece</w:t>
+            </w:r>
+          </w:p>
+        </w:tc>
+      </w:tr>
+      <w:tr>
+        <w:trPr>
+          <w:cantSplit/>
+        </w:trPr>
+        <w:tc>
+          <w:tcPr>
+            <w:tcW w:type="dxa" w:w="3118"/>
+          </w:tcPr>
+          <w:p>
+            <w:pPr>
+              <w:pStyle w:val="TabelaPCMD"/>
+            </w:pPr>
+            <w:r>
+              <w:rPr>
+                <w:b/>
+              </w:rPr>
+              <w:t>Várias realizações da mesma tarefa</w:t>
+            </w:r>
+          </w:p>
+        </w:tc>
+        <w:tc>
+          <w:tcPr>
+            <w:tcW w:type="dxa" w:w="6520"/>
+          </w:tcPr>
+          <w:p>
+            <w:pPr>
+              <w:pStyle w:val="TabelaPCMD"/>
+            </w:pPr>
+            <w:r>
+              <w:t>Cada execução é um registro com ID próprio.</w:t>
+            </w:r>
+          </w:p>
+        </w:tc>
+      </w:tr>
+      <w:tr>
+        <w:trPr>
+          <w:cantSplit/>
+        </w:trPr>
+        <w:tc>
+          <w:tcPr>
+            <w:tcW w:type="dxa" w:w="3118"/>
+          </w:tcPr>
+          <w:p>
+            <w:pPr>
+              <w:pStyle w:val="TabelaPCMD"/>
+            </w:pPr>
+            <w:r>
+              <w:rPr>
+                <w:b/>
+              </w:rPr>
+              <w:t>Execução cancelada</w:t>
+            </w:r>
+          </w:p>
+        </w:tc>
+        <w:tc>
+          <w:tcPr>
+            <w:tcW w:type="dxa" w:w="6520"/>
+          </w:tcPr>
+          <w:p>
+            <w:pPr>
+              <w:pStyle w:val="TabelaPCMD"/>
+            </w:pPr>
+            <w:r>
+              <w:t>Continua no histórico e sai da contagem do realizado.</w:t>
+            </w:r>
+          </w:p>
+        </w:tc>
+      </w:tr>
+      <w:tr>
+        <w:trPr>
+          <w:cantSplit/>
+        </w:trPr>
+        <w:tc>
+          <w:tcPr>
+            <w:tcW w:type="dxa" w:w="3118"/>
+          </w:tcPr>
+          <w:p>
+            <w:pPr>
+              <w:pStyle w:val="TabelaPCMD"/>
+            </w:pPr>
+            <w:r>
+              <w:rPr>
+                <w:b/>
+              </w:rPr>
+              <w:t>Marcação antiga migrada</w:t>
+            </w:r>
+          </w:p>
+        </w:tc>
+        <w:tc>
+          <w:tcPr>
+            <w:tcW w:type="dxa" w:w="6520"/>
+          </w:tcPr>
+          <w:p>
+            <w:pPr>
+              <w:pStyle w:val="TabelaPCMD"/>
+            </w:pPr>
+            <w:r>
+              <w:t>Aparece como legado sem vínculo e não multiplica realizações.</w:t>
+            </w:r>
+          </w:p>
+        </w:tc>
+      </w:tr>
+      <w:tr>
+        <w:trPr>
+          <w:cantSplit/>
+        </w:trPr>
+        <w:tc>
+          <w:tcPr>
+            <w:tcW w:type="dxa" w:w="3118"/>
+          </w:tcPr>
+          <w:p>
+            <w:pPr>
+              <w:pStyle w:val="TabelaPCMD"/>
+            </w:pPr>
+            <w:r>
+              <w:rPr>
+                <w:b/>
+              </w:rPr>
+              <w:t>Ativo removido</w:t>
+            </w:r>
+          </w:p>
+        </w:tc>
+        <w:tc>
+          <w:tcPr>
+            <w:tcW w:type="dxa" w:w="6520"/>
+          </w:tcPr>
+          <w:p>
+            <w:pPr>
+              <w:pStyle w:val="TabelaPCMD"/>
+            </w:pPr>
+            <w:r>
+              <w:t>Execuções e falhas continuam, com TAG e descrição preservadas.</w:t>
+            </w:r>
+          </w:p>
+        </w:tc>
+      </w:tr>
+      <w:tr>
+        <w:trPr>
+          <w:cantSplit/>
+        </w:trPr>
+        <w:tc>
+          <w:tcPr>
+            <w:tcW w:type="dxa" w:w="3118"/>
+          </w:tcPr>
+          <w:p>
+            <w:pPr>
+              <w:pStyle w:val="TabelaPCMD"/>
+            </w:pPr>
+            <w:r>
+              <w:rPr>
+                <w:b/>
+              </w:rPr>
+              <w:t>Horas de parada vazias</w:t>
+            </w:r>
+          </w:p>
+        </w:tc>
+        <w:tc>
+          <w:tcPr>
+            <w:tcW w:type="dxa" w:w="6520"/>
+          </w:tcPr>
+          <w:p>
+            <w:pPr>
+              <w:pStyle w:val="TabelaPCMD"/>
+            </w:pPr>
+            <w:r>
+              <w:t>Significam não informado; não viram zero.</w:t>
+            </w:r>
+          </w:p>
+        </w:tc>
+      </w:tr>
+    </w:tbl>
+    <w:p/>
+    <w:p>
+      <w:pPr>
+        <w:pStyle w:val="Heading2"/>
+      </w:pPr>
+      <w:r>
+        <w:t>5.4  Controle documental</w:t>
+      </w:r>
+    </w:p>
+    <w:p>
+      <w:r>
+        <w:t>Os documentos PCMD ficam na lista mestra (PCMD-01) com revisão, datas, elaborador, aprovador e situação; cada revisão entra no histórico.</w:t>
+      </w:r>
+    </w:p>
+    <w:tbl>
+      <w:tblPr>
+        <w:tblStyle w:val="TableGrid"/>
+        <w:tblW w:type="auto" w:w="0"/>
+        <w:jc w:val="center"/>
+        <w:tblLayout w:type="fixed"/>
+        <w:tblLook w:firstColumn="1" w:firstRow="1" w:lastColumn="0" w:lastRow="0" w:noHBand="0" w:noVBand="1" w:val="04A0"/>
+        <w:tblLayout w:type="fixed"/>
+        <w:tblBorders>
+          <w:top w:val="single" w:sz="4" w:space="0" w:color="D5DCE8"/>
+          <w:left w:val="single" w:sz="4" w:space="0" w:color="D5DCE8"/>
+          <w:bottom w:val="single" w:sz="4" w:space="0" w:color="D5DCE8"/>
+          <w:right w:val="single" w:sz="4" w:space="0" w:color="D5DCE8"/>
+          <w:insideH w:val="single" w:sz="4" w:space="0" w:color="D5DCE8"/>
+          <w:insideV w:val="single" w:sz="4" w:space="0" w:color="D5DCE8"/>
+        </w:tblBorders>
+        <w:tblCellMar>
+          <w:top w:w="50" w:type="dxa"/>
+          <w:bottom w:w="50" w:type="dxa"/>
+          <w:left w:w="90" w:type="dxa"/>
+          <w:right w:w="90" w:type="dxa"/>
+        </w:tblCellMar>
+      </w:tblPr>
+      <w:tblGrid>
+        <w:gridCol w:w="1701"/>
+        <w:gridCol w:w="7937"/>
+      </w:tblGrid>
+      <w:tr>
+        <w:trPr>
+          <w:tblHeader w:val="true"/>
+          <w:cantSplit/>
+        </w:trPr>
+        <w:tc>
+          <w:tcPr>
+            <w:tcW w:type="dxa" w:w="1701"/>
+            <w:shd w:val="clear" w:color="auto" w:fill="DCE6F5"/>
+            <w:tcBorders>
+              <w:bottom w:val="single" w:sz="8" w:space="0" w:color="0B3D63"/>
+            </w:tcBorders>
+          </w:tcPr>
+          <w:p>
+            <w:pPr>
+              <w:pStyle w:val="TabelaPCMD"/>
+              <w:jc w:val="center"/>
+            </w:pPr>
+            <w:r>
+              <w:rPr>
+                <w:b/>
+                <w:color w:val="0B3D63"/>
               </w:rPr>
               <w:t>Código</w:t>
             </w:r>
@@ -3040,16 +2626,20 @@
         <w:tc>
           <w:tcPr>
             <w:tcW w:type="dxa" w:w="7937"/>
-            <w:shd w:val="clear" w:color="auto" w:fill="0B3D63"/>
+            <w:shd w:val="clear" w:color="auto" w:fill="DCE6F5"/>
+            <w:tcBorders>
+              <w:bottom w:val="single" w:sz="8" w:space="0" w:color="0B3D63"/>
+            </w:tcBorders>
           </w:tcPr>
           <w:p>
             <w:pPr>
               <w:pStyle w:val="TabelaPCMD"/>
+              <w:jc w:val="center"/>
             </w:pPr>
             <w:r>
               <w:rPr>
                 <w:b/>
-                <w:color w:val="FFFFFF"/>
+                <w:color w:val="0B3D63"/>
               </w:rPr>
               <w:t>Documento</w:t>
             </w:r>
@@ -3071,7 +2661,6 @@
             <w:r>
               <w:rPr>
                 <w:b/>
-                <w:color w:val="0B3D63"/>
               </w:rPr>
               <w:t>PCMD-01</w:t>
             </w:r>
@@ -3098,7 +2687,6 @@
         <w:tc>
           <w:tcPr>
             <w:tcW w:type="dxa" w:w="1701"/>
-            <w:shd w:val="clear" w:color="auto" w:fill="F4F7FA"/>
           </w:tcPr>
           <w:p>
             <w:pPr>
@@ -3107,7 +2695,6 @@
             <w:r>
               <w:rPr>
                 <w:b/>
-                <w:color w:val="0B3D63"/>
               </w:rPr>
               <w:t>PCMD-02</w:t>
             </w:r>
@@ -3116,7 +2703,6 @@
         <w:tc>
           <w:tcPr>
             <w:tcW w:type="dxa" w:w="7937"/>
-            <w:shd w:val="clear" w:color="auto" w:fill="F4F7FA"/>
           </w:tcPr>
           <w:p>
             <w:pPr>
@@ -3143,7 +2729,6 @@
             <w:r>
               <w:rPr>
                 <w:b/>
-                <w:color w:val="0B3D63"/>
               </w:rPr>
               <w:t>PCMD-03</w:t>
             </w:r>
@@ -3170,7 +2755,6 @@
         <w:tc>
           <w:tcPr>
             <w:tcW w:type="dxa" w:w="1701"/>
-            <w:shd w:val="clear" w:color="auto" w:fill="F4F7FA"/>
           </w:tcPr>
           <w:p>
             <w:pPr>
@@ -3179,7 +2763,6 @@
             <w:r>
               <w:rPr>
                 <w:b/>
-                <w:color w:val="0B3D63"/>
               </w:rPr>
               <w:t>PCMD-04</w:t>
             </w:r>
@@ -3188,7 +2771,6 @@
         <w:tc>
           <w:tcPr>
             <w:tcW w:type="dxa" w:w="7937"/>
-            <w:shd w:val="clear" w:color="auto" w:fill="F4F7FA"/>
           </w:tcPr>
           <w:p>
             <w:pPr>
@@ -3215,7 +2797,6 @@
             <w:r>
               <w:rPr>
                 <w:b/>
-                <w:color w:val="0B3D63"/>
               </w:rPr>
               <w:t>PCMD-05</w:t>
             </w:r>
@@ -3242,7 +2823,6 @@
         <w:tc>
           <w:tcPr>
             <w:tcW w:type="dxa" w:w="1701"/>
-            <w:shd w:val="clear" w:color="auto" w:fill="F4F7FA"/>
           </w:tcPr>
           <w:p>
             <w:pPr>
@@ -3251,7 +2831,6 @@
             <w:r>
               <w:rPr>
                 <w:b/>
-                <w:color w:val="0B3D63"/>
               </w:rPr>
               <w:t>PCMD-W1</w:t>
             </w:r>
@@ -3260,7 +2839,6 @@
         <w:tc>
           <w:tcPr>
             <w:tcW w:type="dxa" w:w="7937"/>
-            <w:shd w:val="clear" w:color="auto" w:fill="F4F7FA"/>
           </w:tcPr>
           <w:p>
             <w:pPr>
@@ -3287,7 +2865,6 @@
             <w:r>
               <w:rPr>
                 <w:b/>
-                <w:color w:val="0B3D63"/>
               </w:rPr>
               <w:t>PCMD-W2</w:t>
             </w:r>
@@ -3313,20 +2890,28 @@
       <w:pPr>
         <w:pStyle w:val="DestaquePCMD"/>
         <w:pBdr>
-          <w:left w:val="single" w:sz="18" w:space="8" w:color="0B3D63"/>
+          <w:left w:val="single" w:sz="24" w:space="6" w:color="0B3D63"/>
         </w:pBdr>
-        <w:shd w:val="clear" w:color="auto" w:fill="F4F7FA"/>
+        <w:shd w:val="clear" w:color="auto" w:fill="EEF2F8"/>
       </w:pPr>
+      <w:r>
+        <w:rPr>
+          <w:rFonts w:ascii="Arial Black" w:hAnsi="Arial Black" w:cs="Arial Black"/>
+          <w:color w:val="0B3D63"/>
+          <w:sz w:val="16"/>
+        </w:rPr>
+        <w:t xml:space="preserve">NOTA   </w:t>
+      </w:r>
       <w:r>
         <w:t>Ao usar um modelo do catálogo colaborativo, cria-se um ativo local; não há sincronização automática. Pessoas, organização, falhas e execuções são locais e não devem ser publicadas. Este manual e as planilhas não consultam a internet nem enviam dados.</w:t>
       </w:r>
     </w:p>
     <w:p>
       <w:pPr>
-        <w:pStyle w:val="Heading1"/>
+        <w:pStyle w:val="Heading2"/>
       </w:pPr>
       <w:r>
-        <w:t>9. Indicadores</w:t>
+        <w:t>5.5  Indicadores</w:t>
       </w:r>
     </w:p>
     <w:tbl>
@@ -3338,18 +2923,18 @@
         <w:tblLook w:firstColumn="1" w:firstRow="1" w:lastColumn="0" w:lastRow="0" w:noHBand="0" w:noVBand="1" w:val="04A0"/>
         <w:tblLayout w:type="fixed"/>
         <w:tblBorders>
-          <w:top w:val="single" w:sz="8" w:space="0" w:color="0B3D63"/>
-          <w:left w:val="nil"/>
-          <w:bottom w:val="single" w:sz="8" w:space="0" w:color="0B3D63"/>
-          <w:right w:val="nil"/>
-          <w:insideH w:val="single" w:sz="4" w:space="0" w:color="D5DDE5"/>
-          <w:insideV w:val="nil"/>
+          <w:top w:val="single" w:sz="4" w:space="0" w:color="D5DCE8"/>
+          <w:left w:val="single" w:sz="4" w:space="0" w:color="D5DCE8"/>
+          <w:bottom w:val="single" w:sz="4" w:space="0" w:color="D5DCE8"/>
+          <w:right w:val="single" w:sz="4" w:space="0" w:color="D5DCE8"/>
+          <w:insideH w:val="single" w:sz="4" w:space="0" w:color="D5DCE8"/>
+          <w:insideV w:val="single" w:sz="4" w:space="0" w:color="D5DCE8"/>
         </w:tblBorders>
         <w:tblCellMar>
-          <w:top w:w="45" w:type="dxa"/>
-          <w:bottom w:w="45" w:type="dxa"/>
-          <w:left w:w="85" w:type="dxa"/>
-          <w:right w:w="85" w:type="dxa"/>
+          <w:top w:w="50" w:type="dxa"/>
+          <w:bottom w:w="50" w:type="dxa"/>
+          <w:left w:w="90" w:type="dxa"/>
+          <w:right w:w="90" w:type="dxa"/>
         </w:tblCellMar>
       </w:tblPr>
       <w:tblGrid>
@@ -3365,16 +2950,20 @@
         <w:tc>
           <w:tcPr>
             <w:tcW w:type="dxa" w:w="2381"/>
-            <w:shd w:val="clear" w:color="auto" w:fill="0B3D63"/>
+            <w:shd w:val="clear" w:color="auto" w:fill="DCE6F5"/>
+            <w:tcBorders>
+              <w:bottom w:val="single" w:sz="8" w:space="0" w:color="0B3D63"/>
+            </w:tcBorders>
           </w:tcPr>
           <w:p>
             <w:pPr>
               <w:pStyle w:val="TabelaPCMD"/>
+              <w:jc w:val="center"/>
             </w:pPr>
             <w:r>
               <w:rPr>
                 <w:b/>
-                <w:color w:val="FFFFFF"/>
+                <w:color w:val="0B3D63"/>
               </w:rPr>
               <w:t>Indicador</w:t>
             </w:r>
@@ -3383,16 +2972,20 @@
         <w:tc>
           <w:tcPr>
             <w:tcW w:type="dxa" w:w="5443"/>
-            <w:shd w:val="clear" w:color="auto" w:fill="0B3D63"/>
+            <w:shd w:val="clear" w:color="auto" w:fill="DCE6F5"/>
+            <w:tcBorders>
+              <w:bottom w:val="single" w:sz="8" w:space="0" w:color="0B3D63"/>
+            </w:tcBorders>
           </w:tcPr>
           <w:p>
             <w:pPr>
               <w:pStyle w:val="TabelaPCMD"/>
+              <w:jc w:val="center"/>
             </w:pPr>
             <w:r>
               <w:rPr>
                 <w:b/>
-                <w:color w:val="FFFFFF"/>
+                <w:color w:val="0B3D63"/>
               </w:rPr>
               <w:t>Regra explícita</w:t>
             </w:r>
@@ -3401,16 +2994,20 @@
         <w:tc>
           <w:tcPr>
             <w:tcW w:type="dxa" w:w="1814"/>
-            <w:shd w:val="clear" w:color="auto" w:fill="0B3D63"/>
+            <w:shd w:val="clear" w:color="auto" w:fill="DCE6F5"/>
+            <w:tcBorders>
+              <w:bottom w:val="single" w:sz="8" w:space="0" w:color="0B3D63"/>
+            </w:tcBorders>
           </w:tcPr>
           <w:p>
             <w:pPr>
               <w:pStyle w:val="TabelaPCMD"/>
+              <w:jc w:val="center"/>
             </w:pPr>
             <w:r>
               <w:rPr>
                 <w:b/>
-                <w:color w:val="FFFFFF"/>
+                <w:color w:val="0B3D63"/>
               </w:rPr>
               <w:t>Meta</w:t>
             </w:r>
@@ -3432,7 +3029,6 @@
             <w:r>
               <w:rPr>
                 <w:b/>
-                <w:color w:val="0B3D63"/>
               </w:rPr>
               <w:t>Criticidade concluída</w:t>
             </w:r>
@@ -3472,7 +3068,6 @@
         <w:tc>
           <w:tcPr>
             <w:tcW w:type="dxa" w:w="2381"/>
-            <w:shd w:val="clear" w:color="auto" w:fill="F4F7FA"/>
           </w:tcPr>
           <w:p>
             <w:pPr>
@@ -3481,7 +3076,6 @@
             <w:r>
               <w:rPr>
                 <w:b/>
-                <w:color w:val="0B3D63"/>
               </w:rPr>
               <w:t>Ativos Pendente</w:t>
             </w:r>
@@ -3490,7 +3084,6 @@
         <w:tc>
           <w:tcPr>
             <w:tcW w:type="dxa" w:w="5443"/>
-            <w:shd w:val="clear" w:color="auto" w:fill="F4F7FA"/>
           </w:tcPr>
           <w:p>
             <w:pPr>
@@ -3504,7 +3097,6 @@
         <w:tc>
           <w:tcPr>
             <w:tcW w:type="dxa" w:w="1814"/>
-            <w:shd w:val="clear" w:color="auto" w:fill="F4F7FA"/>
           </w:tcPr>
           <w:p>
             <w:pPr>
@@ -3531,7 +3123,6 @@
             <w:r>
               <w:rPr>
                 <w:b/>
-                <w:color w:val="0B3D63"/>
               </w:rPr>
               <w:t>Requisitos verificados</w:t>
             </w:r>
@@ -3571,7 +3162,6 @@
         <w:tc>
           <w:tcPr>
             <w:tcW w:type="dxa" w:w="2381"/>
-            <w:shd w:val="clear" w:color="auto" w:fill="F4F7FA"/>
           </w:tcPr>
           <w:p>
             <w:pPr>
@@ -3580,7 +3170,6 @@
             <w:r>
               <w:rPr>
                 <w:b/>
-                <w:color w:val="0B3D63"/>
               </w:rPr>
               <w:t>Disponibilidade, MTBF e MTTR</w:t>
             </w:r>
@@ -3589,7 +3178,6 @@
         <w:tc>
           <w:tcPr>
             <w:tcW w:type="dxa" w:w="5443"/>
-            <w:shd w:val="clear" w:color="auto" w:fill="F4F7FA"/>
           </w:tcPr>
           <w:p>
             <w:pPr>
@@ -3603,7 +3191,6 @@
         <w:tc>
           <w:tcPr>
             <w:tcW w:type="dxa" w:w="1814"/>
-            <w:shd w:val="clear" w:color="auto" w:fill="F4F7FA"/>
           </w:tcPr>
           <w:p>
             <w:pPr>
@@ -3622,10 +3209,10 @@
     <w:p/>
     <w:p>
       <w:pPr>
-        <w:pStyle w:val="Heading1"/>
+        <w:pStyle w:val="Heading2"/>
       </w:pPr>
       <w:r>
-        <w:t>10. Checklist de conferência</w:t>
+        <w:t>5.6  Checklist de conferência</w:t>
       </w:r>
     </w:p>
     <w:tbl>
@@ -3637,18 +3224,18 @@
         <w:tblLook w:firstColumn="1" w:firstRow="1" w:lastColumn="0" w:lastRow="0" w:noHBand="0" w:noVBand="1" w:val="04A0"/>
         <w:tblLayout w:type="fixed"/>
         <w:tblBorders>
-          <w:top w:val="single" w:sz="8" w:space="0" w:color="0B3D63"/>
-          <w:left w:val="nil"/>
-          <w:bottom w:val="single" w:sz="8" w:space="0" w:color="0B3D63"/>
-          <w:right w:val="nil"/>
-          <w:insideH w:val="single" w:sz="4" w:space="0" w:color="D5DDE5"/>
-          <w:insideV w:val="nil"/>
+          <w:top w:val="single" w:sz="4" w:space="0" w:color="D5DCE8"/>
+          <w:left w:val="single" w:sz="4" w:space="0" w:color="D5DCE8"/>
+          <w:bottom w:val="single" w:sz="4" w:space="0" w:color="D5DCE8"/>
+          <w:right w:val="single" w:sz="4" w:space="0" w:color="D5DCE8"/>
+          <w:insideH w:val="single" w:sz="4" w:space="0" w:color="D5DCE8"/>
+          <w:insideV w:val="single" w:sz="4" w:space="0" w:color="D5DCE8"/>
         </w:tblBorders>
         <w:tblCellMar>
-          <w:top w:w="45" w:type="dxa"/>
-          <w:bottom w:w="45" w:type="dxa"/>
-          <w:left w:w="85" w:type="dxa"/>
-          <w:right w:w="85" w:type="dxa"/>
+          <w:top w:w="50" w:type="dxa"/>
+          <w:bottom w:w="50" w:type="dxa"/>
+          <w:left w:w="90" w:type="dxa"/>
+          <w:right w:w="90" w:type="dxa"/>
         </w:tblCellMar>
       </w:tblPr>
       <w:tblGrid>
@@ -3664,16 +3251,20 @@
         <w:tc>
           <w:tcPr>
             <w:tcW w:type="dxa" w:w="567"/>
-            <w:shd w:val="clear" w:color="auto" w:fill="0B3D63"/>
+            <w:shd w:val="clear" w:color="auto" w:fill="DCE6F5"/>
+            <w:tcBorders>
+              <w:bottom w:val="single" w:sz="8" w:space="0" w:color="0B3D63"/>
+            </w:tcBorders>
           </w:tcPr>
           <w:p>
             <w:pPr>
               <w:pStyle w:val="TabelaPCMD"/>
+              <w:jc w:val="center"/>
             </w:pPr>
             <w:r>
               <w:rPr>
                 <w:b/>
-                <w:color w:val="FFFFFF"/>
+                <w:color w:val="0B3D63"/>
               </w:rPr>
               <w:t>Nº</w:t>
             </w:r>
@@ -3682,16 +3273,20 @@
         <w:tc>
           <w:tcPr>
             <w:tcW w:type="dxa" w:w="6520"/>
-            <w:shd w:val="clear" w:color="auto" w:fill="0B3D63"/>
+            <w:shd w:val="clear" w:color="auto" w:fill="DCE6F5"/>
+            <w:tcBorders>
+              <w:bottom w:val="single" w:sz="8" w:space="0" w:color="0B3D63"/>
+            </w:tcBorders>
           </w:tcPr>
           <w:p>
             <w:pPr>
               <w:pStyle w:val="TabelaPCMD"/>
+              <w:jc w:val="center"/>
             </w:pPr>
             <w:r>
               <w:rPr>
                 <w:b/>
-                <w:color w:val="FFFFFF"/>
+                <w:color w:val="0B3D63"/>
               </w:rPr>
               <w:t>Item de conferência</w:t>
             </w:r>
@@ -3700,16 +3295,20 @@
         <w:tc>
           <w:tcPr>
             <w:tcW w:type="dxa" w:w="2551"/>
-            <w:shd w:val="clear" w:color="auto" w:fill="0B3D63"/>
+            <w:shd w:val="clear" w:color="auto" w:fill="DCE6F5"/>
+            <w:tcBorders>
+              <w:bottom w:val="single" w:sz="8" w:space="0" w:color="0B3D63"/>
+            </w:tcBorders>
           </w:tcPr>
           <w:p>
             <w:pPr>
               <w:pStyle w:val="TabelaPCMD"/>
+              <w:jc w:val="center"/>
             </w:pPr>
             <w:r>
               <w:rPr>
                 <w:b/>
-                <w:color w:val="FFFFFF"/>
+                <w:color w:val="0B3D63"/>
               </w:rPr>
               <w:t>Conferido por / data</w:t>
             </w:r>
@@ -3764,7 +3363,6 @@
         <w:tc>
           <w:tcPr>
             <w:tcW w:type="dxa" w:w="567"/>
-            <w:shd w:val="clear" w:color="auto" w:fill="F4F7FA"/>
           </w:tcPr>
           <w:p>
             <w:pPr>
@@ -3778,7 +3376,6 @@
         <w:tc>
           <w:tcPr>
             <w:tcW w:type="dxa" w:w="6520"/>
-            <w:shd w:val="clear" w:color="auto" w:fill="F4F7FA"/>
           </w:tcPr>
           <w:p>
             <w:pPr>
@@ -3792,7 +3389,6 @@
         <w:tc>
           <w:tcPr>
             <w:tcW w:type="dxa" w:w="2551"/>
-            <w:shd w:val="clear" w:color="auto" w:fill="F4F7FA"/>
           </w:tcPr>
           <w:p>
             <w:pPr>
@@ -3849,7 +3445,6 @@
         <w:tc>
           <w:tcPr>
             <w:tcW w:type="dxa" w:w="567"/>
-            <w:shd w:val="clear" w:color="auto" w:fill="F4F7FA"/>
           </w:tcPr>
           <w:p>
             <w:pPr>
@@ -3863,7 +3458,6 @@
         <w:tc>
           <w:tcPr>
             <w:tcW w:type="dxa" w:w="6520"/>
-            <w:shd w:val="clear" w:color="auto" w:fill="F4F7FA"/>
           </w:tcPr>
           <w:p>
             <w:pPr>
@@ -3877,7 +3471,6 @@
         <w:tc>
           <w:tcPr>
             <w:tcW w:type="dxa" w:w="2551"/>
-            <w:shd w:val="clear" w:color="auto" w:fill="F4F7FA"/>
           </w:tcPr>
           <w:p>
             <w:pPr>
@@ -3934,7 +3527,6 @@
         <w:tc>
           <w:tcPr>
             <w:tcW w:type="dxa" w:w="567"/>
-            <w:shd w:val="clear" w:color="auto" w:fill="F4F7FA"/>
           </w:tcPr>
           <w:p>
             <w:pPr>
@@ -3948,7 +3540,6 @@
         <w:tc>
           <w:tcPr>
             <w:tcW w:type="dxa" w:w="6520"/>
-            <w:shd w:val="clear" w:color="auto" w:fill="F4F7FA"/>
           </w:tcPr>
           <w:p>
             <w:pPr>
@@ -3962,7 +3553,6 @@
         <w:tc>
           <w:tcPr>
             <w:tcW w:type="dxa" w:w="2551"/>
-            <w:shd w:val="clear" w:color="auto" w:fill="F4F7FA"/>
           </w:tcPr>
           <w:p>
             <w:pPr>
@@ -3978,7 +3568,381 @@
         <w:pStyle w:val="Heading1"/>
       </w:pPr>
       <w:r>
-        <w:t>11. Histórico de revisão</w:t>
+        <w:t>6.  REGISTROS E ANEXOS</w:t>
+      </w:r>
+    </w:p>
+    <w:tbl>
+      <w:tblPr>
+        <w:tblW w:type="auto" w:w="0"/>
+        <w:jc w:val="center"/>
+        <w:tblLayout w:type="fixed"/>
+        <w:tblLook w:firstColumn="1" w:firstRow="1" w:lastColumn="0" w:lastRow="0" w:noHBand="0" w:noVBand="1" w:val="04A0"/>
+        <w:tblLayout w:type="fixed"/>
+        <w:tblBorders>
+          <w:top w:val="single" w:sz="4" w:space="0" w:color="D5DCE8"/>
+          <w:left w:val="single" w:sz="4" w:space="0" w:color="D5DCE8"/>
+          <w:bottom w:val="single" w:sz="4" w:space="0" w:color="D5DCE8"/>
+          <w:right w:val="single" w:sz="4" w:space="0" w:color="D5DCE8"/>
+          <w:insideH w:val="single" w:sz="4" w:space="0" w:color="D5DCE8"/>
+          <w:insideV w:val="single" w:sz="4" w:space="0" w:color="D5DCE8"/>
+        </w:tblBorders>
+        <w:tblCellMar>
+          <w:top w:w="50" w:type="dxa"/>
+          <w:bottom w:w="50" w:type="dxa"/>
+          <w:left w:w="90" w:type="dxa"/>
+          <w:right w:w="90" w:type="dxa"/>
+        </w:tblCellMar>
+      </w:tblPr>
+      <w:tblGrid>
+        <w:gridCol w:w="1701"/>
+        <w:gridCol w:w="3118"/>
+        <w:gridCol w:w="1701"/>
+        <w:gridCol w:w="3118"/>
+      </w:tblGrid>
+      <w:tr>
+        <w:trPr>
+          <w:cantSplit/>
+        </w:trPr>
+        <w:tc>
+          <w:tcPr>
+            <w:tcW w:type="dxa" w:w="1701"/>
+            <w:shd w:val="clear" w:color="auto" w:fill="DCE6F5"/>
+          </w:tcPr>
+          <w:p>
+            <w:pPr>
+              <w:pStyle w:val="TabelaPCMD"/>
+            </w:pPr>
+            <w:r>
+              <w:rPr>
+                <w:b/>
+                <w:color w:val="0B3D63"/>
+              </w:rPr>
+              <w:t>Situação</w:t>
+            </w:r>
+          </w:p>
+        </w:tc>
+        <w:tc>
+          <w:tcPr>
+            <w:tcW w:type="dxa" w:w="3118"/>
+          </w:tcPr>
+          <w:p>
+            <w:pPr>
+              <w:pStyle w:val="TabelaPCMD"/>
+            </w:pPr>
+            <w:r>
+              <w:rPr>
+                <w:rStyle w:val="MarcadorPCMD"/>
+              </w:rPr>
+              <w:t>{{documento.situacao}}</w:t>
+            </w:r>
+          </w:p>
+        </w:tc>
+        <w:tc>
+          <w:tcPr>
+            <w:tcW w:type="dxa" w:w="1701"/>
+            <w:shd w:val="clear" w:color="auto" w:fill="DCE6F5"/>
+          </w:tcPr>
+          <w:p>
+            <w:pPr>
+              <w:pStyle w:val="TabelaPCMD"/>
+            </w:pPr>
+            <w:r>
+              <w:rPr>
+                <w:b/>
+                <w:color w:val="0B3D63"/>
+              </w:rPr>
+              <w:t>Próxima revisão</w:t>
+            </w:r>
+          </w:p>
+        </w:tc>
+        <w:tc>
+          <w:tcPr>
+            <w:tcW w:type="dxa" w:w="3118"/>
+          </w:tcPr>
+          <w:p>
+            <w:pPr>
+              <w:pStyle w:val="TabelaPCMD"/>
+            </w:pPr>
+            <w:r>
+              <w:rPr>
+                <w:rStyle w:val="MarcadorPCMD"/>
+              </w:rPr>
+              <w:t>{{documento.proxima_revisao}}</w:t>
+            </w:r>
+          </w:p>
+        </w:tc>
+      </w:tr>
+      <w:tr>
+        <w:trPr>
+          <w:cantSplit/>
+        </w:trPr>
+        <w:tc>
+          <w:tcPr>
+            <w:tcW w:type="dxa" w:w="1701"/>
+            <w:shd w:val="clear" w:color="auto" w:fill="DCE6F5"/>
+          </w:tcPr>
+          <w:p>
+            <w:pPr>
+              <w:pStyle w:val="TabelaPCMD"/>
+            </w:pPr>
+            <w:r>
+              <w:rPr>
+                <w:b/>
+                <w:color w:val="0B3D63"/>
+              </w:rPr>
+              <w:t>Origem dos dados</w:t>
+            </w:r>
+          </w:p>
+        </w:tc>
+        <w:tc>
+          <w:tcPr>
+            <w:tcW w:type="dxa" w:w="3118"/>
+          </w:tcPr>
+          <w:p>
+            <w:pPr>
+              <w:pStyle w:val="TabelaPCMD"/>
+            </w:pPr>
+            <w:r>
+              <w:rPr>
+                <w:rStyle w:val="MarcadorPCMD"/>
+              </w:rPr>
+              <w:t>{{origem.dados}}</w:t>
+            </w:r>
+          </w:p>
+        </w:tc>
+        <w:tc>
+          <w:tcPr>
+            <w:tcW w:type="dxa" w:w="1701"/>
+            <w:shd w:val="clear" w:color="auto" w:fill="DCE6F5"/>
+          </w:tcPr>
+          <w:p>
+            <w:pPr>
+              <w:pStyle w:val="TabelaPCMD"/>
+            </w:pPr>
+            <w:r>
+              <w:rPr>
+                <w:b/>
+                <w:color w:val="0B3D63"/>
+              </w:rPr>
+              <w:t>Data de emissão</w:t>
+            </w:r>
+          </w:p>
+        </w:tc>
+        <w:tc>
+          <w:tcPr>
+            <w:tcW w:type="dxa" w:w="3118"/>
+          </w:tcPr>
+          <w:p>
+            <w:pPr>
+              <w:pStyle w:val="TabelaPCMD"/>
+            </w:pPr>
+            <w:r>
+              <w:rPr>
+                <w:rStyle w:val="MarcadorPCMD"/>
+              </w:rPr>
+              <w:t>{{emissao.data}}</w:t>
+            </w:r>
+          </w:p>
+        </w:tc>
+      </w:tr>
+    </w:tbl>
+    <w:p/>
+    <w:tbl>
+      <w:tblPr>
+        <w:tblStyle w:val="TableGrid"/>
+        <w:tblW w:type="auto" w:w="0"/>
+        <w:jc w:val="center"/>
+        <w:tblLayout w:type="fixed"/>
+        <w:tblLook w:firstColumn="1" w:firstRow="1" w:lastColumn="0" w:lastRow="0" w:noHBand="0" w:noVBand="1" w:val="04A0"/>
+        <w:tblLayout w:type="fixed"/>
+        <w:tblBorders>
+          <w:top w:val="single" w:sz="4" w:space="0" w:color="D5DCE8"/>
+          <w:left w:val="single" w:sz="4" w:space="0" w:color="D5DCE8"/>
+          <w:bottom w:val="single" w:sz="4" w:space="0" w:color="D5DCE8"/>
+          <w:right w:val="single" w:sz="4" w:space="0" w:color="D5DCE8"/>
+          <w:insideH w:val="single" w:sz="4" w:space="0" w:color="D5DCE8"/>
+          <w:insideV w:val="single" w:sz="4" w:space="0" w:color="D5DCE8"/>
+        </w:tblBorders>
+        <w:tblCellMar>
+          <w:top w:w="50" w:type="dxa"/>
+          <w:bottom w:w="50" w:type="dxa"/>
+          <w:left w:w="90" w:type="dxa"/>
+          <w:right w:w="90" w:type="dxa"/>
+        </w:tblCellMar>
+      </w:tblPr>
+      <w:tblGrid>
+        <w:gridCol w:w="3402"/>
+        <w:gridCol w:w="6236"/>
+      </w:tblGrid>
+      <w:tr>
+        <w:trPr>
+          <w:tblHeader w:val="true"/>
+          <w:cantSplit/>
+        </w:trPr>
+        <w:tc>
+          <w:tcPr>
+            <w:tcW w:type="dxa" w:w="3402"/>
+            <w:shd w:val="clear" w:color="auto" w:fill="DCE6F5"/>
+            <w:tcBorders>
+              <w:bottom w:val="single" w:sz="8" w:space="0" w:color="0B3D63"/>
+            </w:tcBorders>
+          </w:tcPr>
+          <w:p>
+            <w:pPr>
+              <w:pStyle w:val="TabelaPCMD"/>
+              <w:jc w:val="center"/>
+            </w:pPr>
+            <w:r>
+              <w:rPr>
+                <w:b/>
+                <w:color w:val="0B3D63"/>
+              </w:rPr>
+              <w:t>Registro</w:t>
+            </w:r>
+          </w:p>
+        </w:tc>
+        <w:tc>
+          <w:tcPr>
+            <w:tcW w:type="dxa" w:w="6236"/>
+            <w:shd w:val="clear" w:color="auto" w:fill="DCE6F5"/>
+            <w:tcBorders>
+              <w:bottom w:val="single" w:sz="8" w:space="0" w:color="0B3D63"/>
+            </w:tcBorders>
+          </w:tcPr>
+          <w:p>
+            <w:pPr>
+              <w:pStyle w:val="TabelaPCMD"/>
+              <w:jc w:val="center"/>
+            </w:pPr>
+            <w:r>
+              <w:rPr>
+                <w:b/>
+                <w:color w:val="0B3D63"/>
+              </w:rPr>
+              <w:t>Onde fica</w:t>
+            </w:r>
+          </w:p>
+        </w:tc>
+      </w:tr>
+      <w:tr>
+        <w:trPr>
+          <w:cantSplit/>
+        </w:trPr>
+        <w:tc>
+          <w:tcPr>
+            <w:tcW w:type="dxa" w:w="3402"/>
+          </w:tcPr>
+          <w:p>
+            <w:pPr>
+              <w:pStyle w:val="TabelaPCMD"/>
+            </w:pPr>
+            <w:r>
+              <w:rPr>
+                <w:b/>
+              </w:rPr>
+              <w:t>Ativos e criticidade</w:t>
+            </w:r>
+          </w:p>
+        </w:tc>
+        <w:tc>
+          <w:tcPr>
+            <w:tcW w:type="dxa" w:w="6236"/>
+          </w:tcPr>
+          <w:p>
+            <w:pPr>
+              <w:pStyle w:val="TabelaPCMD"/>
+            </w:pPr>
+            <w:r>
+              <w:t>PCMD-02 (abas Ativos, Critérios e Setores); resumo no Anexo A</w:t>
+            </w:r>
+          </w:p>
+        </w:tc>
+      </w:tr>
+      <w:tr>
+        <w:trPr>
+          <w:cantSplit/>
+        </w:trPr>
+        <w:tc>
+          <w:tcPr>
+            <w:tcW w:type="dxa" w:w="3402"/>
+          </w:tcPr>
+          <w:p>
+            <w:pPr>
+              <w:pStyle w:val="TabelaPCMD"/>
+            </w:pPr>
+            <w:r>
+              <w:rPr>
+                <w:b/>
+              </w:rPr>
+              <w:t>Pessoas, requisitos e revisões</w:t>
+            </w:r>
+          </w:p>
+        </w:tc>
+        <w:tc>
+          <w:tcPr>
+            <w:tcW w:type="dxa" w:w="6236"/>
+          </w:tcPr>
+          <w:p>
+            <w:pPr>
+              <w:pStyle w:val="TabelaPCMD"/>
+            </w:pPr>
+            <w:r>
+              <w:t>PCMD-01 (abas Pessoas, Requisitos, Lista Mestra e Revisões)</w:t>
+            </w:r>
+          </w:p>
+        </w:tc>
+      </w:tr>
+      <w:tr>
+        <w:trPr>
+          <w:cantSplit/>
+        </w:trPr>
+        <w:tc>
+          <w:tcPr>
+            <w:tcW w:type="dxa" w:w="3402"/>
+          </w:tcPr>
+          <w:p>
+            <w:pPr>
+              <w:pStyle w:val="TabelaPCMD"/>
+            </w:pPr>
+            <w:r>
+              <w:rPr>
+                <w:b/>
+              </w:rPr>
+              <w:t>Execuções e falhas</w:t>
+            </w:r>
+          </w:p>
+        </w:tc>
+        <w:tc>
+          <w:tcPr>
+            <w:tcW w:type="dxa" w:w="6236"/>
+          </w:tcPr>
+          <w:p>
+            <w:pPr>
+              <w:pStyle w:val="TabelaPCMD"/>
+            </w:pPr>
+            <w:r>
+              <w:t>PCMD-03-04 (aba Execuções) e PCMD-05 (Ficha de Falha)</w:t>
+            </w:r>
+          </w:p>
+        </w:tc>
+      </w:tr>
+    </w:tbl>
+    <w:p/>
+    <w:p>
+      <w:r>
+        <w:rPr>
+          <w:color w:val="8C96A0"/>
+          <w:sz w:val="16"/>
+        </w:rPr>
+        <w:t>Modelo PCM Direto 1.0.0 · Thiago Oliveira Lima · pcmdireto@gmail.com · Licença MIT</w:t>
+      </w:r>
+    </w:p>
+    <w:p>
+      <w:pPr>
+        <w:pStyle w:val="Heading1"/>
+      </w:pPr>
+      <w:r>
+        <w:t>7.  HISTÓRICO DE REVISÕES</w:t>
       </w:r>
     </w:p>
     <w:p>
@@ -3999,18 +3963,18 @@
         <w:tblLook w:firstColumn="1" w:firstRow="1" w:lastColumn="0" w:lastRow="0" w:noHBand="0" w:noVBand="1" w:val="04A0"/>
         <w:tblLayout w:type="fixed"/>
         <w:tblBorders>
-          <w:top w:val="single" w:sz="8" w:space="0" w:color="0B3D63"/>
-          <w:left w:val="nil"/>
-          <w:bottom w:val="single" w:sz="8" w:space="0" w:color="0B3D63"/>
-          <w:right w:val="nil"/>
-          <w:insideH w:val="single" w:sz="4" w:space="0" w:color="D5DDE5"/>
-          <w:insideV w:val="nil"/>
+          <w:top w:val="single" w:sz="4" w:space="0" w:color="D5DCE8"/>
+          <w:left w:val="single" w:sz="4" w:space="0" w:color="D5DCE8"/>
+          <w:bottom w:val="single" w:sz="4" w:space="0" w:color="D5DCE8"/>
+          <w:right w:val="single" w:sz="4" w:space="0" w:color="D5DCE8"/>
+          <w:insideH w:val="single" w:sz="4" w:space="0" w:color="D5DCE8"/>
+          <w:insideV w:val="single" w:sz="4" w:space="0" w:color="D5DCE8"/>
         </w:tblBorders>
         <w:tblCellMar>
-          <w:top w:w="45" w:type="dxa"/>
-          <w:bottom w:w="45" w:type="dxa"/>
-          <w:left w:w="85" w:type="dxa"/>
-          <w:right w:w="85" w:type="dxa"/>
+          <w:top w:w="50" w:type="dxa"/>
+          <w:bottom w:w="50" w:type="dxa"/>
+          <w:left w:w="90" w:type="dxa"/>
+          <w:right w:w="90" w:type="dxa"/>
         </w:tblCellMar>
       </w:tblPr>
       <w:tblGrid>
@@ -4027,16 +3991,20 @@
         <w:tc>
           <w:tcPr>
             <w:tcW w:type="dxa" w:w="1134"/>
-            <w:shd w:val="clear" w:color="auto" w:fill="0B3D63"/>
+            <w:shd w:val="clear" w:color="auto" w:fill="DCE6F5"/>
+            <w:tcBorders>
+              <w:bottom w:val="single" w:sz="8" w:space="0" w:color="0B3D63"/>
+            </w:tcBorders>
           </w:tcPr>
           <w:p>
             <w:pPr>
               <w:pStyle w:val="TabelaPCMD"/>
+              <w:jc w:val="center"/>
             </w:pPr>
             <w:r>
               <w:rPr>
                 <w:b/>
-                <w:color w:val="FFFFFF"/>
+                <w:color w:val="0B3D63"/>
               </w:rPr>
               <w:t>Revisão</w:t>
             </w:r>
@@ -4045,16 +4013,20 @@
         <w:tc>
           <w:tcPr>
             <w:tcW w:type="dxa" w:w="1587"/>
-            <w:shd w:val="clear" w:color="auto" w:fill="0B3D63"/>
+            <w:shd w:val="clear" w:color="auto" w:fill="DCE6F5"/>
+            <w:tcBorders>
+              <w:bottom w:val="single" w:sz="8" w:space="0" w:color="0B3D63"/>
+            </w:tcBorders>
           </w:tcPr>
           <w:p>
             <w:pPr>
               <w:pStyle w:val="TabelaPCMD"/>
+              <w:jc w:val="center"/>
             </w:pPr>
             <w:r>
               <w:rPr>
                 <w:b/>
-                <w:color w:val="FFFFFF"/>
+                <w:color w:val="0B3D63"/>
               </w:rPr>
               <w:t>Data</w:t>
             </w:r>
@@ -4063,16 +4035,20 @@
         <w:tc>
           <w:tcPr>
             <w:tcW w:type="dxa" w:w="4649"/>
-            <w:shd w:val="clear" w:color="auto" w:fill="0B3D63"/>
+            <w:shd w:val="clear" w:color="auto" w:fill="DCE6F5"/>
+            <w:tcBorders>
+              <w:bottom w:val="single" w:sz="8" w:space="0" w:color="0B3D63"/>
+            </w:tcBorders>
           </w:tcPr>
           <w:p>
             <w:pPr>
               <w:pStyle w:val="TabelaPCMD"/>
+              <w:jc w:val="center"/>
             </w:pPr>
             <w:r>
               <w:rPr>
                 <w:b/>
-                <w:color w:val="FFFFFF"/>
+                <w:color w:val="0B3D63"/>
               </w:rPr>
               <w:t>Descrição da mudança</w:t>
             </w:r>
@@ -4081,16 +4057,20 @@
         <w:tc>
           <w:tcPr>
             <w:tcW w:type="dxa" w:w="2268"/>
-            <w:shd w:val="clear" w:color="auto" w:fill="0B3D63"/>
+            <w:shd w:val="clear" w:color="auto" w:fill="DCE6F5"/>
+            <w:tcBorders>
+              <w:bottom w:val="single" w:sz="8" w:space="0" w:color="0B3D63"/>
+            </w:tcBorders>
           </w:tcPr>
           <w:p>
             <w:pPr>
               <w:pStyle w:val="TabelaPCMD"/>
+              <w:jc w:val="center"/>
             </w:pPr>
             <w:r>
               <w:rPr>
                 <w:b/>
-                <w:color w:val="FFFFFF"/>
+                <w:color w:val="0B3D63"/>
               </w:rPr>
               <w:t>Responsável</w:t>
             </w:r>
@@ -4174,7 +4154,7 @@
           <w:headerReference w:type="default" r:id="rId9"/>
           <w:footerReference w:type="default" r:id="rId10"/>
           <w:pgSz w:w="11906" w:h="16838"/>
-          <w:pgMar w:top="1361" w:right="1134" w:bottom="1474" w:left="1134" w:header="510" w:footer="454" w:gutter="0"/>
+          <w:pgMar w:top="850" w:right="1134" w:bottom="1298" w:left="1134" w:header="283" w:footer="680" w:gutter="0"/>
           <w:cols w:space="720"/>
           <w:docGrid w:linePitch="360"/>
         </w:sectPr>
@@ -4185,7 +4165,7 @@
         <w:pStyle w:val="Heading1"/>
       </w:pPr>
       <w:r>
-        <w:t>Anexo A · Ativos e criticidade</w:t>
+        <w:t>ANEXO A · ATIVOS E CRITICIDADE</w:t>
       </w:r>
     </w:p>
     <w:p>
@@ -4211,18 +4191,18 @@
         <w:tblLook w:firstColumn="1" w:firstRow="1" w:lastColumn="0" w:lastRow="0" w:noHBand="0" w:noVBand="1" w:val="04A0"/>
         <w:tblLayout w:type="fixed"/>
         <w:tblBorders>
-          <w:top w:val="single" w:sz="8" w:space="0" w:color="0B3D63"/>
-          <w:left w:val="nil"/>
-          <w:bottom w:val="single" w:sz="8" w:space="0" w:color="0B3D63"/>
-          <w:right w:val="nil"/>
-          <w:insideH w:val="single" w:sz="4" w:space="0" w:color="D5DDE5"/>
-          <w:insideV w:val="nil"/>
+          <w:top w:val="single" w:sz="4" w:space="0" w:color="D5DCE8"/>
+          <w:left w:val="single" w:sz="4" w:space="0" w:color="D5DCE8"/>
+          <w:bottom w:val="single" w:sz="4" w:space="0" w:color="D5DCE8"/>
+          <w:right w:val="single" w:sz="4" w:space="0" w:color="D5DCE8"/>
+          <w:insideH w:val="single" w:sz="4" w:space="0" w:color="D5DCE8"/>
+          <w:insideV w:val="single" w:sz="4" w:space="0" w:color="D5DCE8"/>
         </w:tblBorders>
         <w:tblCellMar>
-          <w:top w:w="45" w:type="dxa"/>
-          <w:bottom w:w="45" w:type="dxa"/>
-          <w:left w:w="85" w:type="dxa"/>
-          <w:right w:w="85" w:type="dxa"/>
+          <w:top w:w="50" w:type="dxa"/>
+          <w:bottom w:w="50" w:type="dxa"/>
+          <w:left w:w="90" w:type="dxa"/>
+          <w:right w:w="90" w:type="dxa"/>
         </w:tblCellMar>
       </w:tblPr>
       <w:tblGrid>
@@ -4246,16 +4226,20 @@
         <w:tc>
           <w:tcPr>
             <w:tcW w:type="dxa" w:w="1474"/>
-            <w:shd w:val="clear" w:color="auto" w:fill="0B3D63"/>
+            <w:shd w:val="clear" w:color="auto" w:fill="DCE6F5"/>
+            <w:tcBorders>
+              <w:bottom w:val="single" w:sz="8" w:space="0" w:color="0B3D63"/>
+            </w:tcBorders>
           </w:tcPr>
           <w:p>
             <w:pPr>
               <w:pStyle w:val="TabelaPCMD"/>
+              <w:jc w:val="center"/>
             </w:pPr>
             <w:r>
               <w:rPr>
                 <w:b/>
-                <w:color w:val="FFFFFF"/>
+                <w:color w:val="0B3D63"/>
               </w:rPr>
               <w:t>TAG</w:t>
             </w:r>
@@ -4264,16 +4248,20 @@
         <w:tc>
           <w:tcPr>
             <w:tcW w:type="dxa" w:w="3628"/>
-            <w:shd w:val="clear" w:color="auto" w:fill="0B3D63"/>
+            <w:shd w:val="clear" w:color="auto" w:fill="DCE6F5"/>
+            <w:tcBorders>
+              <w:bottom w:val="single" w:sz="8" w:space="0" w:color="0B3D63"/>
+            </w:tcBorders>
           </w:tcPr>
           <w:p>
             <w:pPr>
               <w:pStyle w:val="TabelaPCMD"/>
+              <w:jc w:val="center"/>
             </w:pPr>
             <w:r>
               <w:rPr>
                 <w:b/>
-                <w:color w:val="FFFFFF"/>
+                <w:color w:val="0B3D63"/>
               </w:rPr>
               <w:t>Descrição</w:t>
             </w:r>
@@ -4282,16 +4270,20 @@
         <w:tc>
           <w:tcPr>
             <w:tcW w:type="dxa" w:w="794"/>
-            <w:shd w:val="clear" w:color="auto" w:fill="0B3D63"/>
+            <w:shd w:val="clear" w:color="auto" w:fill="DCE6F5"/>
+            <w:tcBorders>
+              <w:bottom w:val="single" w:sz="8" w:space="0" w:color="0B3D63"/>
+            </w:tcBorders>
           </w:tcPr>
           <w:p>
             <w:pPr>
               <w:pStyle w:val="TabelaPCMD"/>
+              <w:jc w:val="center"/>
             </w:pPr>
             <w:r>
               <w:rPr>
                 <w:b/>
-                <w:color w:val="FFFFFF"/>
+                <w:color w:val="0B3D63"/>
               </w:rPr>
               <w:t>Setor</w:t>
             </w:r>
@@ -4300,16 +4292,20 @@
         <w:tc>
           <w:tcPr>
             <w:tcW w:type="dxa" w:w="1928"/>
-            <w:shd w:val="clear" w:color="auto" w:fill="0B3D63"/>
+            <w:shd w:val="clear" w:color="auto" w:fill="DCE6F5"/>
+            <w:tcBorders>
+              <w:bottom w:val="single" w:sz="8" w:space="0" w:color="0B3D63"/>
+            </w:tcBorders>
           </w:tcPr>
           <w:p>
             <w:pPr>
               <w:pStyle w:val="TabelaPCMD"/>
+              <w:jc w:val="center"/>
             </w:pPr>
             <w:r>
               <w:rPr>
                 <w:b/>
-                <w:color w:val="FFFFFF"/>
+                <w:color w:val="0B3D63"/>
               </w:rPr>
               <w:t>Tipo</w:t>
             </w:r>
@@ -4318,16 +4314,20 @@
         <w:tc>
           <w:tcPr>
             <w:tcW w:type="dxa" w:w="624"/>
-            <w:shd w:val="clear" w:color="auto" w:fill="0B3D63"/>
+            <w:shd w:val="clear" w:color="auto" w:fill="DCE6F5"/>
+            <w:tcBorders>
+              <w:bottom w:val="single" w:sz="8" w:space="0" w:color="0B3D63"/>
+            </w:tcBorders>
           </w:tcPr>
           <w:p>
             <w:pPr>
               <w:pStyle w:val="TabelaPCMD"/>
+              <w:jc w:val="center"/>
             </w:pPr>
             <w:r>
               <w:rPr>
                 <w:b/>
-                <w:color w:val="FFFFFF"/>
+                <w:color w:val="0B3D63"/>
               </w:rPr>
               <w:t>N1</w:t>
             </w:r>
@@ -4336,16 +4336,20 @@
         <w:tc>
           <w:tcPr>
             <w:tcW w:type="dxa" w:w="624"/>
-            <w:shd w:val="clear" w:color="auto" w:fill="0B3D63"/>
+            <w:shd w:val="clear" w:color="auto" w:fill="DCE6F5"/>
+            <w:tcBorders>
+              <w:bottom w:val="single" w:sz="8" w:space="0" w:color="0B3D63"/>
+            </w:tcBorders>
           </w:tcPr>
           <w:p>
             <w:pPr>
               <w:pStyle w:val="TabelaPCMD"/>
+              <w:jc w:val="center"/>
             </w:pPr>
             <w:r>
               <w:rPr>
                 <w:b/>
-                <w:color w:val="FFFFFF"/>
+                <w:color w:val="0B3D63"/>
               </w:rPr>
               <w:t>N2</w:t>
             </w:r>
@@ -4354,16 +4358,20 @@
         <w:tc>
           <w:tcPr>
             <w:tcW w:type="dxa" w:w="624"/>
-            <w:shd w:val="clear" w:color="auto" w:fill="0B3D63"/>
+            <w:shd w:val="clear" w:color="auto" w:fill="DCE6F5"/>
+            <w:tcBorders>
+              <w:bottom w:val="single" w:sz="8" w:space="0" w:color="0B3D63"/>
+            </w:tcBorders>
           </w:tcPr>
           <w:p>
             <w:pPr>
               <w:pStyle w:val="TabelaPCMD"/>
+              <w:jc w:val="center"/>
             </w:pPr>
             <w:r>
               <w:rPr>
                 <w:b/>
-                <w:color w:val="FFFFFF"/>
+                <w:color w:val="0B3D63"/>
               </w:rPr>
               <w:t>N3</w:t>
             </w:r>
@@ -4372,16 +4380,20 @@
         <w:tc>
           <w:tcPr>
             <w:tcW w:type="dxa" w:w="624"/>
-            <w:shd w:val="clear" w:color="auto" w:fill="0B3D63"/>
+            <w:shd w:val="clear" w:color="auto" w:fill="DCE6F5"/>
+            <w:tcBorders>
+              <w:bottom w:val="single" w:sz="8" w:space="0" w:color="0B3D63"/>
+            </w:tcBorders>
           </w:tcPr>
           <w:p>
             <w:pPr>
               <w:pStyle w:val="TabelaPCMD"/>
+              <w:jc w:val="center"/>
             </w:pPr>
             <w:r>
               <w:rPr>
                 <w:b/>
-                <w:color w:val="FFFFFF"/>
+                <w:color w:val="0B3D63"/>
               </w:rPr>
               <w:t>N4</w:t>
             </w:r>
@@ -4390,16 +4402,20 @@
         <w:tc>
           <w:tcPr>
             <w:tcW w:type="dxa" w:w="624"/>
-            <w:shd w:val="clear" w:color="auto" w:fill="0B3D63"/>
+            <w:shd w:val="clear" w:color="auto" w:fill="DCE6F5"/>
+            <w:tcBorders>
+              <w:bottom w:val="single" w:sz="8" w:space="0" w:color="0B3D63"/>
+            </w:tcBorders>
           </w:tcPr>
           <w:p>
             <w:pPr>
               <w:pStyle w:val="TabelaPCMD"/>
+              <w:jc w:val="center"/>
             </w:pPr>
             <w:r>
               <w:rPr>
                 <w:b/>
-                <w:color w:val="FFFFFF"/>
+                <w:color w:val="0B3D63"/>
               </w:rPr>
               <w:t>N5</w:t>
             </w:r>
@@ -4408,16 +4424,20 @@
         <w:tc>
           <w:tcPr>
             <w:tcW w:type="dxa" w:w="1361"/>
-            <w:shd w:val="clear" w:color="auto" w:fill="0B3D63"/>
+            <w:shd w:val="clear" w:color="auto" w:fill="DCE6F5"/>
+            <w:tcBorders>
+              <w:bottom w:val="single" w:sz="8" w:space="0" w:color="0B3D63"/>
+            </w:tcBorders>
           </w:tcPr>
           <w:p>
             <w:pPr>
               <w:pStyle w:val="TabelaPCMD"/>
+              <w:jc w:val="center"/>
             </w:pPr>
             <w:r>
               <w:rPr>
                 <w:b/>
-                <w:color w:val="FFFFFF"/>
+                <w:color w:val="0B3D63"/>
               </w:rPr>
               <w:t>Pontuação</w:t>
             </w:r>
@@ -4426,16 +4446,20 @@
         <w:tc>
           <w:tcPr>
             <w:tcW w:type="dxa" w:w="1134"/>
-            <w:shd w:val="clear" w:color="auto" w:fill="0B3D63"/>
+            <w:shd w:val="clear" w:color="auto" w:fill="DCE6F5"/>
+            <w:tcBorders>
+              <w:bottom w:val="single" w:sz="8" w:space="0" w:color="0B3D63"/>
+            </w:tcBorders>
           </w:tcPr>
           <w:p>
             <w:pPr>
               <w:pStyle w:val="TabelaPCMD"/>
+              <w:jc w:val="center"/>
             </w:pPr>
             <w:r>
               <w:rPr>
                 <w:b/>
-                <w:color w:val="FFFFFF"/>
+                <w:color w:val="0B3D63"/>
               </w:rPr>
               <w:t>Classe</w:t>
             </w:r>
@@ -4627,7 +4651,7 @@
     <w:p/>
     <w:sectPr>
       <w:pgSz w:w="16838" w:h="11906" w:orient="landscape"/>
-      <w:pgMar w:top="1361" w:right="1134" w:bottom="1474" w:left="1134" w:header="510" w:footer="454" w:gutter="0"/>
+      <w:pgMar w:top="850" w:right="1134" w:bottom="1298" w:left="1134" w:header="283" w:footer="680" w:gutter="0"/>
       <w:cols w:space="720"/>
       <w:docGrid w:linePitch="360"/>
     </w:sectPr>
@@ -4640,11 +4664,11 @@
   <w:p>
     <w:pPr>
       <w:pStyle w:val="AvisoPCMD"/>
+      <w:pBdr>
+        <w:top w:val="single" w:sz="6" w:space="4" w:color="B8C4D8"/>
+      </w:pBdr>
     </w:pPr>
     <w:r>
-      <w:rPr>
-        <w:sz w:val="16"/>
-      </w:rPr>
       <w:t>O material apoia a organização do PCM e não substitui a avaliação de profissional habilitado nem o texto oficial das normas. As periodicidades são base genérica e devem ser confirmadas com o manual do fabricante.</w:t>
     </w:r>
   </w:p>
@@ -4654,27 +4678,28 @@
       <w:tabs>
         <w:tab w:pos="9638" w:val="right"/>
       </w:tabs>
+      <w:spacing w:before="40"/>
     </w:pPr>
     <w:r>
       <w:rPr>
-        <w:sz w:val="16"/>
-      </w:rPr>
-      <w:t xml:space="preserve">PCMD-W1 · Revisão </w:t>
+        <w:sz w:val="17"/>
+      </w:rPr>
+      <w:t xml:space="preserve">PCM Direto · PCMD-W1 · Rev. </w:t>
     </w:r>
     <w:r>
       <w:rPr>
         <w:rStyle w:val="MarcadorPCMD"/>
-        <w:sz w:val="16"/>
+        <w:sz w:val="17"/>
       </w:rPr>
       <w:t>{{documento.revisao}}</w:t>
     </w:r>
     <w:r>
       <w:rPr>
-        <w:sz w:val="16"/>
-      </w:rPr>
-      <w:t xml:space="preserve"> · PCM Direto · Licença MIT</w:t>
+        <w:sz w:val="17"/>
+      </w:rPr>
+      <w:t xml:space="preserve"> · Licença MIT</w:t>
       <w:tab/>
-      <w:t xml:space="preserve">Página </w:t>
+      <w:t xml:space="preserve">Pág. </w:t>
     </w:r>
     <w:fldSimple w:instr="PAGE">
       <w:r>
@@ -4686,7 +4711,7 @@
     </w:fldSimple>
     <w:r>
       <w:rPr>
-        <w:sz w:val="16"/>
+        <w:sz w:val="17"/>
       </w:rPr>
       <w:t xml:space="preserve"> de </w:t>
     </w:r>
@@ -4704,65 +4729,220 @@
 
 <file path=word/header1.xml><?xml version="1.0" encoding="utf-8"?>
 <w:hdr xmlns:m="http://schemas.openxmlformats.org/officeDocument/2006/math" xmlns:mc="http://schemas.openxmlformats.org/markup-compatibility/2006" xmlns:mo="http://schemas.microsoft.com/office/mac/office/2008/main" xmlns:mv="urn:schemas-microsoft-com:mac:vml" xmlns:o="urn:schemas-microsoft-com:office:office" xmlns:r="http://schemas.openxmlformats.org/officeDocument/2006/relationships" xmlns:v="urn:schemas-microsoft-com:vml" xmlns:w10="urn:schemas-microsoft-com:office:word" xmlns:w14="http://schemas.microsoft.com/office/word/2010/wordml" xmlns:w="http://schemas.openxmlformats.org/wordprocessingml/2006/main" xmlns:wne="http://schemas.microsoft.com/office/word/2006/wordml" xmlns:wp14="http://schemas.microsoft.com/office/word/2010/wordprocessingDrawing" xmlns:wp="http://schemas.openxmlformats.org/drawingml/2006/wordprocessingDrawing" xmlns:wpc="http://schemas.microsoft.com/office/word/2010/wordprocessingCanvas" xmlns:wpg="http://schemas.microsoft.com/office/word/2010/wordprocessingGroup" xmlns:wpi="http://schemas.microsoft.com/office/word/2010/wordprocessingInk" xmlns:wps="http://schemas.microsoft.com/office/word/2010/wordprocessingShape" mc:Ignorable="w14 wp14">
+  <w:tbl>
+    <w:tblPr>
+      <w:tblW w:type="auto" w:w="0"/>
+      <w:jc w:val="center"/>
+      <w:tblLayout w:type="fixed"/>
+      <w:tblLook w:firstColumn="1" w:firstRow="1" w:lastColumn="0" w:lastRow="0" w:noHBand="0" w:noVBand="1" w:val="04A0"/>
+      <w:tblLayout w:type="fixed"/>
+      <w:tblBorders>
+        <w:top w:val="single" w:sz="6" w:space="0" w:color="B8C4D8"/>
+        <w:left w:val="single" w:sz="6" w:space="0" w:color="B8C4D8"/>
+        <w:bottom w:val="single" w:sz="6" w:space="0" w:color="B8C4D8"/>
+        <w:right w:val="single" w:sz="6" w:space="0" w:color="B8C4D8"/>
+        <w:insideH w:val="single" w:sz="6" w:space="0" w:color="B8C4D8"/>
+        <w:insideV w:val="single" w:sz="6" w:space="0" w:color="B8C4D8"/>
+      </w:tblBorders>
+      <w:tblCellMar>
+        <w:top w:w="50" w:type="dxa"/>
+        <w:bottom w:w="50" w:type="dxa"/>
+        <w:left w:w="90" w:type="dxa"/>
+        <w:right w:w="90" w:type="dxa"/>
+      </w:tblCellMar>
+    </w:tblPr>
+    <w:tblGrid>
+      <w:gridCol w:w="2750"/>
+      <w:gridCol w:w="4479"/>
+      <w:gridCol w:w="2409"/>
+    </w:tblGrid>
+    <w:tr>
+      <w:tc>
+        <w:tcPr>
+          <w:tcW w:type="dxa" w:w="2750"/>
+          <w:vAlign w:val="center"/>
+        </w:tcPr>
+        <w:p>
+          <w:pPr>
+            <w:spacing w:after="0" w:line="240" w:lineRule="auto"/>
+            <w:jc w:val="center"/>
+          </w:pPr>
+          <w:r>
+            <w:drawing>
+              <wp:inline xmlns:a="http://schemas.openxmlformats.org/drawingml/2006/main" xmlns:pic="http://schemas.openxmlformats.org/drawingml/2006/picture">
+                <wp:extent cx="1512000" cy="353516"/>
+                <wp:docPr id="1" name="Picture 1"/>
+                <wp:cNvGraphicFramePr>
+                  <a:graphicFrameLocks noChangeAspect="1"/>
+                </wp:cNvGraphicFramePr>
+                <a:graphic>
+                  <a:graphicData uri="http://schemas.openxmlformats.org/drawingml/2006/picture">
+                    <pic:pic>
+                      <pic:nvPicPr>
+                        <pic:cNvPr id="0" name="logo-pcm-direto.png"/>
+                        <pic:cNvPicPr/>
+                      </pic:nvPicPr>
+                      <pic:blipFill>
+                        <a:blip r:embed="rId1"/>
+                        <a:stretch>
+                          <a:fillRect/>
+                        </a:stretch>
+                      </pic:blipFill>
+                      <pic:spPr>
+                        <a:xfrm>
+                          <a:off x="0" y="0"/>
+                          <a:ext cx="1512000" cy="353516"/>
+                        </a:xfrm>
+                        <a:prstGeom prst="rect"/>
+                      </pic:spPr>
+                    </pic:pic>
+                  </a:graphicData>
+                </a:graphic>
+              </wp:inline>
+            </w:drawing>
+          </w:r>
+        </w:p>
+      </w:tc>
+      <w:tc>
+        <w:tcPr>
+          <w:tcW w:type="dxa" w:w="4479"/>
+          <w:vAlign w:val="center"/>
+        </w:tcPr>
+        <w:p>
+          <w:pPr>
+            <w:spacing w:after="0" w:line="240" w:lineRule="auto"/>
+            <w:jc w:val="center"/>
+          </w:pPr>
+          <w:r>
+            <w:rPr>
+              <w:rFonts w:ascii="Arial Black" w:hAnsi="Arial Black" w:cs="Arial Black"/>
+              <w:color w:val="000000"/>
+              <w:sz w:val="24"/>
+            </w:rPr>
+            <w:t>MANUAL DE GESTÃO DE ATIVOS</w:t>
+          </w:r>
+        </w:p>
+        <w:p>
+          <w:pPr>
+            <w:spacing w:after="0" w:line="240" w:lineRule="auto"/>
+            <w:jc w:val="center"/>
+          </w:pPr>
+          <w:r>
+            <w:rPr>
+              <w:b/>
+              <w:color w:val="B85C00"/>
+              <w:sz w:val="17"/>
+            </w:rPr>
+            <w:t>PCMD-W1</w:t>
+          </w:r>
+        </w:p>
+      </w:tc>
+      <w:tc>
+        <w:tcPr>
+          <w:tcW w:type="dxa" w:w="2409"/>
+          <w:vAlign w:val="center"/>
+        </w:tcPr>
+        <w:p>
+          <w:pPr>
+            <w:spacing w:after="0" w:line="240" w:lineRule="auto"/>
+            <w:jc w:val="center"/>
+          </w:pPr>
+          <w:r>
+            <w:rPr>
+              <w:rFonts w:ascii="Arial Black" w:hAnsi="Arial Black" w:cs="Arial Black"/>
+              <w:sz w:val="16"/>
+            </w:rPr>
+            <w:t xml:space="preserve">Rev. </w:t>
+          </w:r>
+          <w:r>
+            <w:rPr>
+              <w:rFonts w:ascii="Arial Black" w:hAnsi="Arial Black" w:cs="Arial Black"/>
+              <w:rStyle w:val="MarcadorPCMD"/>
+              <w:sz w:val="16"/>
+            </w:rPr>
+            <w:t>{{documento.revisao}}</w:t>
+          </w:r>
+          <w:r>
+            <w:rPr>
+              <w:rFonts w:ascii="Arial Black" w:hAnsi="Arial Black" w:cs="Arial Black"/>
+              <w:sz w:val="16"/>
+            </w:rPr>
+            <w:t xml:space="preserve"> · </w:t>
+          </w:r>
+          <w:r>
+            <w:rPr>
+              <w:rFonts w:ascii="Arial Black" w:hAnsi="Arial Black" w:cs="Arial Black"/>
+              <w:rStyle w:val="MarcadorPCMD"/>
+              <w:sz w:val="16"/>
+            </w:rPr>
+            <w:t>{{documento.data}}</w:t>
+          </w:r>
+        </w:p>
+        <w:p>
+          <w:pPr>
+            <w:spacing w:after="0" w:line="240" w:lineRule="auto"/>
+            <w:jc w:val="center"/>
+          </w:pPr>
+          <w:r>
+            <w:rPr>
+              <w:rFonts w:ascii="Arial Narrow" w:hAnsi="Arial Narrow" w:cs="Arial Narrow"/>
+              <w:b/>
+              <w:color w:val="64717D"/>
+              <w:sz w:val="16"/>
+            </w:rPr>
+            <w:t xml:space="preserve">Elaborado: </w:t>
+          </w:r>
+          <w:r>
+            <w:rPr>
+              <w:rFonts w:ascii="Arial Narrow" w:hAnsi="Arial Narrow" w:cs="Arial Narrow"/>
+              <w:rStyle w:val="MarcadorPCMD"/>
+              <w:b/>
+              <w:sz w:val="16"/>
+            </w:rPr>
+            <w:t>{{documento.elaborador}}</w:t>
+          </w:r>
+          <w:r>
+            <w:rPr>
+              <w:rFonts w:ascii="Arial Narrow" w:hAnsi="Arial Narrow" w:cs="Arial Narrow"/>
+              <w:b/>
+              <w:color w:val="64717D"/>
+              <w:sz w:val="16"/>
+            </w:rPr>
+            <w:t xml:space="preserve"> · Aprovado: </w:t>
+          </w:r>
+          <w:r>
+            <w:rPr>
+              <w:rFonts w:ascii="Arial Narrow" w:hAnsi="Arial Narrow" w:cs="Arial Narrow"/>
+              <w:rStyle w:val="MarcadorPCMD"/>
+              <w:b/>
+              <w:sz w:val="16"/>
+            </w:rPr>
+            <w:t>{{documento.aprovador}}</w:t>
+          </w:r>
+        </w:p>
+      </w:tc>
+    </w:tr>
+  </w:tbl>
   <w:p>
     <w:pPr>
       <w:pStyle w:val="Header"/>
-      <w:tabs>
-        <w:tab w:pos="9638" w:val="right"/>
-      </w:tabs>
+      <w:spacing w:before="0" w:after="0" w:lineRule="exact" w:line="340"/>
+      <w:jc w:val="center"/>
+      <w:shd w:val="clear" w:color="auto" w:fill="0B3D63"/>
     </w:pPr>
     <w:r>
-      <w:drawing>
-        <wp:inline xmlns:a="http://schemas.openxmlformats.org/drawingml/2006/main" xmlns:pic="http://schemas.openxmlformats.org/drawingml/2006/picture">
-          <wp:extent cx="396000" cy="396000"/>
-          <wp:docPr id="1" name="Picture 1"/>
-          <wp:cNvGraphicFramePr>
-            <a:graphicFrameLocks noChangeAspect="1"/>
-          </wp:cNvGraphicFramePr>
-          <a:graphic>
-            <a:graphicData uri="http://schemas.openxmlformats.org/drawingml/2006/picture">
-              <pic:pic>
-                <pic:nvPicPr>
-                  <pic:cNvPr id="0" name="icone-512.png"/>
-                  <pic:cNvPicPr/>
-                </pic:nvPicPr>
-                <pic:blipFill>
-                  <a:blip r:embed="rId1"/>
-                  <a:stretch>
-                    <a:fillRect/>
-                  </a:stretch>
-                </pic:blipFill>
-                <pic:spPr>
-                  <a:xfrm>
-                    <a:off x="0" y="0"/>
-                    <a:ext cx="396000" cy="396000"/>
-                  </a:xfrm>
-                  <a:prstGeom prst="rect"/>
-                </pic:spPr>
-              </pic:pic>
-            </a:graphicData>
-          </a:graphic>
-        </wp:inline>
-      </w:drawing>
+      <w:rPr>
+        <w:rFonts w:ascii="Arial Black" w:hAnsi="Arial Black" w:cs="Arial Black"/>
+        <w:color w:val="FFFFFF"/>
+        <w:sz w:val="18"/>
+      </w:rPr>
+      <w:t xml:space="preserve">MANUAL · </w:t>
     </w:r>
     <w:r>
       <w:rPr>
-        <w:b/>
-        <w:color w:val="0B3D63"/>
+        <w:rFonts w:ascii="Arial Black" w:hAnsi="Arial Black" w:cs="Arial Black"/>
+        <w:rStyle w:val="MarcadorPCMD"/>
         <w:sz w:val="18"/>
-      </w:rPr>
-      <w:tab/>
-      <w:t>PCMD-W1 · Manual de Gestão de Ativos</w:t>
-    </w:r>
-  </w:p>
-  <w:p>
-    <w:pPr>
-      <w:jc w:val="right"/>
-    </w:pPr>
-    <w:r>
-      <w:rPr>
-        <w:rStyle w:val="MarcadorPCMD"/>
-        <w:sz w:val="16"/>
       </w:rPr>
       <w:t>{{organizacao.nome}}</w:t>
     </w:r>
@@ -5134,11 +5314,13 @@
     <w:qFormat/>
     <w:rsid w:val="00FC693F"/>
     <w:pPr>
-      <w:spacing w:after="80" w:line="264" w:lineRule="auto"/>
+      <w:spacing w:after="100" w:line="276" w:lineRule="auto"/>
+      <w:jc w:val="both"/>
     </w:pPr>
     <w:rPr>
       <w:rFonts w:ascii="Arial" w:hAnsi="Arial" w:cs="Arial" w:eastAsia="Arial"/>
-      <w:sz w:val="21"/>
+      <w:color w:val="1F2937"/>
+      <w:sz w:val="20"/>
       <w:lang w:val="pt-BR"/>
     </w:rPr>
   </w:style>
@@ -5197,18 +5379,20 @@
     <w:pPr>
       <w:keepNext/>
       <w:keepLines/>
-      <w:spacing w:before="280" w:after="80"/>
+      <w:spacing w:before="240" w:after="100"/>
+      <w:jc w:val="left"/>
       <w:outlineLvl w:val="0"/>
       <w:pBdr>
-        <w:bottom w:val="single" w:sz="6" w:space="3" w:color="D5DDE5"/>
+        <w:bottom w:val="single" w:sz="6" w:space="2" w:color="0B3D63"/>
       </w:pBdr>
     </w:pPr>
     <w:rPr>
-      <w:rFonts w:ascii="Arial" w:hAnsi="Arial" w:cs="Arial" w:eastAsia="Arial"/>
-      <w:b/>
+      <w:rFonts w:ascii="Arial Black" w:hAnsi="Arial Black" w:cs="Arial Black" w:eastAsia="Arial Black"/>
+      <w:b w:val="0"/>
       <w:bCs/>
+      <w:i w:val="0"/>
       <w:color w:val="0B3D63"/>
-      <w:sz w:val="26"/>
+      <w:sz w:val="22"/>
       <w:szCs w:val="28"/>
     </w:rPr>
   </w:style>
@@ -5224,15 +5408,17 @@
     <w:pPr>
       <w:keepNext/>
       <w:keepLines/>
-      <w:spacing w:before="160" w:after="80"/>
+      <w:spacing w:before="160" w:after="60"/>
+      <w:jc w:val="left"/>
       <w:outlineLvl w:val="1"/>
     </w:pPr>
     <w:rPr>
       <w:rFonts w:ascii="Arial" w:hAnsi="Arial" w:cs="Arial" w:eastAsia="Arial"/>
       <w:b/>
       <w:bCs/>
+      <w:i w:val="0"/>
       <w:color w:val="0B3D63"/>
-      <w:sz w:val="22"/>
+      <w:sz w:val="21"/>
       <w:szCs w:val="26"/>
     </w:rPr>
   </w:style>
@@ -5248,15 +5434,17 @@
     <w:pPr>
       <w:keepNext/>
       <w:keepLines/>
-      <w:spacing w:before="160" w:after="80"/>
+      <w:spacing w:before="160" w:after="60"/>
+      <w:jc w:val="left"/>
       <w:outlineLvl w:val="2"/>
     </w:pPr>
     <w:rPr>
       <w:rFonts w:ascii="Arial" w:hAnsi="Arial" w:cs="Arial" w:eastAsia="Arial"/>
       <w:b/>
       <w:bCs/>
+      <w:i w:val="0"/>
       <w:color w:val="0B3D63"/>
-      <w:sz w:val="21"/>
+      <w:sz w:val="20"/>
     </w:rPr>
   </w:style>
   <w:style w:type="paragraph" w:styleId="Heading4">
@@ -5487,21 +5675,18 @@
     <w:qFormat/>
     <w:rsid w:val="00FC693F"/>
     <w:pPr>
-      <w:keepNext/>
       <w:pBdr>
         <w:bottom w:val="single" w:sz="8" w:space="4" w:color="4F81BD" w:themeColor="accent1"/>
-        <w:bottom w:val="single" w:sz="12" w:space="4" w:color="0B3D63"/>
       </w:pBdr>
-      <w:spacing w:after="40" w:line="240" w:lineRule="auto" w:before="160"/>
+      <w:spacing w:after="300" w:line="240" w:lineRule="auto"/>
       <w:contextualSpacing/>
     </w:pPr>
     <w:rPr>
-      <w:rFonts w:ascii="Arial" w:hAnsi="Arial" w:cs="Arial" w:eastAsia="Arial"/>
-      <w:b/>
-      <w:color w:val="0B3D63"/>
+      <w:rFonts w:asciiTheme="majorHAnsi" w:eastAsiaTheme="majorEastAsia" w:hAnsiTheme="majorHAnsi" w:cstheme="majorBidi"/>
+      <w:color w:val="17365D" w:themeColor="text2" w:themeShade="BF"/>
       <w:spacing w:val="5"/>
       <w:kern w:val="28"/>
-      <w:sz w:val="40"/>
+      <w:sz w:val="52"/>
       <w:szCs w:val="52"/>
     </w:rPr>
   </w:style>
@@ -16848,18 +17033,23 @@
     <w:name w:val="Aviso PCMD"/>
     <w:basedOn w:val="Normal"/>
     <w:pPr>
-      <w:spacing w:after="0"/>
+      <w:spacing w:after="0" w:line="240" w:lineRule="auto"/>
+      <w:jc w:val="left"/>
     </w:pPr>
     <w:rPr>
+      <w:rFonts w:ascii="Arial Narrow" w:hAnsi="Arial Narrow"/>
+      <w:color w:val="64717D"/>
       <w:sz w:val="16"/>
     </w:rPr>
   </w:style>
   <w:style w:type="paragraph" w:customStyle="1" w:styleId="NotaPCMD">
     <w:name w:val="Nota PCMD"/>
     <w:basedOn w:val="Normal"/>
+    <w:pPr>
+      <w:jc w:val="left"/>
+    </w:pPr>
     <w:rPr>
-      <w:i/>
-      <w:color w:val="404040"/>
+      <w:color w:val="64717D"/>
       <w:sz w:val="18"/>
     </w:rPr>
   </w:style>
@@ -16868,9 +17058,11 @@
     <w:basedOn w:val="Normal"/>
     <w:pPr>
       <w:spacing w:before="80" w:after="160"/>
-      <w:ind w:left="170" w:right="113"/>
+      <w:ind w:left="142"/>
+      <w:jc w:val="left"/>
     </w:pPr>
     <w:rPr>
+      <w:rFonts w:ascii="Arial Narrow" w:hAnsi="Arial Narrow"/>
       <w:sz w:val="19"/>
     </w:rPr>
   </w:style>
@@ -16879,6 +17071,7 @@
     <w:basedOn w:val="Normal"/>
     <w:pPr>
       <w:spacing w:after="0" w:line="240" w:lineRule="auto"/>
+      <w:jc w:val="left"/>
     </w:pPr>
     <w:rPr>
       <w:sz w:val="18"/>

--- a/entrega-templates/manuais/PCMD-W1-Manual-Gestao-Ativos.docx
+++ b/entrega-templates/manuais/PCMD-W1-Manual-Gestao-Ativos.docx
@@ -4822,20 +4822,6 @@
             <w:t>MANUAL DE GESTÃO DE ATIVOS</w:t>
           </w:r>
         </w:p>
-        <w:p>
-          <w:pPr>
-            <w:spacing w:after="0" w:line="240" w:lineRule="auto"/>
-            <w:jc w:val="center"/>
-          </w:pPr>
-          <w:r>
-            <w:rPr>
-              <w:b/>
-              <w:color w:val="B85C00"/>
-              <w:sz w:val="17"/>
-            </w:rPr>
-            <w:t>PCMD-W1</w:t>
-          </w:r>
-        </w:p>
       </w:tc>
       <w:tc>
         <w:tcPr>
